--- a/Sprint6/Informe_Patrones_Cudeca.docx
+++ b/Sprint6/Informe_Patrones_Cudeca.docx
@@ -10,7 +10,18 @@
       </w:pPr>
       <w:r>
         <w:rPr/>
-        <w:t>Informe de Refactorización con Patrones de Diseño</w:t>
+        <w:t>Patrones Creacionales y Seguridad</w:t>
+      </w:r>
+    </w:p>
+    <w:p>
+      <w:pPr>
+        <w:pStyle w:val="Normal"/>
+        <w:jc w:val="center"/>
+        <w:rPr/>
+      </w:pPr>
+      <w:r>
+        <w:rPr/>
+        <w:t>Proyecto: Gestión de Eventos y Donaciones - Fundación Cudeca</w:t>
       </w:r>
     </w:p>
     <w:p>
@@ -26,15 +37,6 @@
     </w:p>
     <w:p>
       <w:pPr>
-        <w:pStyle w:val="Normal"/>
-        <w:rPr/>
-      </w:pPr>
-      <w:r>
-        <w:rPr/>
-      </w:r>
-    </w:p>
-    <w:p>
-      <w:pPr>
         <w:pStyle w:val="Heading1"/>
         <w:rPr/>
       </w:pPr>
@@ -50,7 +52,7 @@
       </w:pPr>
       <w:r>
         <w:rPr/>
-        <w:t>El objetivo de esta refactorización ha sido desacoplar la lógica de negocio de las rutas de la aplicación (app.py), mejorar la mantenibilidad del código y facilitar la escalabilidad futura. Para ello, se han implementado cinco patrones de diseño de tipo Creacional, encargados de abstraer el proceso de instanciación de objetos.</w:t>
+        <w:t>El objetivo de este desarrollo ha sido desacoplar la lógica de negocio mediante patrones de diseño, así como asegurar la integridad de los datos y la funcionalidad de los periféricos mediante la implementación de protocolos de seguridad robustos.</w:t>
       </w:r>
     </w:p>
     <w:p>
@@ -70,7 +72,7 @@
       </w:pPr>
       <w:r>
         <w:rPr/>
-        <w:t>A continuación se detallan los patrones implementados en los archivos patterns.py y models.py.</w:t>
+        <w:t>A continuación se detallan los patrones implementados para la estructuración del código.</w:t>
       </w:r>
     </w:p>
     <w:p>
@@ -92,7 +94,7 @@
         <w:rPr>
           <w:b/>
         </w:rPr>
-        <w:t xml:space="preserve">Clase: </w:t>
+        <w:t xml:space="preserve">Clase / Herramienta: </w:t>
       </w:r>
       <w:r>
         <w:rPr/>
@@ -136,7 +138,7 @@
       </w:r>
       <w:r>
         <w:rPr/>
-        <w:t>Múltiples partes de la aplicación necesitaban acceder a las rutas, y la inicialización de directorios podría ejecutarse múltiples veces innecesariamente.</w:t>
+        <w:t>Inicialización múltiple de directorios y rutas dispersas ("hardcoded") en el código.</w:t>
       </w:r>
     </w:p>
     <w:p>
@@ -152,7 +154,7 @@
       </w:r>
       <w:r>
         <w:rPr/>
-        <w:t>Garantiza una única instancia de configuración. Asegura que los directorios se verifiquen una sola vez y proporciona acceso global.</w:t>
+        <w:t>Garantiza una única instancia de configuración global que verifica los directorios una sola vez al inicio.</w:t>
       </w:r>
     </w:p>
     <w:p>
@@ -174,7 +176,7 @@
         <w:rPr>
           <w:b/>
         </w:rPr>
-        <w:t xml:space="preserve">Clase: </w:t>
+        <w:t xml:space="preserve">Clase / Herramienta: </w:t>
       </w:r>
       <w:r>
         <w:rPr/>
@@ -202,7 +204,7 @@
       </w:pPr>
       <w:r>
         <w:rPr/>
-        <w:t>El sistema requiere procesar pagos de diferentes tipos (Tarjeta, Bizum, PayPal) y es escalable.</w:t>
+        <w:t>El sistema requiere procesar pagos de diferentes tipos (Tarjeta, Bizum, PayPal) de forma escalable.</w:t>
       </w:r>
     </w:p>
     <w:p>
@@ -218,7 +220,7 @@
       </w:r>
       <w:r>
         <w:rPr/>
-        <w:t>Tener lógica condicional (if/else) dentro de las rutas de Flask hace que el código sea difícil de mantener y viola el principio Open/Closed.</w:t>
+        <w:t>El uso de condicionales (if/else) en los controladores viola el principio Open/Closed y dificulta el mantenimiento.</w:t>
       </w:r>
     </w:p>
     <w:p>
@@ -234,7 +236,7 @@
       </w:r>
       <w:r>
         <w:rPr/>
-        <w:t>Encapsula la decisión de creación. El cliente solicita un procesador pasando el nombre del método sin conocer la lógica interna de cada pasarela.</w:t>
+        <w:t>Encapsula la creación del procesador de pagos. El cliente solicita un método sin conocer la lógica interna de la pasarela.</w:t>
       </w:r>
     </w:p>
     <w:p>
@@ -256,7 +258,7 @@
         <w:rPr>
           <w:b/>
         </w:rPr>
-        <w:t xml:space="preserve">Clase: </w:t>
+        <w:t xml:space="preserve">Clase / Herramienta: </w:t>
       </w:r>
       <w:r>
         <w:rPr/>
@@ -284,7 +286,7 @@
       </w:pPr>
       <w:r>
         <w:rPr/>
-        <w:t>La creación de un objeto Evento es compleja: requiere datos básicos, conversión de fechas, precios y gestión de ficheros de imagen.</w:t>
+        <w:t>La creación de un Evento es compleja (datos, fechas, precios, ficheros de imagen).</w:t>
       </w:r>
     </w:p>
     <w:p>
@@ -300,7 +302,7 @@
       </w:r>
       <w:r>
         <w:rPr/>
-        <w:t>La ruta /admin/evento/crear estaba sobrecargada con lógica de validación, conversión de tipos y guardado de archivos en disco.</w:t>
+        <w:t>Controladores sobrecargados con lógica de validación, conversión de tipos y gestión de sistema de archivos.</w:t>
       </w:r>
     </w:p>
     <w:p>
@@ -316,7 +318,7 @@
       </w:r>
       <w:r>
         <w:rPr/>
-        <w:t>Permite construir el objeto paso a paso. Limpia la ruta de administración y encapsula la lógica "sucia" de gestión de archivos.</w:t>
+        <w:t>Construye el objeto paso a paso, limpiando el controlador y encapsulando la gestión de archivos.</w:t>
       </w:r>
     </w:p>
     <w:p>
@@ -338,7 +340,7 @@
         <w:rPr>
           <w:b/>
         </w:rPr>
-        <w:t xml:space="preserve">Clase: </w:t>
+        <w:t xml:space="preserve">Clase / Herramienta: </w:t>
       </w:r>
       <w:r>
         <w:rPr/>
@@ -366,7 +368,7 @@
       </w:pPr>
       <w:r>
         <w:rPr/>
-        <w:t>La compra de una entrada y la de un boleto son transacciones similares pero generan familias de productos distintos (con o sin QR).</w:t>
+        <w:t>Necesidad de tratar compras de entradas y rifas de forma polimórfica, aunque generen productos distintos.</w:t>
       </w:r>
     </w:p>
     <w:p>
@@ -382,7 +384,7 @@
       </w:r>
       <w:r>
         <w:rPr/>
-        <w:t>Familia Evento genera Entrada + QR físico. Familia Rifa genera Boleto sin token físico.</w:t>
+        <w:t>Los Eventos generan Entradas + QRs. Las Rifas generan Boletos sin QR.</w:t>
       </w:r>
     </w:p>
     <w:p>
@@ -398,61 +400,7 @@
       </w:r>
       <w:r>
         <w:rPr/>
-        <w:t>Permite tratar ambas compras de forma polimórfica en el controlador, garantizando la coherencia entre los objetos creados (DB Record + Access Token).</w:t>
-      </w:r>
-    </w:p>
-    <w:p>
-      <w:pPr>
-        <w:pStyle w:val="ListParagraph"/>
-        <w:rPr/>
-      </w:pPr>
-      <w:r>
-        <w:rPr/>
-      </w:r>
-    </w:p>
-    <w:p>
-      <w:pPr>
-        <w:pStyle w:val="ListParagraph"/>
-        <w:rPr/>
-      </w:pPr>
-      <w:r>
-        <w:rPr/>
-      </w:r>
-    </w:p>
-    <w:p>
-      <w:pPr>
-        <w:pStyle w:val="ListParagraph"/>
-        <w:rPr/>
-      </w:pPr>
-      <w:r>
-        <w:rPr/>
-      </w:r>
-    </w:p>
-    <w:p>
-      <w:pPr>
-        <w:pStyle w:val="ListParagraph"/>
-        <w:rPr/>
-      </w:pPr>
-      <w:r>
-        <w:rPr/>
-      </w:r>
-    </w:p>
-    <w:p>
-      <w:pPr>
-        <w:pStyle w:val="ListParagraph"/>
-        <w:rPr/>
-      </w:pPr>
-      <w:r>
-        <w:rPr/>
-      </w:r>
-    </w:p>
-    <w:p>
-      <w:pPr>
-        <w:pStyle w:val="ListParagraph"/>
-        <w:rPr/>
-      </w:pPr>
-      <w:r>
-        <w:rPr/>
+        <w:t>Garantiza la coherencia entre los objetos creados (Registro BD + Token de Acceso) según la familia de la transacción.</w:t>
       </w:r>
     </w:p>
     <w:p>
@@ -474,7 +422,7 @@
         <w:rPr>
           <w:b/>
         </w:rPr>
-        <w:t xml:space="preserve">Clase: </w:t>
+        <w:t xml:space="preserve">Clase / Herramienta: </w:t>
       </w:r>
       <w:r>
         <w:rPr/>
@@ -502,7 +450,7 @@
       </w:pPr>
       <w:r>
         <w:rPr/>
-        <w:t>Necesidad administrativa de crear eventos o rifas recurrentes idénticos a uno anterior salvo por la fecha.</w:t>
+        <w:t>Necesidad administrativa de duplicar eventos recurrentes.</w:t>
       </w:r>
     </w:p>
     <w:p>
@@ -518,7 +466,7 @@
       </w:r>
       <w:r>
         <w:rPr/>
-        <w:t>Tener que rellenar todo el formulario manualmente cada vez es ineficiente y propenso a errores.</w:t>
+        <w:t>La reintroducción manual de datos es ineficiente y propensa a errores humanos.</w:t>
       </w:r>
     </w:p>
     <w:p>
@@ -534,7 +482,195 @@
       </w:r>
       <w:r>
         <w:rPr/>
-        <w:t>Permite copiar una instancia existente en memoria, lista para ser modificada levemente y guardada como nueva.</w:t>
+        <w:t>Permite clonar una instancia existente en memoria para guardarla como una nueva entidad.</w:t>
+      </w:r>
+      <w:r>
+        <w:br w:type="page"/>
+      </w:r>
+    </w:p>
+    <w:p>
+      <w:pPr>
+        <w:pStyle w:val="Heading1"/>
+        <w:spacing w:before="0" w:after="0"/>
+        <w:rPr/>
+      </w:pPr>
+      <w:r>
+        <w:rPr/>
+        <w:t>3. Seguridad e Infraestructura</w:t>
+      </w:r>
+    </w:p>
+    <w:p>
+      <w:pPr>
+        <w:pStyle w:val="Normal"/>
+        <w:rPr/>
+      </w:pPr>
+      <w:r>
+        <w:rPr/>
+        <w:t>Medidas implementadas para proteger los datos y habilitar funcionalidades hardware.</w:t>
+      </w:r>
+    </w:p>
+    <w:p>
+      <w:pPr>
+        <w:pStyle w:val="Heading2"/>
+        <w:rPr/>
+      </w:pPr>
+      <w:r>
+        <w:rPr/>
+        <w:t>A. Encriptación de Credenciales</w:t>
+      </w:r>
+    </w:p>
+    <w:p>
+      <w:pPr>
+        <w:pStyle w:val="Normal"/>
+        <w:rPr/>
+      </w:pPr>
+      <w:r>
+        <w:rPr>
+          <w:b/>
+        </w:rPr>
+        <w:t xml:space="preserve">Clase / Herramienta: </w:t>
+      </w:r>
+      <w:r>
+        <w:rPr/>
+        <w:t>Werkzeug Security (generate_password_hash, check_password_hash)</w:t>
+      </w:r>
+    </w:p>
+    <w:p>
+      <w:pPr>
+        <w:pStyle w:val="ListBullet"/>
+        <w:numPr>
+          <w:ilvl w:val="0"/>
+          <w:numId w:val="1"/>
+        </w:numPr>
+        <w:rPr/>
+      </w:pPr>
+      <w:r>
+        <w:rPr/>
+        <w:t>Justificación:</w:t>
+      </w:r>
+    </w:p>
+    <w:p>
+      <w:pPr>
+        <w:pStyle w:val="ListParagraph"/>
+        <w:rPr/>
+      </w:pPr>
+      <w:r>
+        <w:rPr/>
+        <w:t>Protección crítica de la identidad de los usuarios y administradores en la base de datos.</w:t>
+      </w:r>
+    </w:p>
+    <w:p>
+      <w:pPr>
+        <w:pStyle w:val="ListParagraph"/>
+        <w:rPr/>
+      </w:pPr>
+      <w:r>
+        <w:rPr>
+          <w:b/>
+        </w:rPr>
+        <w:t xml:space="preserve">Problema: </w:t>
+      </w:r>
+      <w:r>
+        <w:rPr/>
+        <w:t>Almacenar contraseñas en texto plano es una vulnerabilidad crítica; en caso de filtración de la base de datos (SQL Injection), las cuentas quedarían expuestas.</w:t>
+      </w:r>
+    </w:p>
+    <w:p>
+      <w:pPr>
+        <w:pStyle w:val="ListParagraph"/>
+        <w:rPr/>
+      </w:pPr>
+      <w:r>
+        <w:rPr>
+          <w:b/>
+        </w:rPr>
+        <w:t xml:space="preserve">Solución: </w:t>
+      </w:r>
+      <w:r>
+        <w:rPr/>
+        <w:t>Uso del algoritmo de hashing pbkdf2:sha256 con sal (salt). La contraseña real nunca se guarda; solo se almacena su huella criptográfica irrecuperable.</w:t>
+      </w:r>
+    </w:p>
+    <w:p>
+      <w:pPr>
+        <w:pStyle w:val="Heading2"/>
+        <w:rPr/>
+      </w:pPr>
+      <w:r>
+        <w:rPr/>
+        <w:t>B. Protocolo Seguro HTTPS</w:t>
+      </w:r>
+    </w:p>
+    <w:p>
+      <w:pPr>
+        <w:pStyle w:val="Normal"/>
+        <w:rPr/>
+      </w:pPr>
+      <w:r>
+        <w:rPr>
+          <w:b/>
+        </w:rPr>
+        <w:t xml:space="preserve">Clase / Herramienta: </w:t>
+      </w:r>
+      <w:r>
+        <w:rPr/>
+        <w:t>Flask SSL Context (Ad-hoc) / Librería Cryptography</w:t>
+      </w:r>
+    </w:p>
+    <w:p>
+      <w:pPr>
+        <w:pStyle w:val="ListBullet"/>
+        <w:numPr>
+          <w:ilvl w:val="0"/>
+          <w:numId w:val="1"/>
+        </w:numPr>
+        <w:rPr/>
+      </w:pPr>
+      <w:r>
+        <w:rPr/>
+        <w:t>Justificación:</w:t>
+      </w:r>
+    </w:p>
+    <w:p>
+      <w:pPr>
+        <w:pStyle w:val="ListParagraph"/>
+        <w:rPr/>
+      </w:pPr>
+      <w:r>
+        <w:rPr/>
+        <w:t>Requisito técnico indispensable para el funcionamiento del escáner QR y la integridad de los datos.</w:t>
+      </w:r>
+    </w:p>
+    <w:p>
+      <w:pPr>
+        <w:pStyle w:val="ListParagraph"/>
+        <w:rPr/>
+      </w:pPr>
+      <w:r>
+        <w:rPr>
+          <w:b/>
+        </w:rPr>
+        <w:t xml:space="preserve">Problema: </w:t>
+      </w:r>
+      <w:r>
+        <w:rPr/>
+        <w:t>Los navegadores modernos bloquean el acceso a la API de la cámara (getUserMedia) en conexiones no seguras (HTTP). Además, los datos viajarían sin cifrar.</w:t>
+      </w:r>
+    </w:p>
+    <w:p>
+      <w:pPr>
+        <w:pStyle w:val="ListParagraph"/>
+        <w:rPr/>
+      </w:pPr>
+      <w:r>
+        <w:rPr>
+          <w:b/>
+        </w:rPr>
+        <w:t xml:space="preserve">Solución: </w:t>
+      </w:r>
+      <w:r>
+        <w:rPr/>
+        <w:t>Implementación de certificados SSL autofirmados (adhoc) para el entorno de desarrollo, habilitando el cifrado TLS y el permiso de uso de la cámara.</w:t>
       </w:r>
     </w:p>
     <w:p>
@@ -557,7 +693,7 @@
       </w:pPr>
       <w:r>
         <w:rPr/>
-        <w:t>3. Diagramas de Clases (Refactorización)</w:t>
+        <w:t>4. Diagramas de Clases (Refactorización)</w:t>
       </w:r>
     </w:p>
     <w:p>
@@ -577,7 +713,7 @@
       </w:pPr>
       <w:r>
         <w:rPr/>
-        <w:t>En este escenario, app.py asumía toda la responsabilidad e instanciaba directamente los modelos, generando alto acoplamiento.</w:t>
+        <w:t>En este escenario, app.py asumía toda la responsabilidad, generando alto acoplamiento.</w:t>
       </w:r>
     </w:p>
     <w:p>
@@ -610,7 +746,7 @@
         <w:br/>
         <w:t xml:space="preserve">            [Gestiona lógica de archivos]</w:t>
         <w:br/>
-        <w:t xml:space="preserve">            [Gestiona lógica de pagos]</w:t>
+        <w:t xml:space="preserve">            [Gestiona passwords plano]</w:t>
         <w:br/>
       </w:r>
     </w:p>
@@ -630,7 +766,7 @@
       </w:pPr>
       <w:r>
         <w:rPr/>
-        <w:t>Después de la Refactorización (Patrones)</w:t>
+        <w:t>Después de la Refactorización (Patrones + Seguridad)</w:t>
       </w:r>
     </w:p>
     <w:p>
@@ -640,7 +776,7 @@
       </w:pPr>
       <w:r>
         <w:rPr/>
-        <w:t>app.py actúa ahora como un cliente ligero, delegando la creación a las fábricas y builders definidos en patterns.py.</w:t>
+        <w:t>Arquitectura distribuida con delegación de responsabilidades y capa de seguridad.</w:t>
       </w:r>
     </w:p>
     <w:p>
@@ -669,21 +805,21 @@
         <w:br/>
         <w:t>│   App_Flask   │─────────┼────&gt;┌────────────────┐</w:t>
         <w:br/>
-        <w:t>│ (Controlador) │         │     │ PaymentFactory │───&gt; [Crea Procesador]</w:t>
+        <w:t>│ (Controlador) │         │     │ PaymentFactory │───&gt; [Procesa Pago]</w:t>
         <w:br/>
-        <w:t>└───────────────┘         │     └────────────────┘</w:t>
+        <w:t>└──────┬────────┘         │     └────────────────┘</w:t>
         <w:br/>
-        <w:t xml:space="preserve">                          │</w:t>
+        <w:t xml:space="preserve">       │                  │</w:t>
         <w:br/>
-        <w:t xml:space="preserve">                          └────&gt;┌────────────────────┐</w:t>
+        <w:t xml:space="preserve">       │ (Security)       └────&gt;┌────────────────────┐</w:t>
         <w:br/>
-        <w:t xml:space="preserve">                                │ TransactionFactory │───&gt; [Crea Entrada/QR]</w:t>
+        <w:t xml:space="preserve">       v                        │ TransactionFactory │───&gt; [Crea QR/Entrada]</w:t>
         <w:br/>
-        <w:t xml:space="preserve">                                └────────────────────┘</w:t>
+        <w:t>┌──────────────┐                └────────────────────┘</w:t>
         <w:br/>
-        <w:t xml:space="preserve">                                          │</w:t>
+        <w:t>│ Werkzeug/SSL │                          │</w:t>
         <w:br/>
-        <w:t xml:space="preserve">                                          v</w:t>
+        <w:t>└──────────────┘                          v</w:t>
         <w:br/>
         <w:t xml:space="preserve">                                   ┌─────────────┐</w:t>
         <w:br/>
@@ -700,7 +836,7 @@
       </w:pPr>
       <w:r>
         <w:rPr/>
-        <w:t>4. Conclusión</w:t>
+        <w:t>5. Conclusión</w:t>
       </w:r>
     </w:p>
     <w:p>
@@ -714,7 +850,7 @@
       </w:pPr>
       <w:r>
         <w:rPr/>
-        <w:t>La aplicación de estos patrones ha transformado el sistema de un script procedimental a una arquitectura orientada a objetos robusta. Las responsabilidades están claramente separadas (Single Responsibility Principle) y añadir nuevas funcionalidades, como un nuevo método de pago o tipo de evento, ahora requiere cambios mínimos sin alterar la lógica central.</w:t>
+        <w:t>La aplicación de patrones de diseño ha transformado el sistema en una arquitectura robusta y escalable. Adicionalmente, la integración de hashing de contraseñas y protocolo HTTPS asegura que la plataforma cumple con los estándares modernos de privacidad y funcionalidad técnica.</w:t>
       </w:r>
     </w:p>
     <w:sectPr>
@@ -759,6 +895,7 @@
         </w:tabs>
         <w:ind w:left="1080" w:hanging="360"/>
       </w:pPr>
+      <w:rPr/>
     </w:lvl>
     <w:lvl w:ilvl="2">
       <w:start w:val="1"/>
@@ -771,6 +908,7 @@
         </w:tabs>
         <w:ind w:left="1440" w:hanging="360"/>
       </w:pPr>
+      <w:rPr/>
     </w:lvl>
     <w:lvl w:ilvl="3">
       <w:start w:val="1"/>
@@ -783,6 +921,7 @@
         </w:tabs>
         <w:ind w:left="1800" w:hanging="360"/>
       </w:pPr>
+      <w:rPr/>
     </w:lvl>
     <w:lvl w:ilvl="4">
       <w:start w:val="1"/>
@@ -795,6 +934,7 @@
         </w:tabs>
         <w:ind w:left="2160" w:hanging="360"/>
       </w:pPr>
+      <w:rPr/>
     </w:lvl>
     <w:lvl w:ilvl="5">
       <w:start w:val="1"/>
@@ -807,6 +947,7 @@
         </w:tabs>
         <w:ind w:left="2520" w:hanging="360"/>
       </w:pPr>
+      <w:rPr/>
     </w:lvl>
     <w:lvl w:ilvl="6">
       <w:start w:val="1"/>
@@ -819,6 +960,7 @@
         </w:tabs>
         <w:ind w:left="2880" w:hanging="360"/>
       </w:pPr>
+      <w:rPr/>
     </w:lvl>
     <w:lvl w:ilvl="7">
       <w:start w:val="1"/>
@@ -831,6 +973,7 @@
         </w:tabs>
         <w:ind w:left="3240" w:hanging="360"/>
       </w:pPr>
+      <w:rPr/>
     </w:lvl>
     <w:lvl w:ilvl="8">
       <w:start w:val="1"/>
@@ -843,6 +986,7 @@
         </w:tabs>
         <w:ind w:left="3600" w:hanging="360"/>
       </w:pPr>
+      <w:rPr/>
     </w:lvl>
   </w:abstractNum>
   <w:abstractNum w:abstractNumId="2">
@@ -872,6 +1016,7 @@
         </w:tabs>
         <w:ind w:left="1080" w:hanging="360"/>
       </w:pPr>
+      <w:rPr/>
     </w:lvl>
     <w:lvl w:ilvl="2">
       <w:start w:val="1"/>
@@ -884,6 +1029,7 @@
         </w:tabs>
         <w:ind w:left="1440" w:hanging="360"/>
       </w:pPr>
+      <w:rPr/>
     </w:lvl>
     <w:lvl w:ilvl="3">
       <w:start w:val="1"/>
@@ -896,6 +1042,7 @@
         </w:tabs>
         <w:ind w:left="1800" w:hanging="360"/>
       </w:pPr>
+      <w:rPr/>
     </w:lvl>
     <w:lvl w:ilvl="4">
       <w:start w:val="1"/>
@@ -908,6 +1055,7 @@
         </w:tabs>
         <w:ind w:left="2160" w:hanging="360"/>
       </w:pPr>
+      <w:rPr/>
     </w:lvl>
     <w:lvl w:ilvl="5">
       <w:start w:val="1"/>
@@ -920,6 +1068,7 @@
         </w:tabs>
         <w:ind w:left="2520" w:hanging="360"/>
       </w:pPr>
+      <w:rPr/>
     </w:lvl>
     <w:lvl w:ilvl="6">
       <w:start w:val="1"/>
@@ -932,6 +1081,7 @@
         </w:tabs>
         <w:ind w:left="2880" w:hanging="360"/>
       </w:pPr>
+      <w:rPr/>
     </w:lvl>
     <w:lvl w:ilvl="7">
       <w:start w:val="1"/>
@@ -944,6 +1094,7 @@
         </w:tabs>
         <w:ind w:left="3240" w:hanging="360"/>
       </w:pPr>
+      <w:rPr/>
     </w:lvl>
     <w:lvl w:ilvl="8">
       <w:start w:val="1"/>
@@ -956,6 +1107,7 @@
         </w:tabs>
         <w:ind w:left="3600" w:hanging="360"/>
       </w:pPr>
+      <w:rPr/>
     </w:lvl>
   </w:abstractNum>
   <w:abstractNum w:abstractNumId="3">
@@ -985,6 +1137,7 @@
         </w:tabs>
         <w:ind w:left="1080" w:hanging="360"/>
       </w:pPr>
+      <w:rPr/>
     </w:lvl>
     <w:lvl w:ilvl="2">
       <w:start w:val="1"/>
@@ -997,6 +1150,7 @@
         </w:tabs>
         <w:ind w:left="1440" w:hanging="360"/>
       </w:pPr>
+      <w:rPr/>
     </w:lvl>
     <w:lvl w:ilvl="3">
       <w:start w:val="1"/>
@@ -1009,6 +1163,7 @@
         </w:tabs>
         <w:ind w:left="1800" w:hanging="360"/>
       </w:pPr>
+      <w:rPr/>
     </w:lvl>
     <w:lvl w:ilvl="4">
       <w:start w:val="1"/>
@@ -1021,6 +1176,7 @@
         </w:tabs>
         <w:ind w:left="2160" w:hanging="360"/>
       </w:pPr>
+      <w:rPr/>
     </w:lvl>
     <w:lvl w:ilvl="5">
       <w:start w:val="1"/>
@@ -1033,6 +1189,7 @@
         </w:tabs>
         <w:ind w:left="2520" w:hanging="360"/>
       </w:pPr>
+      <w:rPr/>
     </w:lvl>
     <w:lvl w:ilvl="6">
       <w:start w:val="1"/>
@@ -1045,6 +1202,7 @@
         </w:tabs>
         <w:ind w:left="2880" w:hanging="360"/>
       </w:pPr>
+      <w:rPr/>
     </w:lvl>
     <w:lvl w:ilvl="7">
       <w:start w:val="1"/>
@@ -1057,6 +1215,7 @@
         </w:tabs>
         <w:ind w:left="3240" w:hanging="360"/>
       </w:pPr>
+      <w:rPr/>
     </w:lvl>
     <w:lvl w:ilvl="8">
       <w:start w:val="1"/>
@@ -1069,6 +1228,7 @@
         </w:tabs>
         <w:ind w:left="3600" w:hanging="360"/>
       </w:pPr>
+      <w:rPr/>
     </w:lvl>
   </w:abstractNum>
   <w:abstractNum w:abstractNumId="4">
@@ -1096,6 +1256,7 @@
         </w:tabs>
         <w:ind w:left="1080" w:hanging="360"/>
       </w:pPr>
+      <w:rPr/>
     </w:lvl>
     <w:lvl w:ilvl="2">
       <w:start w:val="1"/>
@@ -1108,6 +1269,7 @@
         </w:tabs>
         <w:ind w:left="1440" w:hanging="360"/>
       </w:pPr>
+      <w:rPr/>
     </w:lvl>
     <w:lvl w:ilvl="3">
       <w:start w:val="1"/>
@@ -1120,6 +1282,7 @@
         </w:tabs>
         <w:ind w:left="1800" w:hanging="360"/>
       </w:pPr>
+      <w:rPr/>
     </w:lvl>
     <w:lvl w:ilvl="4">
       <w:start w:val="1"/>
@@ -1132,6 +1295,7 @@
         </w:tabs>
         <w:ind w:left="2160" w:hanging="360"/>
       </w:pPr>
+      <w:rPr/>
     </w:lvl>
     <w:lvl w:ilvl="5">
       <w:start w:val="1"/>
@@ -1144,6 +1308,7 @@
         </w:tabs>
         <w:ind w:left="2520" w:hanging="360"/>
       </w:pPr>
+      <w:rPr/>
     </w:lvl>
     <w:lvl w:ilvl="6">
       <w:start w:val="1"/>
@@ -1156,6 +1321,7 @@
         </w:tabs>
         <w:ind w:left="2880" w:hanging="360"/>
       </w:pPr>
+      <w:rPr/>
     </w:lvl>
     <w:lvl w:ilvl="7">
       <w:start w:val="1"/>
@@ -1168,6 +1334,7 @@
         </w:tabs>
         <w:ind w:left="3240" w:hanging="360"/>
       </w:pPr>
+      <w:rPr/>
     </w:lvl>
     <w:lvl w:ilvl="8">
       <w:start w:val="1"/>
@@ -1180,6 +1347,7 @@
         </w:tabs>
         <w:ind w:left="3600" w:hanging="360"/>
       </w:pPr>
+      <w:rPr/>
     </w:lvl>
   </w:abstractNum>
   <w:abstractNum w:abstractNumId="5">
@@ -1207,6 +1375,7 @@
         </w:tabs>
         <w:ind w:left="1080" w:hanging="360"/>
       </w:pPr>
+      <w:rPr/>
     </w:lvl>
     <w:lvl w:ilvl="2">
       <w:start w:val="1"/>
@@ -1219,6 +1388,7 @@
         </w:tabs>
         <w:ind w:left="1440" w:hanging="360"/>
       </w:pPr>
+      <w:rPr/>
     </w:lvl>
     <w:lvl w:ilvl="3">
       <w:start w:val="1"/>
@@ -1231,6 +1401,7 @@
         </w:tabs>
         <w:ind w:left="1800" w:hanging="360"/>
       </w:pPr>
+      <w:rPr/>
     </w:lvl>
     <w:lvl w:ilvl="4">
       <w:start w:val="1"/>
@@ -1243,6 +1414,7 @@
         </w:tabs>
         <w:ind w:left="2160" w:hanging="360"/>
       </w:pPr>
+      <w:rPr/>
     </w:lvl>
     <w:lvl w:ilvl="5">
       <w:start w:val="1"/>
@@ -1255,6 +1427,7 @@
         </w:tabs>
         <w:ind w:left="2520" w:hanging="360"/>
       </w:pPr>
+      <w:rPr/>
     </w:lvl>
     <w:lvl w:ilvl="6">
       <w:start w:val="1"/>
@@ -1267,6 +1440,7 @@
         </w:tabs>
         <w:ind w:left="2880" w:hanging="360"/>
       </w:pPr>
+      <w:rPr/>
     </w:lvl>
     <w:lvl w:ilvl="7">
       <w:start w:val="1"/>
@@ -1279,6 +1453,7 @@
         </w:tabs>
         <w:ind w:left="3240" w:hanging="360"/>
       </w:pPr>
+      <w:rPr/>
     </w:lvl>
     <w:lvl w:ilvl="8">
       <w:start w:val="1"/>
@@ -1291,6 +1466,7 @@
         </w:tabs>
         <w:ind w:left="3600" w:hanging="360"/>
       </w:pPr>
+      <w:rPr/>
     </w:lvl>
   </w:abstractNum>
   <w:abstractNum w:abstractNumId="6">
@@ -1318,6 +1494,7 @@
         </w:tabs>
         <w:ind w:left="1080" w:hanging="360"/>
       </w:pPr>
+      <w:rPr/>
     </w:lvl>
     <w:lvl w:ilvl="2">
       <w:start w:val="1"/>
@@ -1330,6 +1507,7 @@
         </w:tabs>
         <w:ind w:left="1440" w:hanging="360"/>
       </w:pPr>
+      <w:rPr/>
     </w:lvl>
     <w:lvl w:ilvl="3">
       <w:start w:val="1"/>
@@ -1342,6 +1520,7 @@
         </w:tabs>
         <w:ind w:left="1800" w:hanging="360"/>
       </w:pPr>
+      <w:rPr/>
     </w:lvl>
     <w:lvl w:ilvl="4">
       <w:start w:val="1"/>
@@ -1354,6 +1533,7 @@
         </w:tabs>
         <w:ind w:left="2160" w:hanging="360"/>
       </w:pPr>
+      <w:rPr/>
     </w:lvl>
     <w:lvl w:ilvl="5">
       <w:start w:val="1"/>
@@ -1366,6 +1546,7 @@
         </w:tabs>
         <w:ind w:left="2520" w:hanging="360"/>
       </w:pPr>
+      <w:rPr/>
     </w:lvl>
     <w:lvl w:ilvl="6">
       <w:start w:val="1"/>
@@ -1378,6 +1559,7 @@
         </w:tabs>
         <w:ind w:left="2880" w:hanging="360"/>
       </w:pPr>
+      <w:rPr/>
     </w:lvl>
     <w:lvl w:ilvl="7">
       <w:start w:val="1"/>
@@ -1390,6 +1572,7 @@
         </w:tabs>
         <w:ind w:left="3240" w:hanging="360"/>
       </w:pPr>
+      <w:rPr/>
     </w:lvl>
     <w:lvl w:ilvl="8">
       <w:start w:val="1"/>
@@ -1402,6 +1585,7 @@
         </w:tabs>
         <w:ind w:left="3600" w:hanging="360"/>
       </w:pPr>
+      <w:rPr/>
     </w:lvl>
   </w:abstractNum>
   <w:abstractNum w:abstractNumId="7">
@@ -1552,7 +1736,7 @@
   <w:docDefaults>
     <w:rPrDefault>
       <w:rPr>
-        <w:rFonts w:ascii="Cambria" w:hAnsi="Cambria" w:eastAsia="ＭＳ 明朝" w:cs="" w:asciiTheme="minorHAnsi" w:cstheme="minorBidi" w:eastAsiaTheme="minorEastAsia" w:hAnsiTheme="minorHAnsi"/>
+        <w:rFonts w:ascii="Cambria" w:hAnsi="Cambria" w:eastAsia="" w:cs="" w:asciiTheme="minorHAnsi" w:cstheme="minorBidi" w:eastAsiaTheme="minorEastAsia" w:hAnsiTheme="minorHAnsi"/>
         <w:sz w:val="22"/>
         <w:szCs w:val="22"/>
         <w:lang w:val="en-US" w:eastAsia="en-US" w:bidi="ar-SA"/>
@@ -1709,12 +1893,13 @@
     <w:rsid w:val="00fc693f"/>
     <w:pPr>
       <w:widowControl/>
+      <w:suppressAutoHyphens w:val="true"/>
       <w:bidi w:val="0"/>
       <w:spacing w:lineRule="auto" w:line="276" w:before="0" w:after="200"/>
       <w:jc w:val="left"/>
     </w:pPr>
     <w:rPr>
-      <w:rFonts w:ascii="Cambria" w:hAnsi="Cambria" w:eastAsia="ＭＳ 明朝" w:cs="" w:asciiTheme="minorHAnsi" w:cstheme="minorBidi" w:eastAsiaTheme="minorEastAsia" w:hAnsiTheme="minorHAnsi"/>
+      <w:rFonts w:ascii="Cambria" w:hAnsi="Cambria" w:eastAsia="" w:cs="" w:asciiTheme="minorHAnsi" w:cstheme="minorBidi" w:eastAsiaTheme="minorEastAsia" w:hAnsiTheme="minorHAnsi"/>
       <w:color w:val="auto"/>
       <w:kern w:val="0"/>
       <w:sz w:val="22"/>
@@ -1737,7 +1922,7 @@
       <w:outlineLvl w:val="0"/>
     </w:pPr>
     <w:rPr>
-      <w:rFonts w:ascii="Calibri" w:hAnsi="Calibri" w:eastAsia="ＭＳ ゴシック" w:cs="" w:asciiTheme="majorHAnsi" w:cstheme="majorBidi" w:eastAsiaTheme="majorEastAsia" w:hAnsiTheme="majorHAnsi"/>
+      <w:rFonts w:ascii="Calibri" w:hAnsi="Calibri" w:eastAsia="" w:cs="" w:asciiTheme="majorHAnsi" w:cstheme="majorBidi" w:eastAsiaTheme="majorEastAsia" w:hAnsiTheme="majorHAnsi"/>
       <w:b/>
       <w:bCs/>
       <w:color w:themeColor="accent1" w:themeShade="bf" w:val="365F91"/>
@@ -1761,7 +1946,7 @@
       <w:outlineLvl w:val="1"/>
     </w:pPr>
     <w:rPr>
-      <w:rFonts w:ascii="Calibri" w:hAnsi="Calibri" w:eastAsia="ＭＳ ゴシック" w:cs="" w:asciiTheme="majorHAnsi" w:cstheme="majorBidi" w:eastAsiaTheme="majorEastAsia" w:hAnsiTheme="majorHAnsi"/>
+      <w:rFonts w:ascii="Calibri" w:hAnsi="Calibri" w:eastAsia="" w:cs="" w:asciiTheme="majorHAnsi" w:cstheme="majorBidi" w:eastAsiaTheme="majorEastAsia" w:hAnsiTheme="majorHAnsi"/>
       <w:b/>
       <w:bCs/>
       <w:color w:themeColor="accent1" w:val="4F81BD"/>
@@ -1785,7 +1970,7 @@
       <w:outlineLvl w:val="2"/>
     </w:pPr>
     <w:rPr>
-      <w:rFonts w:ascii="Calibri" w:hAnsi="Calibri" w:eastAsia="ＭＳ ゴシック" w:cs="" w:asciiTheme="majorHAnsi" w:cstheme="majorBidi" w:eastAsiaTheme="majorEastAsia" w:hAnsiTheme="majorHAnsi"/>
+      <w:rFonts w:ascii="Calibri" w:hAnsi="Calibri" w:eastAsia="" w:cs="" w:asciiTheme="majorHAnsi" w:cstheme="majorBidi" w:eastAsiaTheme="majorEastAsia" w:hAnsiTheme="majorHAnsi"/>
       <w:b/>
       <w:bCs/>
       <w:color w:themeColor="accent1" w:val="4F81BD"/>
@@ -1808,7 +1993,7 @@
       <w:outlineLvl w:val="3"/>
     </w:pPr>
     <w:rPr>
-      <w:rFonts w:ascii="Calibri" w:hAnsi="Calibri" w:eastAsia="ＭＳ ゴシック" w:cs="" w:asciiTheme="majorHAnsi" w:cstheme="majorBidi" w:eastAsiaTheme="majorEastAsia" w:hAnsiTheme="majorHAnsi"/>
+      <w:rFonts w:ascii="Calibri" w:hAnsi="Calibri" w:eastAsia="" w:cs="" w:asciiTheme="majorHAnsi" w:cstheme="majorBidi" w:eastAsiaTheme="majorEastAsia" w:hAnsiTheme="majorHAnsi"/>
       <w:b/>
       <w:bCs/>
       <w:i/>
@@ -1833,7 +2018,7 @@
       <w:outlineLvl w:val="4"/>
     </w:pPr>
     <w:rPr>
-      <w:rFonts w:ascii="Calibri" w:hAnsi="Calibri" w:eastAsia="ＭＳ ゴシック" w:cs="" w:asciiTheme="majorHAnsi" w:cstheme="majorBidi" w:eastAsiaTheme="majorEastAsia" w:hAnsiTheme="majorHAnsi"/>
+      <w:rFonts w:ascii="Calibri" w:hAnsi="Calibri" w:eastAsia="" w:cs="" w:asciiTheme="majorHAnsi" w:cstheme="majorBidi" w:eastAsiaTheme="majorEastAsia" w:hAnsiTheme="majorHAnsi"/>
       <w:color w:themeColor="accent1" w:themeShade="7f" w:val="243F60"/>
     </w:rPr>
   </w:style>
@@ -1854,7 +2039,7 @@
       <w:outlineLvl w:val="5"/>
     </w:pPr>
     <w:rPr>
-      <w:rFonts w:ascii="Calibri" w:hAnsi="Calibri" w:eastAsia="ＭＳ ゴシック" w:cs="" w:asciiTheme="majorHAnsi" w:cstheme="majorBidi" w:eastAsiaTheme="majorEastAsia" w:hAnsiTheme="majorHAnsi"/>
+      <w:rFonts w:ascii="Calibri" w:hAnsi="Calibri" w:eastAsia="" w:cs="" w:asciiTheme="majorHAnsi" w:cstheme="majorBidi" w:eastAsiaTheme="majorEastAsia" w:hAnsiTheme="majorHAnsi"/>
       <w:i/>
       <w:iCs/>
       <w:color w:themeColor="accent1" w:themeShade="7f" w:val="243F60"/>
@@ -1877,7 +2062,7 @@
       <w:outlineLvl w:val="6"/>
     </w:pPr>
     <w:rPr>
-      <w:rFonts w:ascii="Calibri" w:hAnsi="Calibri" w:eastAsia="ＭＳ ゴシック" w:cs="" w:asciiTheme="majorHAnsi" w:cstheme="majorBidi" w:eastAsiaTheme="majorEastAsia" w:hAnsiTheme="majorHAnsi"/>
+      <w:rFonts w:ascii="Calibri" w:hAnsi="Calibri" w:eastAsia="" w:cs="" w:asciiTheme="majorHAnsi" w:cstheme="majorBidi" w:eastAsiaTheme="majorEastAsia" w:hAnsiTheme="majorHAnsi"/>
       <w:i/>
       <w:iCs/>
       <w:color w:themeColor="text1" w:themeTint="bf" w:val="404040"/>
@@ -1900,7 +2085,7 @@
       <w:outlineLvl w:val="7"/>
     </w:pPr>
     <w:rPr>
-      <w:rFonts w:ascii="Calibri" w:hAnsi="Calibri" w:eastAsia="ＭＳ ゴシック" w:cs="" w:asciiTheme="majorHAnsi" w:cstheme="majorBidi" w:eastAsiaTheme="majorEastAsia" w:hAnsiTheme="majorHAnsi"/>
+      <w:rFonts w:ascii="Calibri" w:hAnsi="Calibri" w:eastAsia="" w:cs="" w:asciiTheme="majorHAnsi" w:cstheme="majorBidi" w:eastAsiaTheme="majorEastAsia" w:hAnsiTheme="majorHAnsi"/>
       <w:color w:themeColor="accent1" w:val="4F81BD"/>
       <w:sz w:val="20"/>
       <w:szCs w:val="20"/>
@@ -1923,7 +2108,7 @@
       <w:outlineLvl w:val="8"/>
     </w:pPr>
     <w:rPr>
-      <w:rFonts w:ascii="Calibri" w:hAnsi="Calibri" w:eastAsia="ＭＳ ゴシック" w:cs="" w:asciiTheme="majorHAnsi" w:cstheme="majorBidi" w:eastAsiaTheme="majorEastAsia" w:hAnsiTheme="majorHAnsi"/>
+      <w:rFonts w:ascii="Calibri" w:hAnsi="Calibri" w:eastAsia="" w:cs="" w:asciiTheme="majorHAnsi" w:cstheme="majorBidi" w:eastAsiaTheme="majorEastAsia" w:hAnsiTheme="majorHAnsi"/>
       <w:i/>
       <w:iCs/>
       <w:color w:themeColor="text1" w:themeTint="bf" w:val="404040"/>
@@ -1965,7 +2150,7 @@
     <w:qFormat/>
     <w:rsid w:val="00fc693f"/>
     <w:rPr>
-      <w:rFonts w:ascii="Calibri" w:hAnsi="Calibri" w:eastAsia="ＭＳ ゴシック" w:cs="" w:asciiTheme="majorHAnsi" w:cstheme="majorBidi" w:eastAsiaTheme="majorEastAsia" w:hAnsiTheme="majorHAnsi"/>
+      <w:rFonts w:ascii="Calibri" w:hAnsi="Calibri" w:eastAsia="" w:cs="" w:asciiTheme="majorHAnsi" w:cstheme="majorBidi" w:eastAsiaTheme="majorEastAsia" w:hAnsiTheme="majorHAnsi"/>
       <w:b/>
       <w:bCs/>
       <w:color w:themeColor="accent1" w:themeShade="bf" w:val="365F91"/>
@@ -1981,7 +2166,7 @@
     <w:qFormat/>
     <w:rsid w:val="00fc693f"/>
     <w:rPr>
-      <w:rFonts w:ascii="Calibri" w:hAnsi="Calibri" w:eastAsia="ＭＳ ゴシック" w:cs="" w:asciiTheme="majorHAnsi" w:cstheme="majorBidi" w:eastAsiaTheme="majorEastAsia" w:hAnsiTheme="majorHAnsi"/>
+      <w:rFonts w:ascii="Calibri" w:hAnsi="Calibri" w:eastAsia="" w:cs="" w:asciiTheme="majorHAnsi" w:cstheme="majorBidi" w:eastAsiaTheme="majorEastAsia" w:hAnsiTheme="majorHAnsi"/>
       <w:b/>
       <w:bCs/>
       <w:color w:themeColor="accent1" w:val="4F81BD"/>
@@ -1997,7 +2182,7 @@
     <w:qFormat/>
     <w:rsid w:val="00fc693f"/>
     <w:rPr>
-      <w:rFonts w:ascii="Calibri" w:hAnsi="Calibri" w:eastAsia="ＭＳ ゴシック" w:cs="" w:asciiTheme="majorHAnsi" w:cstheme="majorBidi" w:eastAsiaTheme="majorEastAsia" w:hAnsiTheme="majorHAnsi"/>
+      <w:rFonts w:ascii="Calibri" w:hAnsi="Calibri" w:eastAsia="" w:cs="" w:asciiTheme="majorHAnsi" w:cstheme="majorBidi" w:eastAsiaTheme="majorEastAsia" w:hAnsiTheme="majorHAnsi"/>
       <w:b/>
       <w:bCs/>
       <w:color w:themeColor="accent1" w:val="4F81BD"/>
@@ -2011,7 +2196,7 @@
     <w:qFormat/>
     <w:rsid w:val="00fc693f"/>
     <w:rPr>
-      <w:rFonts w:ascii="Calibri" w:hAnsi="Calibri" w:eastAsia="ＭＳ ゴシック" w:cs="" w:asciiTheme="majorHAnsi" w:cstheme="majorBidi" w:eastAsiaTheme="majorEastAsia" w:hAnsiTheme="majorHAnsi"/>
+      <w:rFonts w:ascii="Calibri" w:hAnsi="Calibri" w:eastAsia="" w:cs="" w:asciiTheme="majorHAnsi" w:cstheme="majorBidi" w:eastAsiaTheme="majorEastAsia" w:hAnsiTheme="majorHAnsi"/>
       <w:color w:themeColor="text2" w:themeShade="bf" w:val="17365D"/>
       <w:spacing w:val="5"/>
       <w:kern w:val="2"/>
@@ -2027,7 +2212,7 @@
     <w:qFormat/>
     <w:rsid w:val="00fc693f"/>
     <w:rPr>
-      <w:rFonts w:ascii="Calibri" w:hAnsi="Calibri" w:eastAsia="ＭＳ ゴシック" w:cs="" w:asciiTheme="majorHAnsi" w:cstheme="majorBidi" w:eastAsiaTheme="majorEastAsia" w:hAnsiTheme="majorHAnsi"/>
+      <w:rFonts w:ascii="Calibri" w:hAnsi="Calibri" w:eastAsia="" w:cs="" w:asciiTheme="majorHAnsi" w:cstheme="majorBidi" w:eastAsiaTheme="majorEastAsia" w:hAnsiTheme="majorHAnsi"/>
       <w:i/>
       <w:iCs/>
       <w:color w:themeColor="accent1" w:val="4F81BD"/>
@@ -2100,7 +2285,7 @@
     <w:qFormat/>
     <w:rsid w:val="00fc693f"/>
     <w:rPr>
-      <w:rFonts w:ascii="Calibri" w:hAnsi="Calibri" w:eastAsia="ＭＳ ゴシック" w:cs="" w:asciiTheme="majorHAnsi" w:cstheme="majorBidi" w:eastAsiaTheme="majorEastAsia" w:hAnsiTheme="majorHAnsi"/>
+      <w:rFonts w:ascii="Calibri" w:hAnsi="Calibri" w:eastAsia="" w:cs="" w:asciiTheme="majorHAnsi" w:cstheme="majorBidi" w:eastAsiaTheme="majorEastAsia" w:hAnsiTheme="majorHAnsi"/>
       <w:b/>
       <w:bCs/>
       <w:i/>
@@ -2117,7 +2302,7 @@
     <w:qFormat/>
     <w:rsid w:val="00fc693f"/>
     <w:rPr>
-      <w:rFonts w:ascii="Calibri" w:hAnsi="Calibri" w:eastAsia="ＭＳ ゴシック" w:cs="" w:asciiTheme="majorHAnsi" w:cstheme="majorBidi" w:eastAsiaTheme="majorEastAsia" w:hAnsiTheme="majorHAnsi"/>
+      <w:rFonts w:ascii="Calibri" w:hAnsi="Calibri" w:eastAsia="" w:cs="" w:asciiTheme="majorHAnsi" w:cstheme="majorBidi" w:eastAsiaTheme="majorEastAsia" w:hAnsiTheme="majorHAnsi"/>
       <w:color w:themeColor="accent1" w:themeShade="7f" w:val="243F60"/>
     </w:rPr>
   </w:style>
@@ -2130,7 +2315,7 @@
     <w:qFormat/>
     <w:rsid w:val="00fc693f"/>
     <w:rPr>
-      <w:rFonts w:ascii="Calibri" w:hAnsi="Calibri" w:eastAsia="ＭＳ ゴシック" w:cs="" w:asciiTheme="majorHAnsi" w:cstheme="majorBidi" w:eastAsiaTheme="majorEastAsia" w:hAnsiTheme="majorHAnsi"/>
+      <w:rFonts w:ascii="Calibri" w:hAnsi="Calibri" w:eastAsia="" w:cs="" w:asciiTheme="majorHAnsi" w:cstheme="majorBidi" w:eastAsiaTheme="majorEastAsia" w:hAnsiTheme="majorHAnsi"/>
       <w:i/>
       <w:iCs/>
       <w:color w:themeColor="accent1" w:themeShade="7f" w:val="243F60"/>
@@ -2145,7 +2330,7 @@
     <w:qFormat/>
     <w:rsid w:val="00fc693f"/>
     <w:rPr>
-      <w:rFonts w:ascii="Calibri" w:hAnsi="Calibri" w:eastAsia="ＭＳ ゴシック" w:cs="" w:asciiTheme="majorHAnsi" w:cstheme="majorBidi" w:eastAsiaTheme="majorEastAsia" w:hAnsiTheme="majorHAnsi"/>
+      <w:rFonts w:ascii="Calibri" w:hAnsi="Calibri" w:eastAsia="" w:cs="" w:asciiTheme="majorHAnsi" w:cstheme="majorBidi" w:eastAsiaTheme="majorEastAsia" w:hAnsiTheme="majorHAnsi"/>
       <w:i/>
       <w:iCs/>
       <w:color w:themeColor="text1" w:themeTint="bf" w:val="404040"/>
@@ -2160,7 +2345,7 @@
     <w:qFormat/>
     <w:rsid w:val="00fc693f"/>
     <w:rPr>
-      <w:rFonts w:ascii="Calibri" w:hAnsi="Calibri" w:eastAsia="ＭＳ ゴシック" w:cs="" w:asciiTheme="majorHAnsi" w:cstheme="majorBidi" w:eastAsiaTheme="majorEastAsia" w:hAnsiTheme="majorHAnsi"/>
+      <w:rFonts w:ascii="Calibri" w:hAnsi="Calibri" w:eastAsia="" w:cs="" w:asciiTheme="majorHAnsi" w:cstheme="majorBidi" w:eastAsiaTheme="majorEastAsia" w:hAnsiTheme="majorHAnsi"/>
       <w:color w:themeColor="accent1" w:val="4F81BD"/>
       <w:sz w:val="20"/>
       <w:szCs w:val="20"/>
@@ -2175,7 +2360,7 @@
     <w:qFormat/>
     <w:rsid w:val="00fc693f"/>
     <w:rPr>
-      <w:rFonts w:ascii="Calibri" w:hAnsi="Calibri" w:eastAsia="ＭＳ ゴシック" w:cs="" w:asciiTheme="majorHAnsi" w:cstheme="majorBidi" w:eastAsiaTheme="majorEastAsia" w:hAnsiTheme="majorHAnsi"/>
+      <w:rFonts w:ascii="Calibri" w:hAnsi="Calibri" w:eastAsia="" w:cs="" w:asciiTheme="majorHAnsi" w:cstheme="majorBidi" w:eastAsiaTheme="majorEastAsia" w:hAnsiTheme="majorHAnsi"/>
       <w:i/>
       <w:iCs/>
       <w:color w:themeColor="text1" w:themeTint="bf" w:val="404040"/>
@@ -2405,12 +2590,13 @@
     <w:rsid w:val="00fc693f"/>
     <w:pPr>
       <w:widowControl/>
+      <w:suppressAutoHyphens w:val="true"/>
       <w:bidi w:val="0"/>
       <w:spacing w:lineRule="auto" w:line="240" w:before="0" w:after="0"/>
       <w:jc w:val="left"/>
     </w:pPr>
     <w:rPr>
-      <w:rFonts w:ascii="Cambria" w:hAnsi="Cambria" w:eastAsia="ＭＳ 明朝" w:cs="" w:asciiTheme="minorHAnsi" w:cstheme="minorBidi" w:eastAsiaTheme="minorEastAsia" w:hAnsiTheme="minorHAnsi"/>
+      <w:rFonts w:ascii="Cambria" w:hAnsi="Cambria" w:eastAsia="" w:cs="" w:asciiTheme="minorHAnsi" w:cstheme="minorBidi" w:eastAsiaTheme="minorEastAsia" w:hAnsiTheme="minorHAnsi"/>
       <w:color w:val="auto"/>
       <w:kern w:val="0"/>
       <w:sz w:val="22"/>
@@ -2434,7 +2620,7 @@
       <w:contextualSpacing/>
     </w:pPr>
     <w:rPr>
-      <w:rFonts w:ascii="Calibri" w:hAnsi="Calibri" w:eastAsia="ＭＳ ゴシック" w:cs="" w:asciiTheme="majorHAnsi" w:cstheme="majorBidi" w:eastAsiaTheme="majorEastAsia" w:hAnsiTheme="majorHAnsi"/>
+      <w:rFonts w:ascii="Calibri" w:hAnsi="Calibri" w:eastAsia="" w:cs="" w:asciiTheme="majorHAnsi" w:cstheme="majorBidi" w:eastAsiaTheme="majorEastAsia" w:hAnsiTheme="majorHAnsi"/>
       <w:color w:themeColor="text2" w:themeShade="bf" w:val="17365D"/>
       <w:spacing w:val="5"/>
       <w:kern w:val="2"/>
@@ -2452,7 +2638,7 @@
     <w:rsid w:val="00fc693f"/>
     <w:pPr/>
     <w:rPr>
-      <w:rFonts w:ascii="Calibri" w:hAnsi="Calibri" w:eastAsia="ＭＳ ゴシック" w:cs="" w:asciiTheme="majorHAnsi" w:cstheme="majorBidi" w:eastAsiaTheme="majorEastAsia" w:hAnsiTheme="majorHAnsi"/>
+      <w:rFonts w:ascii="Calibri" w:hAnsi="Calibri" w:eastAsia="" w:cs="" w:asciiTheme="majorHAnsi" w:cstheme="majorBidi" w:eastAsiaTheme="majorEastAsia" w:hAnsiTheme="majorHAnsi"/>
       <w:i/>
       <w:iCs/>
       <w:color w:themeColor="accent1" w:val="4F81BD"/>
@@ -2685,12 +2871,13 @@
         <w:tab w:val="left" w:pos="3456" w:leader="none"/>
         <w:tab w:val="left" w:pos="4032" w:leader="none"/>
       </w:tabs>
+      <w:suppressAutoHyphens w:val="true"/>
       <w:bidi w:val="0"/>
       <w:spacing w:lineRule="auto" w:line="276" w:before="0" w:after="200"/>
       <w:jc w:val="left"/>
     </w:pPr>
     <w:rPr>
-      <w:rFonts w:ascii="Courier" w:hAnsi="Courier" w:eastAsia="ＭＳ 明朝" w:cs="" w:cstheme="minorBidi" w:eastAsiaTheme="minorEastAsia"/>
+      <w:rFonts w:ascii="Courier" w:hAnsi="Courier" w:eastAsia="" w:cs="" w:cstheme="minorBidi" w:eastAsiaTheme="minorEastAsia"/>
       <w:color w:val="auto"/>
       <w:kern w:val="0"/>
       <w:sz w:val="20"/>
@@ -5888,7 +6075,6 @@
       <w:pPr>
         <w:spacing w:before="0" w:after="0" w:line="240" w:lineRule="auto"/>
       </w:pPr>
-      <w:rPr/>
       <w:tblPr/>
       <w:tcPr>
         <w:tcBorders>
@@ -6034,7 +6220,6 @@
       <w:pPr>
         <w:spacing w:before="0" w:after="0" w:line="240" w:lineRule="auto"/>
       </w:pPr>
-      <w:rPr/>
       <w:tblPr/>
       <w:tcPr>
         <w:tcBorders>
@@ -6180,7 +6365,6 @@
       <w:pPr>
         <w:spacing w:before="0" w:after="0" w:line="240" w:lineRule="auto"/>
       </w:pPr>
-      <w:rPr/>
       <w:tblPr/>
       <w:tcPr>
         <w:tcBorders>
@@ -6326,7 +6510,6 @@
       <w:pPr>
         <w:spacing w:before="0" w:after="0" w:line="240" w:lineRule="auto"/>
       </w:pPr>
-      <w:rPr/>
       <w:tblPr/>
       <w:tcPr>
         <w:tcBorders>
@@ -6472,7 +6655,6 @@
       <w:pPr>
         <w:spacing w:before="0" w:after="0" w:line="240" w:lineRule="auto"/>
       </w:pPr>
-      <w:rPr/>
       <w:tblPr/>
       <w:tcPr>
         <w:tcBorders>
@@ -6618,7 +6800,6 @@
       <w:pPr>
         <w:spacing w:before="0" w:after="0" w:line="240" w:lineRule="auto"/>
       </w:pPr>
-      <w:rPr/>
       <w:tblPr/>
       <w:tcPr>
         <w:tcBorders>
@@ -6764,7 +6945,6 @@
       <w:pPr>
         <w:spacing w:before="0" w:after="0" w:line="240" w:lineRule="auto"/>
       </w:pPr>
-      <w:rPr/>
       <w:tblPr/>
       <w:tcPr>
         <w:tcBorders>

--- a/Sprint6/Informe_Patrones_Cudeca.docx
+++ b/Sprint6/Informe_Patrones_Cudeca.docx
@@ -52,7 +52,7 @@
       </w:pPr>
       <w:r>
         <w:rPr/>
-        <w:t>El objetivo de este desarrollo ha sido desacoplar la lógica de negocio mediante patrones de diseño, así como asegurar la integridad de los datos y la funcionalidad de los periféricos mediante la implementación de protocolos de seguridad robustos.</w:t>
+        <w:t>El presente informe detalla la evolución técnica del proyecto. El objetivo ha sido triple: 1) Desacoplar la lógica de negocio mediante Patrones de Diseño. 2) Asegurar la integridad y privacidad mediante protocolos de Seguridad. 3) Garantizar una integración visual y funcional perfecta ("Seamless Integration") con el ecosistema digital de la Fundación Cudeca.</w:t>
       </w:r>
     </w:p>
     <w:p>
@@ -62,7 +62,7 @@
       </w:pPr>
       <w:r>
         <w:rPr/>
-        <w:t>2. Patrones Creacionales Aplicados</w:t>
+        <w:t>2. Arquitectura de Software (Patrones)</w:t>
       </w:r>
     </w:p>
     <w:p>
@@ -72,7 +72,7 @@
       </w:pPr>
       <w:r>
         <w:rPr/>
-        <w:t>A continuación se detallan los patrones implementados para la estructuración del código.</w:t>
+        <w:t>Reestructuración del Backend para soportar mantenibilidad y escalabilidad.</w:t>
       </w:r>
     </w:p>
     <w:p>
@@ -94,7 +94,7 @@
         <w:rPr>
           <w:b/>
         </w:rPr>
-        <w:t xml:space="preserve">Clase / Herramienta: </w:t>
+        <w:t xml:space="preserve">Herramienta / Estrategia: </w:t>
       </w:r>
       <w:r>
         <w:rPr/>
@@ -122,7 +122,7 @@
       </w:pPr>
       <w:r>
         <w:rPr/>
-        <w:t>Necesidad de gestionar la configuración de rutas de subida de archivos de manera centralizada.</w:t>
+        <w:t>Gestión centralizada de la configuración del entorno y rutas de archivos estáticos.</w:t>
       </w:r>
     </w:p>
     <w:p>
@@ -134,11 +134,11 @@
         <w:rPr>
           <w:b/>
         </w:rPr>
-        <w:t xml:space="preserve">Problema: </w:t>
+        <w:t xml:space="preserve">Problema / Riesgo: </w:t>
       </w:r>
       <w:r>
         <w:rPr/>
-        <w:t>Inicialización múltiple de directorios y rutas dispersas ("hardcoded") en el código.</w:t>
+        <w:t>La dispersión de rutas "hardcoded" provocaba errores al desplegar en diferentes entornos y duplicidad en la creación de directorios.</w:t>
       </w:r>
     </w:p>
     <w:p>
@@ -150,11 +150,11 @@
         <w:rPr>
           <w:b/>
         </w:rPr>
-        <w:t xml:space="preserve">Solución: </w:t>
+        <w:t xml:space="preserve">Solución Implementada: </w:t>
       </w:r>
       <w:r>
         <w:rPr/>
-        <w:t>Garantiza una única instancia de configuración global que verifica los directorios una sola vez al inicio.</w:t>
+        <w:t>Instancia única que valida la infraestructura de carpetas al inicio y provee un punto de acceso global a la configuración.</w:t>
       </w:r>
     </w:p>
     <w:p>
@@ -176,11 +176,11 @@
         <w:rPr>
           <w:b/>
         </w:rPr>
-        <w:t xml:space="preserve">Clase / Herramienta: </w:t>
+        <w:t xml:space="preserve">Herramienta / Estrategia: </w:t>
       </w:r>
       <w:r>
         <w:rPr/>
-        <w:t>PaymentFactory (Creador) y PaymentProcessor (Interfaz)</w:t>
+        <w:t>PaymentFactory (Creador)</w:t>
       </w:r>
     </w:p>
     <w:p>
@@ -204,7 +204,7 @@
       </w:pPr>
       <w:r>
         <w:rPr/>
-        <w:t>El sistema requiere procesar pagos de diferentes tipos (Tarjeta, Bizum, PayPal) de forma escalable.</w:t>
+        <w:t>Abstracción de la lógica de pasarelas de pago (Escalabilidad horizontal).</w:t>
       </w:r>
     </w:p>
     <w:p>
@@ -216,11 +216,11 @@
         <w:rPr>
           <w:b/>
         </w:rPr>
-        <w:t xml:space="preserve">Problema: </w:t>
+        <w:t xml:space="preserve">Problema / Riesgo: </w:t>
       </w:r>
       <w:r>
         <w:rPr/>
-        <w:t>El uso de condicionales (if/else) en los controladores viola el principio Open/Closed y dificulta el mantenimiento.</w:t>
+        <w:t>El acoplamiento fuerte en los controladores dificultaba añadir nuevos métodos de pago sin refactorizar todo el código.</w:t>
       </w:r>
     </w:p>
     <w:p>
@@ -232,11 +232,11 @@
         <w:rPr>
           <w:b/>
         </w:rPr>
-        <w:t xml:space="preserve">Solución: </w:t>
+        <w:t xml:space="preserve">Solución Implementada: </w:t>
       </w:r>
       <w:r>
         <w:rPr/>
-        <w:t>Encapsula la creación del procesador de pagos. El cliente solicita un método sin conocer la lógica interna de la pasarela.</w:t>
+        <w:t>Delegación de la creación del procesador. El sistema es agnóstico a la pasarela (Bizum, Stripe, PayPal), facilitando futuras integraciones bancarias reales.</w:t>
       </w:r>
     </w:p>
     <w:p>
@@ -258,7 +258,7 @@
         <w:rPr>
           <w:b/>
         </w:rPr>
-        <w:t xml:space="preserve">Clase / Herramienta: </w:t>
+        <w:t xml:space="preserve">Herramienta / Estrategia: </w:t>
       </w:r>
       <w:r>
         <w:rPr/>
@@ -286,7 +286,7 @@
       </w:pPr>
       <w:r>
         <w:rPr/>
-        <w:t>La creación de un Evento es compleja (datos, fechas, precios, ficheros de imagen).</w:t>
+        <w:t>Construcción controlada de objetos complejos con múltiples dependencias (Imágenes, Fechas, Datos).</w:t>
       </w:r>
     </w:p>
     <w:p>
@@ -298,11 +298,11 @@
         <w:rPr>
           <w:b/>
         </w:rPr>
-        <w:t xml:space="preserve">Problema: </w:t>
+        <w:t xml:space="preserve">Problema / Riesgo: </w:t>
       </w:r>
       <w:r>
         <w:rPr/>
-        <w:t>Controladores sobrecargados con lógica de validación, conversión de tipos y gestión de sistema de archivos.</w:t>
+        <w:t>Controladores masivos ("Fat Controllers") que mezclaban validación, gestión de archivos y persistencia.</w:t>
       </w:r>
     </w:p>
     <w:p>
@@ -314,11 +314,11 @@
         <w:rPr>
           <w:b/>
         </w:rPr>
-        <w:t xml:space="preserve">Solución: </w:t>
+        <w:t xml:space="preserve">Solución Implementada: </w:t>
       </w:r>
       <w:r>
         <w:rPr/>
-        <w:t>Construye el objeto paso a paso, limpiando el controlador y encapsulando la gestión de archivos.</w:t>
+        <w:t>Separación de la construcción y la representación. El Builder gestiona la complejidad de los archivos adjuntos y la validación de datos paso a paso.</w:t>
       </w:r>
     </w:p>
     <w:p>
@@ -340,11 +340,11 @@
         <w:rPr>
           <w:b/>
         </w:rPr>
-        <w:t xml:space="preserve">Clase / Herramienta: </w:t>
+        <w:t xml:space="preserve">Herramienta / Estrategia: </w:t>
       </w:r>
       <w:r>
         <w:rPr/>
-        <w:t>TransactionFactory, EventTransactionFactory, RaffleTransactionFactory</w:t>
+        <w:t>TransactionFactory</w:t>
       </w:r>
     </w:p>
     <w:p>
@@ -368,7 +368,7 @@
       </w:pPr>
       <w:r>
         <w:rPr/>
-        <w:t>Necesidad de tratar compras de entradas y rifas de forma polimórfica, aunque generen productos distintos.</w:t>
+        <w:t>Tratamiento polimórfico de transacciones heterogéneas (Eventos vs Rifas).</w:t>
       </w:r>
     </w:p>
     <w:p>
@@ -380,11 +380,11 @@
         <w:rPr>
           <w:b/>
         </w:rPr>
-        <w:t xml:space="preserve">Problema: </w:t>
+        <w:t xml:space="preserve">Problema / Riesgo: </w:t>
       </w:r>
       <w:r>
         <w:rPr/>
-        <w:t>Los Eventos generan Entradas + QRs. Las Rifas generan Boletos sin QR.</w:t>
+        <w:t>Inconsistencia en la generación de entregables: Los eventos requieren QRs, las rifas solo registros digitales.</w:t>
       </w:r>
     </w:p>
     <w:p>
@@ -396,11 +396,11 @@
         <w:rPr>
           <w:b/>
         </w:rPr>
-        <w:t xml:space="preserve">Solución: </w:t>
+        <w:t xml:space="preserve">Solución Implementada: </w:t>
       </w:r>
       <w:r>
         <w:rPr/>
-        <w:t>Garantiza la coherencia entre los objetos creados (Registro BD + Token de Acceso) según la familia de la transacción.</w:t>
+        <w:t>Interfaz unificada que garantiza la creación coherente de familias de objetos relacionados (Entrada+QR o Boleto+Registro) sin exponer la lógica al cliente.</w:t>
       </w:r>
     </w:p>
     <w:p>
@@ -422,11 +422,11 @@
         <w:rPr>
           <w:b/>
         </w:rPr>
-        <w:t xml:space="preserve">Clase / Herramienta: </w:t>
+        <w:t xml:space="preserve">Herramienta / Estrategia: </w:t>
       </w:r>
       <w:r>
         <w:rPr/>
-        <w:t>Evento, Rifa (método clone() en models.py)</w:t>
+        <w:t>Evento.clone() / Rifa.clone()</w:t>
       </w:r>
     </w:p>
     <w:p>
@@ -450,7 +450,7 @@
       </w:pPr>
       <w:r>
         <w:rPr/>
-        <w:t>Necesidad administrativa de duplicar eventos recurrentes.</w:t>
+        <w:t>Optimización operativa para la gestión de eventos recurrentes.</w:t>
       </w:r>
     </w:p>
     <w:p>
@@ -462,11 +462,11 @@
         <w:rPr>
           <w:b/>
         </w:rPr>
-        <w:t xml:space="preserve">Problema: </w:t>
+        <w:t xml:space="preserve">Problema / Riesgo: </w:t>
       </w:r>
       <w:r>
         <w:rPr/>
-        <w:t>La reintroducción manual de datos es ineficiente y propensa a errores humanos.</w:t>
+        <w:t>Pérdida de tiempo y errores humanos al recrear manualmente eventos idénticos (ej: Gala Benéfica anual).</w:t>
       </w:r>
     </w:p>
     <w:p>
@@ -478,11 +478,20 @@
         <w:rPr>
           <w:b/>
         </w:rPr>
-        <w:t xml:space="preserve">Solución: </w:t>
+        <w:t xml:space="preserve">Solución Implementada: </w:t>
       </w:r>
       <w:r>
         <w:rPr/>
-        <w:t>Permite clonar una instancia existente en memoria para guardarla como una nueva entidad.</w:t>
+        <w:t>Clonación profunda de objetos en memoria para su posterior persistencia como nuevas entidades.</w:t>
+      </w:r>
+    </w:p>
+    <w:p>
+      <w:pPr>
+        <w:pStyle w:val="Normal"/>
+        <w:rPr/>
+      </w:pPr>
+      <w:r>
+        <w:rPr/>
       </w:r>
       <w:r>
         <w:br w:type="page"/>
@@ -496,7 +505,7 @@
       </w:pPr>
       <w:r>
         <w:rPr/>
-        <w:t>3. Seguridad e Infraestructura</w:t>
+        <w:t>3. Estrategia de Diseño e Integración UI/UX</w:t>
       </w:r>
     </w:p>
     <w:p>
@@ -506,7 +515,7 @@
       </w:pPr>
       <w:r>
         <w:rPr/>
-        <w:t>Medidas implementadas para proteger los datos y habilitar funcionalidades hardware.</w:t>
+        <w:t>Dado que el propósito final es la implantación real, la interfaz se ha diseñado bajo el principio de "Integración Transparente". El usuario no debe percibir una ruptura entre la web institucional y esta plataforma de gestión.</w:t>
       </w:r>
     </w:p>
     <w:p>
@@ -516,7 +525,7 @@
       </w:pPr>
       <w:r>
         <w:rPr/>
-        <w:t>A. Encriptación de Credenciales</w:t>
+        <w:t>A. Fidelidad a la Identidad Corporativa</w:t>
       </w:r>
     </w:p>
     <w:p>
@@ -528,11 +537,11 @@
         <w:rPr>
           <w:b/>
         </w:rPr>
-        <w:t xml:space="preserve">Clase / Herramienta: </w:t>
+        <w:t xml:space="preserve">Herramienta / Estrategia: </w:t>
       </w:r>
       <w:r>
         <w:rPr/>
-        <w:t>Werkzeug Security (generate_password_hash, check_password_hash)</w:t>
+        <w:t>Sistema de Diseño (Design System) &amp; CSS Variables</w:t>
       </w:r>
     </w:p>
     <w:p>
@@ -556,7 +565,7 @@
       </w:pPr>
       <w:r>
         <w:rPr/>
-        <w:t>Protección crítica de la identidad de los usuarios y administradores en la base de datos.</w:t>
+        <w:t>La marca Cudeca tiene una identidad visual consolidada que transmite esperanza y profesionalidad.</w:t>
       </w:r>
     </w:p>
     <w:p>
@@ -568,11 +577,11 @@
         <w:rPr>
           <w:b/>
         </w:rPr>
-        <w:t xml:space="preserve">Problema: </w:t>
+        <w:t xml:space="preserve">Problema / Riesgo: </w:t>
       </w:r>
       <w:r>
         <w:rPr/>
-        <w:t>Almacenar contraseñas en texto plano es una vulnerabilidad crítica; en caso de filtración de la base de datos (SQL Injection), las cuentas quedarían expuestas.</w:t>
+        <w:t>El uso de colores genéricos o estilos predeterminados de Bootstrap generaría desconfianza y desconexión con la marca madre.</w:t>
       </w:r>
     </w:p>
     <w:p>
@@ -584,11 +593,11 @@
         <w:rPr>
           <w:b/>
         </w:rPr>
-        <w:t xml:space="preserve">Solución: </w:t>
+        <w:t xml:space="preserve">Solución Implementada: </w:t>
       </w:r>
       <w:r>
         <w:rPr/>
-        <w:t>Uso del algoritmo de hashing pbkdf2:sha256 con sal (salt). La contraseña real nunca se guarda; solo se almacena su huella criptográfica irrecuperable.</w:t>
+        <w:t>Se ha implementado una hoja de estilos personalizada que replica exactamente la paleta cromática corporativa (Verde Cudeca #4CAF50 para acciones principales, Dorado para destacados) y las tipografías oficiales, asegurando que el módulo se sienta nativo.</w:t>
       </w:r>
     </w:p>
     <w:p>
@@ -598,7 +607,7 @@
       </w:pPr>
       <w:r>
         <w:rPr/>
-        <w:t>B. Protocolo Seguro HTTPS</w:t>
+        <w:t>B. Continuidad Estructural y de Navegación</w:t>
       </w:r>
     </w:p>
     <w:p>
@@ -610,11 +619,11 @@
         <w:rPr>
           <w:b/>
         </w:rPr>
-        <w:t xml:space="preserve">Clase / Herramienta: </w:t>
+        <w:t xml:space="preserve">Herramienta / Estrategia: </w:t>
       </w:r>
       <w:r>
         <w:rPr/>
-        <w:t>Flask SSL Context (Ad-hoc) / Librería Cryptography</w:t>
+        <w:t>Base Template &amp; Layout Consistency</w:t>
       </w:r>
     </w:p>
     <w:p>
@@ -638,7 +647,7 @@
       </w:pPr>
       <w:r>
         <w:rPr/>
-        <w:t>Requisito técnico indispensable para el funcionamiento del escáner QR y la integridad de los datos.</w:t>
+        <w:t>La estructura de navegación (Header, Footer, Menús) debe ser inmutable durante la transición entre plataformas.</w:t>
       </w:r>
     </w:p>
     <w:p>
@@ -650,11 +659,11 @@
         <w:rPr>
           <w:b/>
         </w:rPr>
-        <w:t xml:space="preserve">Problema: </w:t>
+        <w:t xml:space="preserve">Problema / Riesgo: </w:t>
       </w:r>
       <w:r>
         <w:rPr/>
-        <w:t>Los navegadores modernos bloquean el acceso a la API de la cámara (getUserMedia) en conexiones no seguras (HTTP). Además, los datos viajarían sin cifrar.</w:t>
+        <w:t>Un cambio en la ubicación del menú o el pie de página provoca desorientación en el usuario, aumentando la tasa de rebote.</w:t>
       </w:r>
     </w:p>
     <w:p>
@@ -666,11 +675,175 @@
         <w:rPr>
           <w:b/>
         </w:rPr>
-        <w:t xml:space="preserve">Solución: </w:t>
+        <w:t xml:space="preserve">Solución Implementada: </w:t>
       </w:r>
       <w:r>
         <w:rPr/>
-        <w:t>Implementación de certificados SSL autofirmados (adhoc) para el entorno de desarrollo, habilitando el cifrado TLS y el permiso de uso de la cámara.</w:t>
+        <w:t>Se ha diseñado un "base.html" que clona la estructura de la web principal, incluyendo logotipos, enlaces a redes sociales y avisos legales en las mismas posiciones exactas, garantizando una curva de aprendizaje nula para el usuario habitual.</w:t>
+      </w:r>
+    </w:p>
+    <w:p>
+      <w:pPr>
+        <w:pStyle w:val="Heading2"/>
+        <w:rPr/>
+      </w:pPr>
+      <w:r>
+        <w:rPr/>
+        <w:t>C. Psicología de la Confianza en Pagos</w:t>
+      </w:r>
+    </w:p>
+    <w:p>
+      <w:pPr>
+        <w:pStyle w:val="Normal"/>
+        <w:rPr/>
+      </w:pPr>
+      <w:r>
+        <w:rPr>
+          <w:b/>
+        </w:rPr>
+        <w:t xml:space="preserve">Herramienta / Estrategia: </w:t>
+      </w:r>
+      <w:r>
+        <w:rPr/>
+        <w:t>Diseño de Interfaz Orientado a Conversión (CRO)</w:t>
+      </w:r>
+    </w:p>
+    <w:p>
+      <w:pPr>
+        <w:pStyle w:val="ListBullet"/>
+        <w:numPr>
+          <w:ilvl w:val="0"/>
+          <w:numId w:val="1"/>
+        </w:numPr>
+        <w:rPr/>
+      </w:pPr>
+      <w:r>
+        <w:rPr/>
+        <w:t>Justificación:</w:t>
+      </w:r>
+    </w:p>
+    <w:p>
+      <w:pPr>
+        <w:pStyle w:val="ListParagraph"/>
+        <w:rPr/>
+      </w:pPr>
+      <w:r>
+        <w:rPr/>
+        <w:t>En un entorno de donaciones, la percepción de seguridad visual es tan importante como la seguridad técnica.</w:t>
+      </w:r>
+    </w:p>
+    <w:p>
+      <w:pPr>
+        <w:pStyle w:val="ListParagraph"/>
+        <w:rPr/>
+      </w:pPr>
+      <w:r>
+        <w:rPr>
+          <w:b/>
+        </w:rPr>
+        <w:t xml:space="preserve">Problema / Riesgo: </w:t>
+      </w:r>
+      <w:r>
+        <w:rPr/>
+        <w:t>Diseños descuidados, alineaciones incorrectas o interfaces "amateur" hacen que el usuario dude de la legitimidad del formulario de pago.</w:t>
+      </w:r>
+    </w:p>
+    <w:p>
+      <w:pPr>
+        <w:pStyle w:val="ListParagraph"/>
+        <w:rPr/>
+      </w:pPr>
+      <w:r>
+        <w:rPr>
+          <w:b/>
+        </w:rPr>
+        <w:t xml:space="preserve">Solución Implementada: </w:t>
+      </w:r>
+      <w:r>
+        <w:rPr/>
+        <w:t>Se ha cuidado al píxel la maquetación de los formularios de pago (Tarjetas, Bizum), utilizando espaciados claros, feedback visual inmediato y elementos de autoridad visual para maximizar la confianza del donante.</w:t>
+      </w:r>
+    </w:p>
+    <w:p>
+      <w:pPr>
+        <w:pStyle w:val="Heading2"/>
+        <w:rPr/>
+      </w:pPr>
+      <w:r>
+        <w:rPr/>
+        <w:t>D. Coherencia Semántica y Tono de Voz</w:t>
+      </w:r>
+    </w:p>
+    <w:p>
+      <w:pPr>
+        <w:pStyle w:val="Normal"/>
+        <w:rPr/>
+      </w:pPr>
+      <w:r>
+        <w:rPr>
+          <w:b/>
+        </w:rPr>
+        <w:t xml:space="preserve">Herramienta / Estrategia: </w:t>
+      </w:r>
+      <w:r>
+        <w:rPr/>
+        <w:t>UX Writing &amp; Microcopy</w:t>
+      </w:r>
+    </w:p>
+    <w:p>
+      <w:pPr>
+        <w:pStyle w:val="ListBullet"/>
+        <w:numPr>
+          <w:ilvl w:val="0"/>
+          <w:numId w:val="1"/>
+        </w:numPr>
+        <w:rPr/>
+      </w:pPr>
+      <w:r>
+        <w:rPr/>
+        <w:t>Justificación:</w:t>
+      </w:r>
+    </w:p>
+    <w:p>
+      <w:pPr>
+        <w:pStyle w:val="ListParagraph"/>
+        <w:rPr/>
+      </w:pPr>
+      <w:r>
+        <w:rPr/>
+        <w:t>La fundación mantiene un tono empático, agradecido y cercano, alejado de la frialdad transaccional.</w:t>
+      </w:r>
+    </w:p>
+    <w:p>
+      <w:pPr>
+        <w:pStyle w:val="ListParagraph"/>
+        <w:rPr/>
+      </w:pPr>
+      <w:r>
+        <w:rPr>
+          <w:b/>
+        </w:rPr>
+        <w:t xml:space="preserve">Problema / Riesgo: </w:t>
+      </w:r>
+      <w:r>
+        <w:rPr/>
+        <w:t>El uso de términos agresivos o puramente técnicos ("Pagar", "Transacción", "Error 404") rompe la narrativa solidaria.</w:t>
+      </w:r>
+    </w:p>
+    <w:p>
+      <w:pPr>
+        <w:pStyle w:val="ListParagraph"/>
+        <w:rPr/>
+      </w:pPr>
+      <w:r>
+        <w:rPr>
+          <w:b/>
+        </w:rPr>
+        <w:t xml:space="preserve">Solución Implementada: </w:t>
+      </w:r>
+      <w:r>
+        <w:rPr/>
+        <w:t>Se ha adaptado todo el "microcopy" (textos de botones, mensajes de éxito, correos) para reflejar el vocabulario de la organización (ej: "Colaborar" en lugar de "Pagar", mensajes de agradecimiento personalizados tras la donación), manteniendo la calidez humana en el proceso digital.</w:t>
       </w:r>
     </w:p>
     <w:p>
@@ -693,27 +866,214 @@
       </w:pPr>
       <w:r>
         <w:rPr/>
-        <w:t>4. Diagramas de Clases (Refactorización)</w:t>
+        <w:t>4. Seguridad e Infraestructura Técnica</w:t>
       </w:r>
     </w:p>
     <w:p>
       <w:pPr>
-        <w:pStyle w:val="Heading2"/>
+        <w:pStyle w:val="Normal"/>
         <w:rPr/>
       </w:pPr>
       <w:r>
         <w:rPr/>
-        <w:t>Antes de la Refactorización (Diseño Monolítico)</w:t>
+        <w:t>Implementación de capas de seguridad para la protección de datos y hardware.</w:t>
       </w:r>
     </w:p>
     <w:p>
       <w:pPr>
+        <w:pStyle w:val="Heading2"/>
+        <w:rPr/>
+      </w:pPr>
+      <w:r>
+        <w:rPr/>
+        <w:t>A. Hashing y Protección de Credenciales</w:t>
+      </w:r>
+    </w:p>
+    <w:p>
+      <w:pPr>
         <w:pStyle w:val="Normal"/>
         <w:rPr/>
       </w:pPr>
       <w:r>
-        <w:rPr/>
-        <w:t>En este escenario, app.py asumía toda la responsabilidad, generando alto acoplamiento.</w:t>
+        <w:rPr>
+          <w:b/>
+        </w:rPr>
+        <w:t xml:space="preserve">Herramienta / Estrategia: </w:t>
+      </w:r>
+      <w:r>
+        <w:rPr/>
+        <w:t>Werkzeug Security (PBKDF2-SHA256)</w:t>
+      </w:r>
+    </w:p>
+    <w:p>
+      <w:pPr>
+        <w:pStyle w:val="ListBullet"/>
+        <w:numPr>
+          <w:ilvl w:val="0"/>
+          <w:numId w:val="1"/>
+        </w:numPr>
+        <w:rPr/>
+      </w:pPr>
+      <w:r>
+        <w:rPr/>
+        <w:t>Justificación:</w:t>
+      </w:r>
+    </w:p>
+    <w:p>
+      <w:pPr>
+        <w:pStyle w:val="ListParagraph"/>
+        <w:rPr/>
+      </w:pPr>
+      <w:r>
+        <w:rPr/>
+        <w:t>Protección crítica de la identidad digital de socios y administradores.</w:t>
+      </w:r>
+    </w:p>
+    <w:p>
+      <w:pPr>
+        <w:pStyle w:val="ListParagraph"/>
+        <w:rPr/>
+      </w:pPr>
+      <w:r>
+        <w:rPr>
+          <w:b/>
+        </w:rPr>
+        <w:t xml:space="preserve">Problema / Riesgo: </w:t>
+      </w:r>
+      <w:r>
+        <w:rPr/>
+        <w:t>El almacenamiento de contraseñas en texto plano es inaceptable bajo normativa GDPR y estándares de seguridad (OWASP).</w:t>
+      </w:r>
+    </w:p>
+    <w:p>
+      <w:pPr>
+        <w:pStyle w:val="ListParagraph"/>
+        <w:rPr/>
+      </w:pPr>
+      <w:r>
+        <w:rPr>
+          <w:b/>
+        </w:rPr>
+        <w:t xml:space="preserve">Solución Implementada: </w:t>
+      </w:r>
+      <w:r>
+        <w:rPr/>
+        <w:t>Implementación de hashing unidireccional con "salt". La base de datos nunca conoce la contraseña real, haciendo inútil la información en caso de filtración.</w:t>
+      </w:r>
+    </w:p>
+    <w:p>
+      <w:pPr>
+        <w:pStyle w:val="Heading2"/>
+        <w:rPr/>
+      </w:pPr>
+      <w:r>
+        <w:rPr/>
+        <w:t>B. Protocolo Seguro HTTPS (SSL/TLS)</w:t>
+      </w:r>
+    </w:p>
+    <w:p>
+      <w:pPr>
+        <w:pStyle w:val="Normal"/>
+        <w:rPr/>
+      </w:pPr>
+      <w:r>
+        <w:rPr>
+          <w:b/>
+        </w:rPr>
+        <w:t xml:space="preserve">Herramienta / Estrategia: </w:t>
+      </w:r>
+      <w:r>
+        <w:rPr/>
+        <w:t>Flask SSL Context (Ad-hoc Certificate)</w:t>
+      </w:r>
+    </w:p>
+    <w:p>
+      <w:pPr>
+        <w:pStyle w:val="ListBullet"/>
+        <w:numPr>
+          <w:ilvl w:val="0"/>
+          <w:numId w:val="1"/>
+        </w:numPr>
+        <w:rPr/>
+      </w:pPr>
+      <w:r>
+        <w:rPr/>
+        <w:t>Justificación:</w:t>
+      </w:r>
+    </w:p>
+    <w:p>
+      <w:pPr>
+        <w:pStyle w:val="ListParagraph"/>
+        <w:rPr/>
+      </w:pPr>
+      <w:r>
+        <w:rPr/>
+        <w:t>Requisito mandatorio para el acceso a periféricos del cliente (Cámara para escaneo QR).</w:t>
+      </w:r>
+    </w:p>
+    <w:p>
+      <w:pPr>
+        <w:pStyle w:val="ListParagraph"/>
+        <w:rPr/>
+      </w:pPr>
+      <w:r>
+        <w:rPr>
+          <w:b/>
+        </w:rPr>
+        <w:t xml:space="preserve">Problema / Riesgo: </w:t>
+      </w:r>
+      <w:r>
+        <w:rPr/>
+        <w:t>Los navegadores modernos (Chrome/Safari) bloquean la API `getUserMedia` en contextos no seguros (HTTP), inutilizando el escáner de entradas.</w:t>
+      </w:r>
+    </w:p>
+    <w:p>
+      <w:pPr>
+        <w:pStyle w:val="ListParagraph"/>
+        <w:rPr/>
+      </w:pPr>
+      <w:r>
+        <w:rPr>
+          <w:b/>
+        </w:rPr>
+        <w:t xml:space="preserve">Solución Implementada: </w:t>
+      </w:r>
+      <w:r>
+        <w:rPr/>
+        <w:t>Despliegue bajo HTTPS utilizando certificados autofirmados para desarrollo y preparación para certificados Let's Encrypt en producción, habilitando el uso seguro de la cámara y el cifrado de datos en tránsito.</w:t>
+      </w:r>
+    </w:p>
+    <w:p>
+      <w:pPr>
+        <w:pStyle w:val="Normal"/>
+        <w:rPr/>
+      </w:pPr>
+      <w:r>
+        <w:rPr/>
+      </w:r>
+      <w:r>
+        <w:br w:type="page"/>
+      </w:r>
+    </w:p>
+    <w:p>
+      <w:pPr>
+        <w:pStyle w:val="Heading1"/>
+        <w:spacing w:before="0" w:after="0"/>
+        <w:rPr/>
+      </w:pPr>
+      <w:r>
+        <w:rPr/>
+        <w:t>5. Diagramas de Arquitectura</w:t>
+      </w:r>
+    </w:p>
+    <w:p>
+      <w:pPr>
+        <w:pStyle w:val="Heading2"/>
+        <w:rPr/>
+      </w:pPr>
+      <w:r>
+        <w:rPr/>
+        <w:t>Fase 1: Enfoque Monolítico (Inicial)</w:t>
       </w:r>
     </w:p>
     <w:p>
@@ -742,41 +1102,30 @@
         <w:br/>
         <w:t xml:space="preserve">        │</w:t>
         <w:br/>
-        <w:t xml:space="preserve">        └── [Instancia directamente]</w:t>
+        <w:t xml:space="preserve">        └── [Violación Single Responsibility]</w:t>
         <w:br/>
-        <w:t xml:space="preserve">            [Gestiona lógica de archivos]</w:t>
-        <w:br/>
-        <w:t xml:space="preserve">            [Gestiona passwords plano]</w:t>
+        <w:t xml:space="preserve">            [Lógica de visualización mezclada]</w:t>
         <w:br/>
       </w:r>
     </w:p>
     <w:p>
       <w:pPr>
-        <w:pStyle w:val="Normal"/>
+        <w:pStyle w:val="Heading2"/>
         <w:rPr/>
       </w:pPr>
       <w:r>
         <w:rPr/>
+        <w:t>Fase 2: Arquitectura Distribuida (Final)</w:t>
       </w:r>
     </w:p>
     <w:p>
       <w:pPr>
-        <w:pStyle w:val="Heading2"/>
+        <w:pStyle w:val="Normal"/>
         <w:rPr/>
       </w:pPr>
       <w:r>
         <w:rPr/>
-        <w:t>Después de la Refactorización (Patrones + Seguridad)</w:t>
-      </w:r>
-    </w:p>
-    <w:p>
-      <w:pPr>
-        <w:pStyle w:val="Normal"/>
-        <w:rPr/>
-      </w:pPr>
-      <w:r>
-        <w:rPr/>
-        <w:t>Arquitectura distribuida con delegación de responsabilidades y capa de seguridad.</w:t>
+        <w:t>Integración de Patrones, Seguridad y Capa de Presentación.</w:t>
       </w:r>
     </w:p>
     <w:p>
@@ -797,7 +1146,7 @@
           <w:sz w:val="16"/>
         </w:rPr>
         <w:br/>
-        <w:t xml:space="preserve">                          ┌────&gt;│ EventBuilder │───&gt; [Crea Evento]</w:t>
+        <w:t xml:space="preserve">                          ┌────&gt;│ EventBuilder │───&gt; [Backend Logic]</w:t>
         <w:br/>
         <w:t xml:space="preserve">                          │     └──────────────┘</w:t>
         <w:br/>
@@ -805,27 +1154,27 @@
         <w:br/>
         <w:t>│   App_Flask   │─────────┼────&gt;┌────────────────┐</w:t>
         <w:br/>
-        <w:t>│ (Controlador) │         │     │ PaymentFactory │───&gt; [Procesa Pago]</w:t>
+        <w:t>│ (Controlador) │         │     │ PaymentFactory │───&gt; [Business Logic]</w:t>
         <w:br/>
         <w:t>└──────┬────────┘         │     └────────────────┘</w:t>
         <w:br/>
         <w:t xml:space="preserve">       │                  │</w:t>
         <w:br/>
-        <w:t xml:space="preserve">       │ (Security)       └────&gt;┌────────────────────┐</w:t>
+        <w:t xml:space="preserve">       │ (Security Layer) └────&gt;┌────────────────────┐</w:t>
         <w:br/>
-        <w:t xml:space="preserve">       v                        │ TransactionFactory │───&gt; [Crea QR/Entrada]</w:t>
+        <w:t xml:space="preserve">       v                        │ TransactionFactory │───&gt; [Data Logic]</w:t>
         <w:br/>
         <w:t>┌──────────────┐                └────────────────────┘</w:t>
         <w:br/>
-        <w:t>│ Werkzeug/SSL │                          │</w:t>
+        <w:t>│ Werkzeug/SSL │</w:t>
         <w:br/>
-        <w:t>└──────────────┘                          v</w:t>
+        <w:t>└──────┬───────┘                ┌─────────────────────────┐</w:t>
         <w:br/>
-        <w:t xml:space="preserve">                                   ┌─────────────┐</w:t>
+        <w:t xml:space="preserve">       │ (Presentation Layer)   │   Design System &amp; UX    │</w:t>
         <w:br/>
-        <w:t xml:space="preserve">                                   │  AppConfig  │ (Singleton)</w:t>
+        <w:t xml:space="preserve">       └───────────────────────&gt;│ (CSS/Bootstrap Custom)  │</w:t>
         <w:br/>
-        <w:t xml:space="preserve">                                   └─────────────┘</w:t>
+        <w:t xml:space="preserve">                                └─────────────────────────┘</w:t>
         <w:br/>
       </w:r>
     </w:p>
@@ -836,7 +1185,7 @@
       </w:pPr>
       <w:r>
         <w:rPr/>
-        <w:t>5. Conclusión</w:t>
+        <w:t>6. Conclusión</w:t>
       </w:r>
     </w:p>
     <w:p>
@@ -850,7 +1199,7 @@
       </w:pPr>
       <w:r>
         <w:rPr/>
-        <w:t>La aplicación de patrones de diseño ha transformado el sistema en una arquitectura robusta y escalable. Adicionalmente, la integración de hashing de contraseñas y protocolo HTTPS asegura que la plataforma cumple con los estándares modernos de privacidad y funcionalidad técnica.</w:t>
+        <w:t>El desarrollo realizado trasciende la simple implementación funcional. Se ha construido una solución de software profesional que equilibra una arquitectura interna robusta (Patrones y Seguridad) con una capa de presentación cuidadosamente diseñada para integrarse en la realidad operativa de la Fundación Cudeca. El resultado es un sistema escalable, seguro y, sobre todo, empático con el usuario final.</w:t>
       </w:r>
     </w:p>
     <w:sectPr>
@@ -895,7 +1244,6 @@
         </w:tabs>
         <w:ind w:left="1080" w:hanging="360"/>
       </w:pPr>
-      <w:rPr/>
     </w:lvl>
     <w:lvl w:ilvl="2">
       <w:start w:val="1"/>
@@ -908,7 +1256,6 @@
         </w:tabs>
         <w:ind w:left="1440" w:hanging="360"/>
       </w:pPr>
-      <w:rPr/>
     </w:lvl>
     <w:lvl w:ilvl="3">
       <w:start w:val="1"/>
@@ -921,7 +1268,6 @@
         </w:tabs>
         <w:ind w:left="1800" w:hanging="360"/>
       </w:pPr>
-      <w:rPr/>
     </w:lvl>
     <w:lvl w:ilvl="4">
       <w:start w:val="1"/>
@@ -934,7 +1280,6 @@
         </w:tabs>
         <w:ind w:left="2160" w:hanging="360"/>
       </w:pPr>
-      <w:rPr/>
     </w:lvl>
     <w:lvl w:ilvl="5">
       <w:start w:val="1"/>
@@ -947,7 +1292,6 @@
         </w:tabs>
         <w:ind w:left="2520" w:hanging="360"/>
       </w:pPr>
-      <w:rPr/>
     </w:lvl>
     <w:lvl w:ilvl="6">
       <w:start w:val="1"/>
@@ -960,7 +1304,6 @@
         </w:tabs>
         <w:ind w:left="2880" w:hanging="360"/>
       </w:pPr>
-      <w:rPr/>
     </w:lvl>
     <w:lvl w:ilvl="7">
       <w:start w:val="1"/>
@@ -973,7 +1316,6 @@
         </w:tabs>
         <w:ind w:left="3240" w:hanging="360"/>
       </w:pPr>
-      <w:rPr/>
     </w:lvl>
     <w:lvl w:ilvl="8">
       <w:start w:val="1"/>
@@ -986,7 +1328,6 @@
         </w:tabs>
         <w:ind w:left="3600" w:hanging="360"/>
       </w:pPr>
-      <w:rPr/>
     </w:lvl>
   </w:abstractNum>
   <w:abstractNum w:abstractNumId="2">
@@ -1016,7 +1357,6 @@
         </w:tabs>
         <w:ind w:left="1080" w:hanging="360"/>
       </w:pPr>
-      <w:rPr/>
     </w:lvl>
     <w:lvl w:ilvl="2">
       <w:start w:val="1"/>
@@ -1029,7 +1369,6 @@
         </w:tabs>
         <w:ind w:left="1440" w:hanging="360"/>
       </w:pPr>
-      <w:rPr/>
     </w:lvl>
     <w:lvl w:ilvl="3">
       <w:start w:val="1"/>
@@ -1042,7 +1381,6 @@
         </w:tabs>
         <w:ind w:left="1800" w:hanging="360"/>
       </w:pPr>
-      <w:rPr/>
     </w:lvl>
     <w:lvl w:ilvl="4">
       <w:start w:val="1"/>
@@ -1055,7 +1393,6 @@
         </w:tabs>
         <w:ind w:left="2160" w:hanging="360"/>
       </w:pPr>
-      <w:rPr/>
     </w:lvl>
     <w:lvl w:ilvl="5">
       <w:start w:val="1"/>
@@ -1068,7 +1405,6 @@
         </w:tabs>
         <w:ind w:left="2520" w:hanging="360"/>
       </w:pPr>
-      <w:rPr/>
     </w:lvl>
     <w:lvl w:ilvl="6">
       <w:start w:val="1"/>
@@ -1081,7 +1417,6 @@
         </w:tabs>
         <w:ind w:left="2880" w:hanging="360"/>
       </w:pPr>
-      <w:rPr/>
     </w:lvl>
     <w:lvl w:ilvl="7">
       <w:start w:val="1"/>
@@ -1094,7 +1429,6 @@
         </w:tabs>
         <w:ind w:left="3240" w:hanging="360"/>
       </w:pPr>
-      <w:rPr/>
     </w:lvl>
     <w:lvl w:ilvl="8">
       <w:start w:val="1"/>
@@ -1107,7 +1441,6 @@
         </w:tabs>
         <w:ind w:left="3600" w:hanging="360"/>
       </w:pPr>
-      <w:rPr/>
     </w:lvl>
   </w:abstractNum>
   <w:abstractNum w:abstractNumId="3">
@@ -1137,7 +1470,6 @@
         </w:tabs>
         <w:ind w:left="1080" w:hanging="360"/>
       </w:pPr>
-      <w:rPr/>
     </w:lvl>
     <w:lvl w:ilvl="2">
       <w:start w:val="1"/>
@@ -1150,7 +1482,6 @@
         </w:tabs>
         <w:ind w:left="1440" w:hanging="360"/>
       </w:pPr>
-      <w:rPr/>
     </w:lvl>
     <w:lvl w:ilvl="3">
       <w:start w:val="1"/>
@@ -1163,7 +1494,6 @@
         </w:tabs>
         <w:ind w:left="1800" w:hanging="360"/>
       </w:pPr>
-      <w:rPr/>
     </w:lvl>
     <w:lvl w:ilvl="4">
       <w:start w:val="1"/>
@@ -1176,7 +1506,6 @@
         </w:tabs>
         <w:ind w:left="2160" w:hanging="360"/>
       </w:pPr>
-      <w:rPr/>
     </w:lvl>
     <w:lvl w:ilvl="5">
       <w:start w:val="1"/>
@@ -1189,7 +1518,6 @@
         </w:tabs>
         <w:ind w:left="2520" w:hanging="360"/>
       </w:pPr>
-      <w:rPr/>
     </w:lvl>
     <w:lvl w:ilvl="6">
       <w:start w:val="1"/>
@@ -1202,7 +1530,6 @@
         </w:tabs>
         <w:ind w:left="2880" w:hanging="360"/>
       </w:pPr>
-      <w:rPr/>
     </w:lvl>
     <w:lvl w:ilvl="7">
       <w:start w:val="1"/>
@@ -1215,7 +1542,6 @@
         </w:tabs>
         <w:ind w:left="3240" w:hanging="360"/>
       </w:pPr>
-      <w:rPr/>
     </w:lvl>
     <w:lvl w:ilvl="8">
       <w:start w:val="1"/>
@@ -1228,7 +1554,6 @@
         </w:tabs>
         <w:ind w:left="3600" w:hanging="360"/>
       </w:pPr>
-      <w:rPr/>
     </w:lvl>
   </w:abstractNum>
   <w:abstractNum w:abstractNumId="4">
@@ -1256,7 +1581,6 @@
         </w:tabs>
         <w:ind w:left="1080" w:hanging="360"/>
       </w:pPr>
-      <w:rPr/>
     </w:lvl>
     <w:lvl w:ilvl="2">
       <w:start w:val="1"/>
@@ -1269,7 +1593,6 @@
         </w:tabs>
         <w:ind w:left="1440" w:hanging="360"/>
       </w:pPr>
-      <w:rPr/>
     </w:lvl>
     <w:lvl w:ilvl="3">
       <w:start w:val="1"/>
@@ -1282,7 +1605,6 @@
         </w:tabs>
         <w:ind w:left="1800" w:hanging="360"/>
       </w:pPr>
-      <w:rPr/>
     </w:lvl>
     <w:lvl w:ilvl="4">
       <w:start w:val="1"/>
@@ -1295,7 +1617,6 @@
         </w:tabs>
         <w:ind w:left="2160" w:hanging="360"/>
       </w:pPr>
-      <w:rPr/>
     </w:lvl>
     <w:lvl w:ilvl="5">
       <w:start w:val="1"/>
@@ -1308,7 +1629,6 @@
         </w:tabs>
         <w:ind w:left="2520" w:hanging="360"/>
       </w:pPr>
-      <w:rPr/>
     </w:lvl>
     <w:lvl w:ilvl="6">
       <w:start w:val="1"/>
@@ -1321,7 +1641,6 @@
         </w:tabs>
         <w:ind w:left="2880" w:hanging="360"/>
       </w:pPr>
-      <w:rPr/>
     </w:lvl>
     <w:lvl w:ilvl="7">
       <w:start w:val="1"/>
@@ -1334,7 +1653,6 @@
         </w:tabs>
         <w:ind w:left="3240" w:hanging="360"/>
       </w:pPr>
-      <w:rPr/>
     </w:lvl>
     <w:lvl w:ilvl="8">
       <w:start w:val="1"/>
@@ -1347,7 +1665,6 @@
         </w:tabs>
         <w:ind w:left="3600" w:hanging="360"/>
       </w:pPr>
-      <w:rPr/>
     </w:lvl>
   </w:abstractNum>
   <w:abstractNum w:abstractNumId="5">
@@ -1375,7 +1692,6 @@
         </w:tabs>
         <w:ind w:left="1080" w:hanging="360"/>
       </w:pPr>
-      <w:rPr/>
     </w:lvl>
     <w:lvl w:ilvl="2">
       <w:start w:val="1"/>
@@ -1388,7 +1704,6 @@
         </w:tabs>
         <w:ind w:left="1440" w:hanging="360"/>
       </w:pPr>
-      <w:rPr/>
     </w:lvl>
     <w:lvl w:ilvl="3">
       <w:start w:val="1"/>
@@ -1401,7 +1716,6 @@
         </w:tabs>
         <w:ind w:left="1800" w:hanging="360"/>
       </w:pPr>
-      <w:rPr/>
     </w:lvl>
     <w:lvl w:ilvl="4">
       <w:start w:val="1"/>
@@ -1414,7 +1728,6 @@
         </w:tabs>
         <w:ind w:left="2160" w:hanging="360"/>
       </w:pPr>
-      <w:rPr/>
     </w:lvl>
     <w:lvl w:ilvl="5">
       <w:start w:val="1"/>
@@ -1427,7 +1740,6 @@
         </w:tabs>
         <w:ind w:left="2520" w:hanging="360"/>
       </w:pPr>
-      <w:rPr/>
     </w:lvl>
     <w:lvl w:ilvl="6">
       <w:start w:val="1"/>
@@ -1440,7 +1752,6 @@
         </w:tabs>
         <w:ind w:left="2880" w:hanging="360"/>
       </w:pPr>
-      <w:rPr/>
     </w:lvl>
     <w:lvl w:ilvl="7">
       <w:start w:val="1"/>
@@ -1453,7 +1764,6 @@
         </w:tabs>
         <w:ind w:left="3240" w:hanging="360"/>
       </w:pPr>
-      <w:rPr/>
     </w:lvl>
     <w:lvl w:ilvl="8">
       <w:start w:val="1"/>
@@ -1466,7 +1776,6 @@
         </w:tabs>
         <w:ind w:left="3600" w:hanging="360"/>
       </w:pPr>
-      <w:rPr/>
     </w:lvl>
   </w:abstractNum>
   <w:abstractNum w:abstractNumId="6">
@@ -1494,7 +1803,6 @@
         </w:tabs>
         <w:ind w:left="1080" w:hanging="360"/>
       </w:pPr>
-      <w:rPr/>
     </w:lvl>
     <w:lvl w:ilvl="2">
       <w:start w:val="1"/>
@@ -1507,7 +1815,6 @@
         </w:tabs>
         <w:ind w:left="1440" w:hanging="360"/>
       </w:pPr>
-      <w:rPr/>
     </w:lvl>
     <w:lvl w:ilvl="3">
       <w:start w:val="1"/>
@@ -1520,7 +1827,6 @@
         </w:tabs>
         <w:ind w:left="1800" w:hanging="360"/>
       </w:pPr>
-      <w:rPr/>
     </w:lvl>
     <w:lvl w:ilvl="4">
       <w:start w:val="1"/>
@@ -1533,7 +1839,6 @@
         </w:tabs>
         <w:ind w:left="2160" w:hanging="360"/>
       </w:pPr>
-      <w:rPr/>
     </w:lvl>
     <w:lvl w:ilvl="5">
       <w:start w:val="1"/>
@@ -1546,7 +1851,6 @@
         </w:tabs>
         <w:ind w:left="2520" w:hanging="360"/>
       </w:pPr>
-      <w:rPr/>
     </w:lvl>
     <w:lvl w:ilvl="6">
       <w:start w:val="1"/>
@@ -1559,7 +1863,6 @@
         </w:tabs>
         <w:ind w:left="2880" w:hanging="360"/>
       </w:pPr>
-      <w:rPr/>
     </w:lvl>
     <w:lvl w:ilvl="7">
       <w:start w:val="1"/>
@@ -1572,7 +1875,6 @@
         </w:tabs>
         <w:ind w:left="3240" w:hanging="360"/>
       </w:pPr>
-      <w:rPr/>
     </w:lvl>
     <w:lvl w:ilvl="8">
       <w:start w:val="1"/>
@@ -1585,7 +1887,6 @@
         </w:tabs>
         <w:ind w:left="3600" w:hanging="360"/>
       </w:pPr>
-      <w:rPr/>
     </w:lvl>
   </w:abstractNum>
   <w:abstractNum w:abstractNumId="7">
@@ -1736,7 +2037,7 @@
   <w:docDefaults>
     <w:rPrDefault>
       <w:rPr>
-        <w:rFonts w:ascii="Cambria" w:hAnsi="Cambria" w:eastAsia="" w:cs="" w:asciiTheme="minorHAnsi" w:cstheme="minorBidi" w:eastAsiaTheme="minorEastAsia" w:hAnsiTheme="minorHAnsi"/>
+        <w:rFonts w:ascii="Cambria" w:hAnsi="Cambria" w:eastAsia="ＭＳ 明朝" w:cs="" w:asciiTheme="minorHAnsi" w:cstheme="minorBidi" w:eastAsiaTheme="minorEastAsia" w:hAnsiTheme="minorHAnsi"/>
         <w:sz w:val="22"/>
         <w:szCs w:val="22"/>
         <w:lang w:val="en-US" w:eastAsia="en-US" w:bidi="ar-SA"/>
@@ -1893,13 +2194,12 @@
     <w:rsid w:val="00fc693f"/>
     <w:pPr>
       <w:widowControl/>
-      <w:suppressAutoHyphens w:val="true"/>
       <w:bidi w:val="0"/>
       <w:spacing w:lineRule="auto" w:line="276" w:before="0" w:after="200"/>
       <w:jc w:val="left"/>
     </w:pPr>
     <w:rPr>
-      <w:rFonts w:ascii="Cambria" w:hAnsi="Cambria" w:eastAsia="" w:cs="" w:asciiTheme="minorHAnsi" w:cstheme="minorBidi" w:eastAsiaTheme="minorEastAsia" w:hAnsiTheme="minorHAnsi"/>
+      <w:rFonts w:ascii="Cambria" w:hAnsi="Cambria" w:eastAsia="ＭＳ 明朝" w:cs="" w:asciiTheme="minorHAnsi" w:cstheme="minorBidi" w:eastAsiaTheme="minorEastAsia" w:hAnsiTheme="minorHAnsi"/>
       <w:color w:val="auto"/>
       <w:kern w:val="0"/>
       <w:sz w:val="22"/>
@@ -1922,7 +2222,7 @@
       <w:outlineLvl w:val="0"/>
     </w:pPr>
     <w:rPr>
-      <w:rFonts w:ascii="Calibri" w:hAnsi="Calibri" w:eastAsia="" w:cs="" w:asciiTheme="majorHAnsi" w:cstheme="majorBidi" w:eastAsiaTheme="majorEastAsia" w:hAnsiTheme="majorHAnsi"/>
+      <w:rFonts w:ascii="Calibri" w:hAnsi="Calibri" w:eastAsia="ＭＳ ゴシック" w:cs="" w:asciiTheme="majorHAnsi" w:cstheme="majorBidi" w:eastAsiaTheme="majorEastAsia" w:hAnsiTheme="majorHAnsi"/>
       <w:b/>
       <w:bCs/>
       <w:color w:themeColor="accent1" w:themeShade="bf" w:val="365F91"/>
@@ -1946,7 +2246,7 @@
       <w:outlineLvl w:val="1"/>
     </w:pPr>
     <w:rPr>
-      <w:rFonts w:ascii="Calibri" w:hAnsi="Calibri" w:eastAsia="" w:cs="" w:asciiTheme="majorHAnsi" w:cstheme="majorBidi" w:eastAsiaTheme="majorEastAsia" w:hAnsiTheme="majorHAnsi"/>
+      <w:rFonts w:ascii="Calibri" w:hAnsi="Calibri" w:eastAsia="ＭＳ ゴシック" w:cs="" w:asciiTheme="majorHAnsi" w:cstheme="majorBidi" w:eastAsiaTheme="majorEastAsia" w:hAnsiTheme="majorHAnsi"/>
       <w:b/>
       <w:bCs/>
       <w:color w:themeColor="accent1" w:val="4F81BD"/>
@@ -1970,7 +2270,7 @@
       <w:outlineLvl w:val="2"/>
     </w:pPr>
     <w:rPr>
-      <w:rFonts w:ascii="Calibri" w:hAnsi="Calibri" w:eastAsia="" w:cs="" w:asciiTheme="majorHAnsi" w:cstheme="majorBidi" w:eastAsiaTheme="majorEastAsia" w:hAnsiTheme="majorHAnsi"/>
+      <w:rFonts w:ascii="Calibri" w:hAnsi="Calibri" w:eastAsia="ＭＳ ゴシック" w:cs="" w:asciiTheme="majorHAnsi" w:cstheme="majorBidi" w:eastAsiaTheme="majorEastAsia" w:hAnsiTheme="majorHAnsi"/>
       <w:b/>
       <w:bCs/>
       <w:color w:themeColor="accent1" w:val="4F81BD"/>
@@ -1993,7 +2293,7 @@
       <w:outlineLvl w:val="3"/>
     </w:pPr>
     <w:rPr>
-      <w:rFonts w:ascii="Calibri" w:hAnsi="Calibri" w:eastAsia="" w:cs="" w:asciiTheme="majorHAnsi" w:cstheme="majorBidi" w:eastAsiaTheme="majorEastAsia" w:hAnsiTheme="majorHAnsi"/>
+      <w:rFonts w:ascii="Calibri" w:hAnsi="Calibri" w:eastAsia="ＭＳ ゴシック" w:cs="" w:asciiTheme="majorHAnsi" w:cstheme="majorBidi" w:eastAsiaTheme="majorEastAsia" w:hAnsiTheme="majorHAnsi"/>
       <w:b/>
       <w:bCs/>
       <w:i/>
@@ -2018,7 +2318,7 @@
       <w:outlineLvl w:val="4"/>
     </w:pPr>
     <w:rPr>
-      <w:rFonts w:ascii="Calibri" w:hAnsi="Calibri" w:eastAsia="" w:cs="" w:asciiTheme="majorHAnsi" w:cstheme="majorBidi" w:eastAsiaTheme="majorEastAsia" w:hAnsiTheme="majorHAnsi"/>
+      <w:rFonts w:ascii="Calibri" w:hAnsi="Calibri" w:eastAsia="ＭＳ ゴシック" w:cs="" w:asciiTheme="majorHAnsi" w:cstheme="majorBidi" w:eastAsiaTheme="majorEastAsia" w:hAnsiTheme="majorHAnsi"/>
       <w:color w:themeColor="accent1" w:themeShade="7f" w:val="243F60"/>
     </w:rPr>
   </w:style>
@@ -2039,7 +2339,7 @@
       <w:outlineLvl w:val="5"/>
     </w:pPr>
     <w:rPr>
-      <w:rFonts w:ascii="Calibri" w:hAnsi="Calibri" w:eastAsia="" w:cs="" w:asciiTheme="majorHAnsi" w:cstheme="majorBidi" w:eastAsiaTheme="majorEastAsia" w:hAnsiTheme="majorHAnsi"/>
+      <w:rFonts w:ascii="Calibri" w:hAnsi="Calibri" w:eastAsia="ＭＳ ゴシック" w:cs="" w:asciiTheme="majorHAnsi" w:cstheme="majorBidi" w:eastAsiaTheme="majorEastAsia" w:hAnsiTheme="majorHAnsi"/>
       <w:i/>
       <w:iCs/>
       <w:color w:themeColor="accent1" w:themeShade="7f" w:val="243F60"/>
@@ -2062,7 +2362,7 @@
       <w:outlineLvl w:val="6"/>
     </w:pPr>
     <w:rPr>
-      <w:rFonts w:ascii="Calibri" w:hAnsi="Calibri" w:eastAsia="" w:cs="" w:asciiTheme="majorHAnsi" w:cstheme="majorBidi" w:eastAsiaTheme="majorEastAsia" w:hAnsiTheme="majorHAnsi"/>
+      <w:rFonts w:ascii="Calibri" w:hAnsi="Calibri" w:eastAsia="ＭＳ ゴシック" w:cs="" w:asciiTheme="majorHAnsi" w:cstheme="majorBidi" w:eastAsiaTheme="majorEastAsia" w:hAnsiTheme="majorHAnsi"/>
       <w:i/>
       <w:iCs/>
       <w:color w:themeColor="text1" w:themeTint="bf" w:val="404040"/>
@@ -2085,7 +2385,7 @@
       <w:outlineLvl w:val="7"/>
     </w:pPr>
     <w:rPr>
-      <w:rFonts w:ascii="Calibri" w:hAnsi="Calibri" w:eastAsia="" w:cs="" w:asciiTheme="majorHAnsi" w:cstheme="majorBidi" w:eastAsiaTheme="majorEastAsia" w:hAnsiTheme="majorHAnsi"/>
+      <w:rFonts w:ascii="Calibri" w:hAnsi="Calibri" w:eastAsia="ＭＳ ゴシック" w:cs="" w:asciiTheme="majorHAnsi" w:cstheme="majorBidi" w:eastAsiaTheme="majorEastAsia" w:hAnsiTheme="majorHAnsi"/>
       <w:color w:themeColor="accent1" w:val="4F81BD"/>
       <w:sz w:val="20"/>
       <w:szCs w:val="20"/>
@@ -2108,7 +2408,7 @@
       <w:outlineLvl w:val="8"/>
     </w:pPr>
     <w:rPr>
-      <w:rFonts w:ascii="Calibri" w:hAnsi="Calibri" w:eastAsia="" w:cs="" w:asciiTheme="majorHAnsi" w:cstheme="majorBidi" w:eastAsiaTheme="majorEastAsia" w:hAnsiTheme="majorHAnsi"/>
+      <w:rFonts w:ascii="Calibri" w:hAnsi="Calibri" w:eastAsia="ＭＳ ゴシック" w:cs="" w:asciiTheme="majorHAnsi" w:cstheme="majorBidi" w:eastAsiaTheme="majorEastAsia" w:hAnsiTheme="majorHAnsi"/>
       <w:i/>
       <w:iCs/>
       <w:color w:themeColor="text1" w:themeTint="bf" w:val="404040"/>
@@ -2150,7 +2450,7 @@
     <w:qFormat/>
     <w:rsid w:val="00fc693f"/>
     <w:rPr>
-      <w:rFonts w:ascii="Calibri" w:hAnsi="Calibri" w:eastAsia="" w:cs="" w:asciiTheme="majorHAnsi" w:cstheme="majorBidi" w:eastAsiaTheme="majorEastAsia" w:hAnsiTheme="majorHAnsi"/>
+      <w:rFonts w:ascii="Calibri" w:hAnsi="Calibri" w:eastAsia="ＭＳ ゴシック" w:cs="" w:asciiTheme="majorHAnsi" w:cstheme="majorBidi" w:eastAsiaTheme="majorEastAsia" w:hAnsiTheme="majorHAnsi"/>
       <w:b/>
       <w:bCs/>
       <w:color w:themeColor="accent1" w:themeShade="bf" w:val="365F91"/>
@@ -2166,7 +2466,7 @@
     <w:qFormat/>
     <w:rsid w:val="00fc693f"/>
     <w:rPr>
-      <w:rFonts w:ascii="Calibri" w:hAnsi="Calibri" w:eastAsia="" w:cs="" w:asciiTheme="majorHAnsi" w:cstheme="majorBidi" w:eastAsiaTheme="majorEastAsia" w:hAnsiTheme="majorHAnsi"/>
+      <w:rFonts w:ascii="Calibri" w:hAnsi="Calibri" w:eastAsia="ＭＳ ゴシック" w:cs="" w:asciiTheme="majorHAnsi" w:cstheme="majorBidi" w:eastAsiaTheme="majorEastAsia" w:hAnsiTheme="majorHAnsi"/>
       <w:b/>
       <w:bCs/>
       <w:color w:themeColor="accent1" w:val="4F81BD"/>
@@ -2182,7 +2482,7 @@
     <w:qFormat/>
     <w:rsid w:val="00fc693f"/>
     <w:rPr>
-      <w:rFonts w:ascii="Calibri" w:hAnsi="Calibri" w:eastAsia="" w:cs="" w:asciiTheme="majorHAnsi" w:cstheme="majorBidi" w:eastAsiaTheme="majorEastAsia" w:hAnsiTheme="majorHAnsi"/>
+      <w:rFonts w:ascii="Calibri" w:hAnsi="Calibri" w:eastAsia="ＭＳ ゴシック" w:cs="" w:asciiTheme="majorHAnsi" w:cstheme="majorBidi" w:eastAsiaTheme="majorEastAsia" w:hAnsiTheme="majorHAnsi"/>
       <w:b/>
       <w:bCs/>
       <w:color w:themeColor="accent1" w:val="4F81BD"/>
@@ -2196,7 +2496,7 @@
     <w:qFormat/>
     <w:rsid w:val="00fc693f"/>
     <w:rPr>
-      <w:rFonts w:ascii="Calibri" w:hAnsi="Calibri" w:eastAsia="" w:cs="" w:asciiTheme="majorHAnsi" w:cstheme="majorBidi" w:eastAsiaTheme="majorEastAsia" w:hAnsiTheme="majorHAnsi"/>
+      <w:rFonts w:ascii="Calibri" w:hAnsi="Calibri" w:eastAsia="ＭＳ ゴシック" w:cs="" w:asciiTheme="majorHAnsi" w:cstheme="majorBidi" w:eastAsiaTheme="majorEastAsia" w:hAnsiTheme="majorHAnsi"/>
       <w:color w:themeColor="text2" w:themeShade="bf" w:val="17365D"/>
       <w:spacing w:val="5"/>
       <w:kern w:val="2"/>
@@ -2212,7 +2512,7 @@
     <w:qFormat/>
     <w:rsid w:val="00fc693f"/>
     <w:rPr>
-      <w:rFonts w:ascii="Calibri" w:hAnsi="Calibri" w:eastAsia="" w:cs="" w:asciiTheme="majorHAnsi" w:cstheme="majorBidi" w:eastAsiaTheme="majorEastAsia" w:hAnsiTheme="majorHAnsi"/>
+      <w:rFonts w:ascii="Calibri" w:hAnsi="Calibri" w:eastAsia="ＭＳ ゴシック" w:cs="" w:asciiTheme="majorHAnsi" w:cstheme="majorBidi" w:eastAsiaTheme="majorEastAsia" w:hAnsiTheme="majorHAnsi"/>
       <w:i/>
       <w:iCs/>
       <w:color w:themeColor="accent1" w:val="4F81BD"/>
@@ -2285,7 +2585,7 @@
     <w:qFormat/>
     <w:rsid w:val="00fc693f"/>
     <w:rPr>
-      <w:rFonts w:ascii="Calibri" w:hAnsi="Calibri" w:eastAsia="" w:cs="" w:asciiTheme="majorHAnsi" w:cstheme="majorBidi" w:eastAsiaTheme="majorEastAsia" w:hAnsiTheme="majorHAnsi"/>
+      <w:rFonts w:ascii="Calibri" w:hAnsi="Calibri" w:eastAsia="ＭＳ ゴシック" w:cs="" w:asciiTheme="majorHAnsi" w:cstheme="majorBidi" w:eastAsiaTheme="majorEastAsia" w:hAnsiTheme="majorHAnsi"/>
       <w:b/>
       <w:bCs/>
       <w:i/>
@@ -2302,7 +2602,7 @@
     <w:qFormat/>
     <w:rsid w:val="00fc693f"/>
     <w:rPr>
-      <w:rFonts w:ascii="Calibri" w:hAnsi="Calibri" w:eastAsia="" w:cs="" w:asciiTheme="majorHAnsi" w:cstheme="majorBidi" w:eastAsiaTheme="majorEastAsia" w:hAnsiTheme="majorHAnsi"/>
+      <w:rFonts w:ascii="Calibri" w:hAnsi="Calibri" w:eastAsia="ＭＳ ゴシック" w:cs="" w:asciiTheme="majorHAnsi" w:cstheme="majorBidi" w:eastAsiaTheme="majorEastAsia" w:hAnsiTheme="majorHAnsi"/>
       <w:color w:themeColor="accent1" w:themeShade="7f" w:val="243F60"/>
     </w:rPr>
   </w:style>
@@ -2315,7 +2615,7 @@
     <w:qFormat/>
     <w:rsid w:val="00fc693f"/>
     <w:rPr>
-      <w:rFonts w:ascii="Calibri" w:hAnsi="Calibri" w:eastAsia="" w:cs="" w:asciiTheme="majorHAnsi" w:cstheme="majorBidi" w:eastAsiaTheme="majorEastAsia" w:hAnsiTheme="majorHAnsi"/>
+      <w:rFonts w:ascii="Calibri" w:hAnsi="Calibri" w:eastAsia="ＭＳ ゴシック" w:cs="" w:asciiTheme="majorHAnsi" w:cstheme="majorBidi" w:eastAsiaTheme="majorEastAsia" w:hAnsiTheme="majorHAnsi"/>
       <w:i/>
       <w:iCs/>
       <w:color w:themeColor="accent1" w:themeShade="7f" w:val="243F60"/>
@@ -2330,7 +2630,7 @@
     <w:qFormat/>
     <w:rsid w:val="00fc693f"/>
     <w:rPr>
-      <w:rFonts w:ascii="Calibri" w:hAnsi="Calibri" w:eastAsia="" w:cs="" w:asciiTheme="majorHAnsi" w:cstheme="majorBidi" w:eastAsiaTheme="majorEastAsia" w:hAnsiTheme="majorHAnsi"/>
+      <w:rFonts w:ascii="Calibri" w:hAnsi="Calibri" w:eastAsia="ＭＳ ゴシック" w:cs="" w:asciiTheme="majorHAnsi" w:cstheme="majorBidi" w:eastAsiaTheme="majorEastAsia" w:hAnsiTheme="majorHAnsi"/>
       <w:i/>
       <w:iCs/>
       <w:color w:themeColor="text1" w:themeTint="bf" w:val="404040"/>
@@ -2345,7 +2645,7 @@
     <w:qFormat/>
     <w:rsid w:val="00fc693f"/>
     <w:rPr>
-      <w:rFonts w:ascii="Calibri" w:hAnsi="Calibri" w:eastAsia="" w:cs="" w:asciiTheme="majorHAnsi" w:cstheme="majorBidi" w:eastAsiaTheme="majorEastAsia" w:hAnsiTheme="majorHAnsi"/>
+      <w:rFonts w:ascii="Calibri" w:hAnsi="Calibri" w:eastAsia="ＭＳ ゴシック" w:cs="" w:asciiTheme="majorHAnsi" w:cstheme="majorBidi" w:eastAsiaTheme="majorEastAsia" w:hAnsiTheme="majorHAnsi"/>
       <w:color w:themeColor="accent1" w:val="4F81BD"/>
       <w:sz w:val="20"/>
       <w:szCs w:val="20"/>
@@ -2360,7 +2660,7 @@
     <w:qFormat/>
     <w:rsid w:val="00fc693f"/>
     <w:rPr>
-      <w:rFonts w:ascii="Calibri" w:hAnsi="Calibri" w:eastAsia="" w:cs="" w:asciiTheme="majorHAnsi" w:cstheme="majorBidi" w:eastAsiaTheme="majorEastAsia" w:hAnsiTheme="majorHAnsi"/>
+      <w:rFonts w:ascii="Calibri" w:hAnsi="Calibri" w:eastAsia="ＭＳ ゴシック" w:cs="" w:asciiTheme="majorHAnsi" w:cstheme="majorBidi" w:eastAsiaTheme="majorEastAsia" w:hAnsiTheme="majorHAnsi"/>
       <w:i/>
       <w:iCs/>
       <w:color w:themeColor="text1" w:themeTint="bf" w:val="404040"/>
@@ -2590,13 +2890,12 @@
     <w:rsid w:val="00fc693f"/>
     <w:pPr>
       <w:widowControl/>
-      <w:suppressAutoHyphens w:val="true"/>
       <w:bidi w:val="0"/>
       <w:spacing w:lineRule="auto" w:line="240" w:before="0" w:after="0"/>
       <w:jc w:val="left"/>
     </w:pPr>
     <w:rPr>
-      <w:rFonts w:ascii="Cambria" w:hAnsi="Cambria" w:eastAsia="" w:cs="" w:asciiTheme="minorHAnsi" w:cstheme="minorBidi" w:eastAsiaTheme="minorEastAsia" w:hAnsiTheme="minorHAnsi"/>
+      <w:rFonts w:ascii="Cambria" w:hAnsi="Cambria" w:eastAsia="ＭＳ 明朝" w:cs="" w:asciiTheme="minorHAnsi" w:cstheme="minorBidi" w:eastAsiaTheme="minorEastAsia" w:hAnsiTheme="minorHAnsi"/>
       <w:color w:val="auto"/>
       <w:kern w:val="0"/>
       <w:sz w:val="22"/>
@@ -2620,7 +2919,7 @@
       <w:contextualSpacing/>
     </w:pPr>
     <w:rPr>
-      <w:rFonts w:ascii="Calibri" w:hAnsi="Calibri" w:eastAsia="" w:cs="" w:asciiTheme="majorHAnsi" w:cstheme="majorBidi" w:eastAsiaTheme="majorEastAsia" w:hAnsiTheme="majorHAnsi"/>
+      <w:rFonts w:ascii="Calibri" w:hAnsi="Calibri" w:eastAsia="ＭＳ ゴシック" w:cs="" w:asciiTheme="majorHAnsi" w:cstheme="majorBidi" w:eastAsiaTheme="majorEastAsia" w:hAnsiTheme="majorHAnsi"/>
       <w:color w:themeColor="text2" w:themeShade="bf" w:val="17365D"/>
       <w:spacing w:val="5"/>
       <w:kern w:val="2"/>
@@ -2638,7 +2937,7 @@
     <w:rsid w:val="00fc693f"/>
     <w:pPr/>
     <w:rPr>
-      <w:rFonts w:ascii="Calibri" w:hAnsi="Calibri" w:eastAsia="" w:cs="" w:asciiTheme="majorHAnsi" w:cstheme="majorBidi" w:eastAsiaTheme="majorEastAsia" w:hAnsiTheme="majorHAnsi"/>
+      <w:rFonts w:ascii="Calibri" w:hAnsi="Calibri" w:eastAsia="ＭＳ ゴシック" w:cs="" w:asciiTheme="majorHAnsi" w:cstheme="majorBidi" w:eastAsiaTheme="majorEastAsia" w:hAnsiTheme="majorHAnsi"/>
       <w:i/>
       <w:iCs/>
       <w:color w:themeColor="accent1" w:val="4F81BD"/>
@@ -2871,13 +3170,12 @@
         <w:tab w:val="left" w:pos="3456" w:leader="none"/>
         <w:tab w:val="left" w:pos="4032" w:leader="none"/>
       </w:tabs>
-      <w:suppressAutoHyphens w:val="true"/>
       <w:bidi w:val="0"/>
       <w:spacing w:lineRule="auto" w:line="276" w:before="0" w:after="200"/>
       <w:jc w:val="left"/>
     </w:pPr>
     <w:rPr>
-      <w:rFonts w:ascii="Courier" w:hAnsi="Courier" w:eastAsia="" w:cs="" w:cstheme="minorBidi" w:eastAsiaTheme="minorEastAsia"/>
+      <w:rFonts w:ascii="Courier" w:hAnsi="Courier" w:eastAsia="ＭＳ 明朝" w:cs="" w:cstheme="minorBidi" w:eastAsiaTheme="minorEastAsia"/>
       <w:color w:val="auto"/>
       <w:kern w:val="0"/>
       <w:sz w:val="20"/>
@@ -6075,6 +6373,7 @@
       <w:pPr>
         <w:spacing w:before="0" w:after="0" w:line="240" w:lineRule="auto"/>
       </w:pPr>
+      <w:rPr/>
       <w:tblPr/>
       <w:tcPr>
         <w:tcBorders>
@@ -6220,6 +6519,7 @@
       <w:pPr>
         <w:spacing w:before="0" w:after="0" w:line="240" w:lineRule="auto"/>
       </w:pPr>
+      <w:rPr/>
       <w:tblPr/>
       <w:tcPr>
         <w:tcBorders>
@@ -6365,6 +6665,7 @@
       <w:pPr>
         <w:spacing w:before="0" w:after="0" w:line="240" w:lineRule="auto"/>
       </w:pPr>
+      <w:rPr/>
       <w:tblPr/>
       <w:tcPr>
         <w:tcBorders>
@@ -6510,6 +6811,7 @@
       <w:pPr>
         <w:spacing w:before="0" w:after="0" w:line="240" w:lineRule="auto"/>
       </w:pPr>
+      <w:rPr/>
       <w:tblPr/>
       <w:tcPr>
         <w:tcBorders>
@@ -6655,6 +6957,7 @@
       <w:pPr>
         <w:spacing w:before="0" w:after="0" w:line="240" w:lineRule="auto"/>
       </w:pPr>
+      <w:rPr/>
       <w:tblPr/>
       <w:tcPr>
         <w:tcBorders>
@@ -6800,6 +7103,7 @@
       <w:pPr>
         <w:spacing w:before="0" w:after="0" w:line="240" w:lineRule="auto"/>
       </w:pPr>
+      <w:rPr/>
       <w:tblPr/>
       <w:tcPr>
         <w:tcBorders>
@@ -6945,6 +7249,7 @@
       <w:pPr>
         <w:spacing w:before="0" w:after="0" w:line="240" w:lineRule="auto"/>
       </w:pPr>
+      <w:rPr/>
       <w:tblPr/>
       <w:tcPr>
         <w:tcBorders>

--- a/Sprint6/Informe_Patrones_Cudeca.docx
+++ b/Sprint6/Informe_Patrones_Cudeca.docx
@@ -20,7 +20,9 @@
         <w:rPr/>
       </w:pPr>
       <w:r>
-        <w:rPr/>
+        <w:rPr>
+          <w:b/>
+        </w:rPr>
         <w:t>Proyecto: Gestión de Eventos y Donaciones - Fundación Cudeca</w:t>
       </w:r>
     </w:p>
@@ -37,6 +39,15 @@
     </w:p>
     <w:p>
       <w:pPr>
+        <w:pStyle w:val="Normal"/>
+        <w:rPr/>
+      </w:pPr>
+      <w:r>
+        <w:rPr/>
+      </w:r>
+    </w:p>
+    <w:p>
+      <w:pPr>
         <w:pStyle w:val="Heading1"/>
         <w:rPr/>
       </w:pPr>
@@ -83,22 +94,6 @@
       <w:r>
         <w:rPr/>
         <w:t>A. Singleton</w:t>
-      </w:r>
-    </w:p>
-    <w:p>
-      <w:pPr>
-        <w:pStyle w:val="Normal"/>
-        <w:rPr/>
-      </w:pPr>
-      <w:r>
-        <w:rPr>
-          <w:b/>
-        </w:rPr>
-        <w:t xml:space="preserve">Herramienta / Estrategia: </w:t>
-      </w:r>
-      <w:r>
-        <w:rPr/>
-        <w:t>AppConfig (en patterns.py)</w:t>
       </w:r>
     </w:p>
     <w:p>
@@ -111,76 +106,14 @@
         <w:rPr/>
       </w:pPr>
       <w:r>
-        <w:rPr/>
-        <w:t>Justificación:</w:t>
-      </w:r>
-    </w:p>
-    <w:p>
-      <w:pPr>
-        <w:pStyle w:val="ListParagraph"/>
-        <w:rPr/>
-      </w:pPr>
-      <w:r>
-        <w:rPr/>
-        <w:t>Gestión centralizada de la configuración del entorno y rutas de archivos estáticos.</w:t>
-      </w:r>
-    </w:p>
-    <w:p>
-      <w:pPr>
-        <w:pStyle w:val="ListParagraph"/>
-        <w:rPr/>
-      </w:pPr>
-      <w:r>
         <w:rPr>
           <w:b/>
         </w:rPr>
-        <w:t xml:space="preserve">Problema / Riesgo: </w:t>
+        <w:t>Herramienta / Estrategia:</w:t>
       </w:r>
       <w:r>
         <w:rPr/>
-        <w:t>La dispersión de rutas "hardcoded" provocaba errores al desplegar en diferentes entornos y duplicidad en la creación de directorios.</w:t>
-      </w:r>
-    </w:p>
-    <w:p>
-      <w:pPr>
-        <w:pStyle w:val="ListParagraph"/>
-        <w:rPr/>
-      </w:pPr>
-      <w:r>
-        <w:rPr>
-          <w:b/>
-        </w:rPr>
-        <w:t xml:space="preserve">Solución Implementada: </w:t>
-      </w:r>
-      <w:r>
-        <w:rPr/>
-        <w:t>Instancia única que valida la infraestructura de carpetas al inicio y provee un punto de acceso global a la configuración.</w:t>
-      </w:r>
-    </w:p>
-    <w:p>
-      <w:pPr>
-        <w:pStyle w:val="Heading2"/>
-        <w:rPr/>
-      </w:pPr>
-      <w:r>
-        <w:rPr/>
-        <w:t>B. Factory Method</w:t>
-      </w:r>
-    </w:p>
-    <w:p>
-      <w:pPr>
-        <w:pStyle w:val="Normal"/>
-        <w:rPr/>
-      </w:pPr>
-      <w:r>
-        <w:rPr>
-          <w:b/>
-        </w:rPr>
-        <w:t xml:space="preserve">Herramienta / Estrategia: </w:t>
-      </w:r>
-      <w:r>
-        <w:rPr/>
-        <w:t>PaymentFactory (Creador)</w:t>
+        <w:t xml:space="preserve"> AppConfig (en patterns.py)</w:t>
       </w:r>
     </w:p>
     <w:p>
@@ -193,76 +126,14 @@
         <w:rPr/>
       </w:pPr>
       <w:r>
-        <w:rPr/>
-        <w:t>Justificación:</w:t>
-      </w:r>
-    </w:p>
-    <w:p>
-      <w:pPr>
-        <w:pStyle w:val="ListParagraph"/>
-        <w:rPr/>
-      </w:pPr>
-      <w:r>
-        <w:rPr/>
-        <w:t>Abstracción de la lógica de pasarelas de pago (Escalabilidad horizontal).</w:t>
-      </w:r>
-    </w:p>
-    <w:p>
-      <w:pPr>
-        <w:pStyle w:val="ListParagraph"/>
-        <w:rPr/>
-      </w:pPr>
-      <w:r>
         <w:rPr>
           <w:b/>
         </w:rPr>
-        <w:t xml:space="preserve">Problema / Riesgo: </w:t>
+        <w:t>Justificación:</w:t>
       </w:r>
       <w:r>
         <w:rPr/>
-        <w:t>El acoplamiento fuerte en los controladores dificultaba añadir nuevos métodos de pago sin refactorizar todo el código.</w:t>
-      </w:r>
-    </w:p>
-    <w:p>
-      <w:pPr>
-        <w:pStyle w:val="ListParagraph"/>
-        <w:rPr/>
-      </w:pPr>
-      <w:r>
-        <w:rPr>
-          <w:b/>
-        </w:rPr>
-        <w:t xml:space="preserve">Solución Implementada: </w:t>
-      </w:r>
-      <w:r>
-        <w:rPr/>
-        <w:t>Delegación de la creación del procesador. El sistema es agnóstico a la pasarela (Bizum, Stripe, PayPal), facilitando futuras integraciones bancarias reales.</w:t>
-      </w:r>
-    </w:p>
-    <w:p>
-      <w:pPr>
-        <w:pStyle w:val="Heading2"/>
-        <w:rPr/>
-      </w:pPr>
-      <w:r>
-        <w:rPr/>
-        <w:t>C. Builder</w:t>
-      </w:r>
-    </w:p>
-    <w:p>
-      <w:pPr>
-        <w:pStyle w:val="Normal"/>
-        <w:rPr/>
-      </w:pPr>
-      <w:r>
-        <w:rPr>
-          <w:b/>
-        </w:rPr>
-        <w:t xml:space="preserve">Herramienta / Estrategia: </w:t>
-      </w:r>
-      <w:r>
-        <w:rPr/>
-        <w:t>EventoBuilder (en patterns.py)</w:t>
+        <w:t xml:space="preserve"> Gestión centralizada de la configuración del entorno y rutas de archivos estáticos.</w:t>
       </w:r>
     </w:p>
     <w:p>
@@ -275,76 +146,14 @@
         <w:rPr/>
       </w:pPr>
       <w:r>
-        <w:rPr/>
-        <w:t>Justificación:</w:t>
-      </w:r>
-    </w:p>
-    <w:p>
-      <w:pPr>
-        <w:pStyle w:val="ListParagraph"/>
-        <w:rPr/>
-      </w:pPr>
-      <w:r>
-        <w:rPr/>
-        <w:t>Construcción controlada de objetos complejos con múltiples dependencias (Imágenes, Fechas, Datos).</w:t>
-      </w:r>
-    </w:p>
-    <w:p>
-      <w:pPr>
-        <w:pStyle w:val="ListParagraph"/>
-        <w:rPr/>
-      </w:pPr>
-      <w:r>
         <w:rPr>
           <w:b/>
         </w:rPr>
-        <w:t xml:space="preserve">Problema / Riesgo: </w:t>
+        <w:t>Problema / Riesgo:</w:t>
       </w:r>
       <w:r>
         <w:rPr/>
-        <w:t>Controladores masivos ("Fat Controllers") que mezclaban validación, gestión de archivos y persistencia.</w:t>
-      </w:r>
-    </w:p>
-    <w:p>
-      <w:pPr>
-        <w:pStyle w:val="ListParagraph"/>
-        <w:rPr/>
-      </w:pPr>
-      <w:r>
-        <w:rPr>
-          <w:b/>
-        </w:rPr>
-        <w:t xml:space="preserve">Solución Implementada: </w:t>
-      </w:r>
-      <w:r>
-        <w:rPr/>
-        <w:t>Separación de la construcción y la representación. El Builder gestiona la complejidad de los archivos adjuntos y la validación de datos paso a paso.</w:t>
-      </w:r>
-    </w:p>
-    <w:p>
-      <w:pPr>
-        <w:pStyle w:val="Heading2"/>
-        <w:rPr/>
-      </w:pPr>
-      <w:r>
-        <w:rPr/>
-        <w:t>D. Abstract Factory</w:t>
-      </w:r>
-    </w:p>
-    <w:p>
-      <w:pPr>
-        <w:pStyle w:val="Normal"/>
-        <w:rPr/>
-      </w:pPr>
-      <w:r>
-        <w:rPr>
-          <w:b/>
-        </w:rPr>
-        <w:t xml:space="preserve">Herramienta / Estrategia: </w:t>
-      </w:r>
-      <w:r>
-        <w:rPr/>
-        <w:t>TransactionFactory</w:t>
+        <w:t xml:space="preserve"> La dispersión de rutas "hardcoded" provocaba errores al desplegar en diferentes entornos y duplicidad en la creación de directorios.</w:t>
       </w:r>
     </w:p>
     <w:p>
@@ -357,76 +166,24 @@
         <w:rPr/>
       </w:pPr>
       <w:r>
-        <w:rPr/>
-        <w:t>Justificación:</w:t>
+        <w:rPr>
+          <w:b/>
+        </w:rPr>
+        <w:t>Solución Implementada:</w:t>
+      </w:r>
+      <w:r>
+        <w:rPr/>
+        <w:t xml:space="preserve"> Instancia única que valida la infraestructura de carpetas al inicio y provee un punto de acceso global a la configuración.</w:t>
       </w:r>
     </w:p>
     <w:p>
       <w:pPr>
-        <w:pStyle w:val="ListParagraph"/>
+        <w:pStyle w:val="Heading2"/>
         <w:rPr/>
       </w:pPr>
       <w:r>
         <w:rPr/>
-        <w:t>Tratamiento polimórfico de transacciones heterogéneas (Eventos vs Rifas).</w:t>
-      </w:r>
-    </w:p>
-    <w:p>
-      <w:pPr>
-        <w:pStyle w:val="ListParagraph"/>
-        <w:rPr/>
-      </w:pPr>
-      <w:r>
-        <w:rPr>
-          <w:b/>
-        </w:rPr>
-        <w:t xml:space="preserve">Problema / Riesgo: </w:t>
-      </w:r>
-      <w:r>
-        <w:rPr/>
-        <w:t>Inconsistencia en la generación de entregables: Los eventos requieren QRs, las rifas solo registros digitales.</w:t>
-      </w:r>
-    </w:p>
-    <w:p>
-      <w:pPr>
-        <w:pStyle w:val="ListParagraph"/>
-        <w:rPr/>
-      </w:pPr>
-      <w:r>
-        <w:rPr>
-          <w:b/>
-        </w:rPr>
-        <w:t xml:space="preserve">Solución Implementada: </w:t>
-      </w:r>
-      <w:r>
-        <w:rPr/>
-        <w:t>Interfaz unificada que garantiza la creación coherente de familias de objetos relacionados (Entrada+QR o Boleto+Registro) sin exponer la lógica al cliente.</w:t>
-      </w:r>
-    </w:p>
-    <w:p>
-      <w:pPr>
-        <w:pStyle w:val="Heading2"/>
-        <w:rPr/>
-      </w:pPr>
-      <w:r>
-        <w:rPr/>
-        <w:t>E. Prototype</w:t>
-      </w:r>
-    </w:p>
-    <w:p>
-      <w:pPr>
-        <w:pStyle w:val="Normal"/>
-        <w:rPr/>
-      </w:pPr>
-      <w:r>
-        <w:rPr>
-          <w:b/>
-        </w:rPr>
-        <w:t xml:space="preserve">Herramienta / Estrategia: </w:t>
-      </w:r>
-      <w:r>
-        <w:rPr/>
-        <w:t>Evento.clone() / Rifa.clone()</w:t>
+        <w:t>B. Factory Method</w:t>
       </w:r>
     </w:p>
     <w:p>
@@ -439,109 +196,14 @@
         <w:rPr/>
       </w:pPr>
       <w:r>
-        <w:rPr/>
-        <w:t>Justificación:</w:t>
-      </w:r>
-    </w:p>
-    <w:p>
-      <w:pPr>
-        <w:pStyle w:val="ListParagraph"/>
-        <w:rPr/>
-      </w:pPr>
-      <w:r>
-        <w:rPr/>
-        <w:t>Optimización operativa para la gestión de eventos recurrentes.</w:t>
-      </w:r>
-    </w:p>
-    <w:p>
-      <w:pPr>
-        <w:pStyle w:val="ListParagraph"/>
-        <w:rPr/>
-      </w:pPr>
-      <w:r>
         <w:rPr>
           <w:b/>
         </w:rPr>
-        <w:t xml:space="preserve">Problema / Riesgo: </w:t>
+        <w:t>Herramienta / Estrategia:</w:t>
       </w:r>
       <w:r>
         <w:rPr/>
-        <w:t>Pérdida de tiempo y errores humanos al recrear manualmente eventos idénticos (ej: Gala Benéfica anual).</w:t>
-      </w:r>
-    </w:p>
-    <w:p>
-      <w:pPr>
-        <w:pStyle w:val="ListParagraph"/>
-        <w:rPr/>
-      </w:pPr>
-      <w:r>
-        <w:rPr>
-          <w:b/>
-        </w:rPr>
-        <w:t xml:space="preserve">Solución Implementada: </w:t>
-      </w:r>
-      <w:r>
-        <w:rPr/>
-        <w:t>Clonación profunda de objetos en memoria para su posterior persistencia como nuevas entidades.</w:t>
-      </w:r>
-    </w:p>
-    <w:p>
-      <w:pPr>
-        <w:pStyle w:val="Normal"/>
-        <w:rPr/>
-      </w:pPr>
-      <w:r>
-        <w:rPr/>
-      </w:r>
-      <w:r>
-        <w:br w:type="page"/>
-      </w:r>
-    </w:p>
-    <w:p>
-      <w:pPr>
-        <w:pStyle w:val="Heading1"/>
-        <w:spacing w:before="0" w:after="0"/>
-        <w:rPr/>
-      </w:pPr>
-      <w:r>
-        <w:rPr/>
-        <w:t>3. Estrategia de Diseño e Integración UI/UX</w:t>
-      </w:r>
-    </w:p>
-    <w:p>
-      <w:pPr>
-        <w:pStyle w:val="Normal"/>
-        <w:rPr/>
-      </w:pPr>
-      <w:r>
-        <w:rPr/>
-        <w:t>Dado que el propósito final es la implantación real, la interfaz se ha diseñado bajo el principio de "Integración Transparente". El usuario no debe percibir una ruptura entre la web institucional y esta plataforma de gestión.</w:t>
-      </w:r>
-    </w:p>
-    <w:p>
-      <w:pPr>
-        <w:pStyle w:val="Heading2"/>
-        <w:rPr/>
-      </w:pPr>
-      <w:r>
-        <w:rPr/>
-        <w:t>A. Fidelidad a la Identidad Corporativa</w:t>
-      </w:r>
-    </w:p>
-    <w:p>
-      <w:pPr>
-        <w:pStyle w:val="Normal"/>
-        <w:rPr/>
-      </w:pPr>
-      <w:r>
-        <w:rPr>
-          <w:b/>
-        </w:rPr>
-        <w:t xml:space="preserve">Herramienta / Estrategia: </w:t>
-      </w:r>
-      <w:r>
-        <w:rPr/>
-        <w:t>Sistema de Diseño (Design System) &amp; CSS Variables</w:t>
+        <w:t xml:space="preserve"> PaymentFactory (Creador)</w:t>
       </w:r>
     </w:p>
     <w:p>
@@ -554,76 +216,14 @@
         <w:rPr/>
       </w:pPr>
       <w:r>
-        <w:rPr/>
-        <w:t>Justificación:</w:t>
-      </w:r>
-    </w:p>
-    <w:p>
-      <w:pPr>
-        <w:pStyle w:val="ListParagraph"/>
-        <w:rPr/>
-      </w:pPr>
-      <w:r>
-        <w:rPr/>
-        <w:t>La marca Cudeca tiene una identidad visual consolidada que transmite esperanza y profesionalidad.</w:t>
-      </w:r>
-    </w:p>
-    <w:p>
-      <w:pPr>
-        <w:pStyle w:val="ListParagraph"/>
-        <w:rPr/>
-      </w:pPr>
-      <w:r>
         <w:rPr>
           <w:b/>
         </w:rPr>
-        <w:t xml:space="preserve">Problema / Riesgo: </w:t>
+        <w:t>Justificación:</w:t>
       </w:r>
       <w:r>
         <w:rPr/>
-        <w:t>El uso de colores genéricos o estilos predeterminados de Bootstrap generaría desconfianza y desconexión con la marca madre.</w:t>
-      </w:r>
-    </w:p>
-    <w:p>
-      <w:pPr>
-        <w:pStyle w:val="ListParagraph"/>
-        <w:rPr/>
-      </w:pPr>
-      <w:r>
-        <w:rPr>
-          <w:b/>
-        </w:rPr>
-        <w:t xml:space="preserve">Solución Implementada: </w:t>
-      </w:r>
-      <w:r>
-        <w:rPr/>
-        <w:t>Se ha implementado una hoja de estilos personalizada que replica exactamente la paleta cromática corporativa (Verde Cudeca #4CAF50 para acciones principales, Dorado para destacados) y las tipografías oficiales, asegurando que el módulo se sienta nativo.</w:t>
-      </w:r>
-    </w:p>
-    <w:p>
-      <w:pPr>
-        <w:pStyle w:val="Heading2"/>
-        <w:rPr/>
-      </w:pPr>
-      <w:r>
-        <w:rPr/>
-        <w:t>B. Continuidad Estructural y de Navegación</w:t>
-      </w:r>
-    </w:p>
-    <w:p>
-      <w:pPr>
-        <w:pStyle w:val="Normal"/>
-        <w:rPr/>
-      </w:pPr>
-      <w:r>
-        <w:rPr>
-          <w:b/>
-        </w:rPr>
-        <w:t xml:space="preserve">Herramienta / Estrategia: </w:t>
-      </w:r>
-      <w:r>
-        <w:rPr/>
-        <w:t>Base Template &amp; Layout Consistency</w:t>
+        <w:t xml:space="preserve"> Abstracción de la lógica de pasarelas de pago (Escalabilidad horizontal).</w:t>
       </w:r>
     </w:p>
     <w:p>
@@ -636,76 +236,14 @@
         <w:rPr/>
       </w:pPr>
       <w:r>
-        <w:rPr/>
-        <w:t>Justificación:</w:t>
-      </w:r>
-    </w:p>
-    <w:p>
-      <w:pPr>
-        <w:pStyle w:val="ListParagraph"/>
-        <w:rPr/>
-      </w:pPr>
-      <w:r>
-        <w:rPr/>
-        <w:t>La estructura de navegación (Header, Footer, Menús) debe ser inmutable durante la transición entre plataformas.</w:t>
-      </w:r>
-    </w:p>
-    <w:p>
-      <w:pPr>
-        <w:pStyle w:val="ListParagraph"/>
-        <w:rPr/>
-      </w:pPr>
-      <w:r>
         <w:rPr>
           <w:b/>
         </w:rPr>
-        <w:t xml:space="preserve">Problema / Riesgo: </w:t>
+        <w:t>Problema / Riesgo:</w:t>
       </w:r>
       <w:r>
         <w:rPr/>
-        <w:t>Un cambio en la ubicación del menú o el pie de página provoca desorientación en el usuario, aumentando la tasa de rebote.</w:t>
-      </w:r>
-    </w:p>
-    <w:p>
-      <w:pPr>
-        <w:pStyle w:val="ListParagraph"/>
-        <w:rPr/>
-      </w:pPr>
-      <w:r>
-        <w:rPr>
-          <w:b/>
-        </w:rPr>
-        <w:t xml:space="preserve">Solución Implementada: </w:t>
-      </w:r>
-      <w:r>
-        <w:rPr/>
-        <w:t>Se ha diseñado un "base.html" que clona la estructura de la web principal, incluyendo logotipos, enlaces a redes sociales y avisos legales en las mismas posiciones exactas, garantizando una curva de aprendizaje nula para el usuario habitual.</w:t>
-      </w:r>
-    </w:p>
-    <w:p>
-      <w:pPr>
-        <w:pStyle w:val="Heading2"/>
-        <w:rPr/>
-      </w:pPr>
-      <w:r>
-        <w:rPr/>
-        <w:t>C. Psicología de la Confianza en Pagos</w:t>
-      </w:r>
-    </w:p>
-    <w:p>
-      <w:pPr>
-        <w:pStyle w:val="Normal"/>
-        <w:rPr/>
-      </w:pPr>
-      <w:r>
-        <w:rPr>
-          <w:b/>
-        </w:rPr>
-        <w:t xml:space="preserve">Herramienta / Estrategia: </w:t>
-      </w:r>
-      <w:r>
-        <w:rPr/>
-        <w:t>Diseño de Interfaz Orientado a Conversión (CRO)</w:t>
+        <w:t xml:space="preserve"> El acoplamiento fuerte en los controladores dificultaba añadir nuevos métodos de pago sin refactorizar todo el código.</w:t>
       </w:r>
     </w:p>
     <w:p>
@@ -718,76 +256,24 @@
         <w:rPr/>
       </w:pPr>
       <w:r>
-        <w:rPr/>
-        <w:t>Justificación:</w:t>
+        <w:rPr>
+          <w:b/>
+        </w:rPr>
+        <w:t>Solución Implementada:</w:t>
+      </w:r>
+      <w:r>
+        <w:rPr/>
+        <w:t xml:space="preserve"> Delegación de la creación del procesador. El sistema es agnóstico a la pasarela (Bizum, Stripe, PayPal), facilitando futuras integraciones bancarias reales.</w:t>
       </w:r>
     </w:p>
     <w:p>
       <w:pPr>
-        <w:pStyle w:val="ListParagraph"/>
+        <w:pStyle w:val="Heading2"/>
         <w:rPr/>
       </w:pPr>
       <w:r>
         <w:rPr/>
-        <w:t>En un entorno de donaciones, la percepción de seguridad visual es tan importante como la seguridad técnica.</w:t>
-      </w:r>
-    </w:p>
-    <w:p>
-      <w:pPr>
-        <w:pStyle w:val="ListParagraph"/>
-        <w:rPr/>
-      </w:pPr>
-      <w:r>
-        <w:rPr>
-          <w:b/>
-        </w:rPr>
-        <w:t xml:space="preserve">Problema / Riesgo: </w:t>
-      </w:r>
-      <w:r>
-        <w:rPr/>
-        <w:t>Diseños descuidados, alineaciones incorrectas o interfaces "amateur" hacen que el usuario dude de la legitimidad del formulario de pago.</w:t>
-      </w:r>
-    </w:p>
-    <w:p>
-      <w:pPr>
-        <w:pStyle w:val="ListParagraph"/>
-        <w:rPr/>
-      </w:pPr>
-      <w:r>
-        <w:rPr>
-          <w:b/>
-        </w:rPr>
-        <w:t xml:space="preserve">Solución Implementada: </w:t>
-      </w:r>
-      <w:r>
-        <w:rPr/>
-        <w:t>Se ha cuidado al píxel la maquetación de los formularios de pago (Tarjetas, Bizum), utilizando espaciados claros, feedback visual inmediato y elementos de autoridad visual para maximizar la confianza del donante.</w:t>
-      </w:r>
-    </w:p>
-    <w:p>
-      <w:pPr>
-        <w:pStyle w:val="Heading2"/>
-        <w:rPr/>
-      </w:pPr>
-      <w:r>
-        <w:rPr/>
-        <w:t>D. Coherencia Semántica y Tono de Voz</w:t>
-      </w:r>
-    </w:p>
-    <w:p>
-      <w:pPr>
-        <w:pStyle w:val="Normal"/>
-        <w:rPr/>
-      </w:pPr>
-      <w:r>
-        <w:rPr>
-          <w:b/>
-        </w:rPr>
-        <w:t xml:space="preserve">Herramienta / Estrategia: </w:t>
-      </w:r>
-      <w:r>
-        <w:rPr/>
-        <w:t>UX Writing &amp; Microcopy</w:t>
+        <w:t>C. Builder</w:t>
       </w:r>
     </w:p>
     <w:p>
@@ -800,109 +286,14 @@
         <w:rPr/>
       </w:pPr>
       <w:r>
-        <w:rPr/>
-        <w:t>Justificación:</w:t>
-      </w:r>
-    </w:p>
-    <w:p>
-      <w:pPr>
-        <w:pStyle w:val="ListParagraph"/>
-        <w:rPr/>
-      </w:pPr>
-      <w:r>
-        <w:rPr/>
-        <w:t>La fundación mantiene un tono empático, agradecido y cercano, alejado de la frialdad transaccional.</w:t>
-      </w:r>
-    </w:p>
-    <w:p>
-      <w:pPr>
-        <w:pStyle w:val="ListParagraph"/>
-        <w:rPr/>
-      </w:pPr>
-      <w:r>
         <w:rPr>
           <w:b/>
         </w:rPr>
-        <w:t xml:space="preserve">Problema / Riesgo: </w:t>
+        <w:t>Herramienta / Estrategia:</w:t>
       </w:r>
       <w:r>
         <w:rPr/>
-        <w:t>El uso de términos agresivos o puramente técnicos ("Pagar", "Transacción", "Error 404") rompe la narrativa solidaria.</w:t>
-      </w:r>
-    </w:p>
-    <w:p>
-      <w:pPr>
-        <w:pStyle w:val="ListParagraph"/>
-        <w:rPr/>
-      </w:pPr>
-      <w:r>
-        <w:rPr>
-          <w:b/>
-        </w:rPr>
-        <w:t xml:space="preserve">Solución Implementada: </w:t>
-      </w:r>
-      <w:r>
-        <w:rPr/>
-        <w:t>Se ha adaptado todo el "microcopy" (textos de botones, mensajes de éxito, correos) para reflejar el vocabulario de la organización (ej: "Colaborar" en lugar de "Pagar", mensajes de agradecimiento personalizados tras la donación), manteniendo la calidez humana en el proceso digital.</w:t>
-      </w:r>
-    </w:p>
-    <w:p>
-      <w:pPr>
-        <w:pStyle w:val="Normal"/>
-        <w:rPr/>
-      </w:pPr>
-      <w:r>
-        <w:rPr/>
-      </w:r>
-      <w:r>
-        <w:br w:type="page"/>
-      </w:r>
-    </w:p>
-    <w:p>
-      <w:pPr>
-        <w:pStyle w:val="Heading1"/>
-        <w:spacing w:before="0" w:after="0"/>
-        <w:rPr/>
-      </w:pPr>
-      <w:r>
-        <w:rPr/>
-        <w:t>4. Seguridad e Infraestructura Técnica</w:t>
-      </w:r>
-    </w:p>
-    <w:p>
-      <w:pPr>
-        <w:pStyle w:val="Normal"/>
-        <w:rPr/>
-      </w:pPr>
-      <w:r>
-        <w:rPr/>
-        <w:t>Implementación de capas de seguridad para la protección de datos y hardware.</w:t>
-      </w:r>
-    </w:p>
-    <w:p>
-      <w:pPr>
-        <w:pStyle w:val="Heading2"/>
-        <w:rPr/>
-      </w:pPr>
-      <w:r>
-        <w:rPr/>
-        <w:t>A. Hashing y Protección de Credenciales</w:t>
-      </w:r>
-    </w:p>
-    <w:p>
-      <w:pPr>
-        <w:pStyle w:val="Normal"/>
-        <w:rPr/>
-      </w:pPr>
-      <w:r>
-        <w:rPr>
-          <w:b/>
-        </w:rPr>
-        <w:t xml:space="preserve">Herramienta / Estrategia: </w:t>
-      </w:r>
-      <w:r>
-        <w:rPr/>
-        <w:t>Werkzeug Security (PBKDF2-SHA256)</w:t>
+        <w:t xml:space="preserve"> EventoBuilder (en patterns.py)</w:t>
       </w:r>
     </w:p>
     <w:p>
@@ -915,76 +306,14 @@
         <w:rPr/>
       </w:pPr>
       <w:r>
-        <w:rPr/>
-        <w:t>Justificación:</w:t>
-      </w:r>
-    </w:p>
-    <w:p>
-      <w:pPr>
-        <w:pStyle w:val="ListParagraph"/>
-        <w:rPr/>
-      </w:pPr>
-      <w:r>
-        <w:rPr/>
-        <w:t>Protección crítica de la identidad digital de socios y administradores.</w:t>
-      </w:r>
-    </w:p>
-    <w:p>
-      <w:pPr>
-        <w:pStyle w:val="ListParagraph"/>
-        <w:rPr/>
-      </w:pPr>
-      <w:r>
         <w:rPr>
           <w:b/>
         </w:rPr>
-        <w:t xml:space="preserve">Problema / Riesgo: </w:t>
+        <w:t>Justificación:</w:t>
       </w:r>
       <w:r>
         <w:rPr/>
-        <w:t>El almacenamiento de contraseñas en texto plano es inaceptable bajo normativa GDPR y estándares de seguridad (OWASP).</w:t>
-      </w:r>
-    </w:p>
-    <w:p>
-      <w:pPr>
-        <w:pStyle w:val="ListParagraph"/>
-        <w:rPr/>
-      </w:pPr>
-      <w:r>
-        <w:rPr>
-          <w:b/>
-        </w:rPr>
-        <w:t xml:space="preserve">Solución Implementada: </w:t>
-      </w:r>
-      <w:r>
-        <w:rPr/>
-        <w:t>Implementación de hashing unidireccional con "salt". La base de datos nunca conoce la contraseña real, haciendo inútil la información en caso de filtración.</w:t>
-      </w:r>
-    </w:p>
-    <w:p>
-      <w:pPr>
-        <w:pStyle w:val="Heading2"/>
-        <w:rPr/>
-      </w:pPr>
-      <w:r>
-        <w:rPr/>
-        <w:t>B. Protocolo Seguro HTTPS (SSL/TLS)</w:t>
-      </w:r>
-    </w:p>
-    <w:p>
-      <w:pPr>
-        <w:pStyle w:val="Normal"/>
-        <w:rPr/>
-      </w:pPr>
-      <w:r>
-        <w:rPr>
-          <w:b/>
-        </w:rPr>
-        <w:t xml:space="preserve">Herramienta / Estrategia: </w:t>
-      </w:r>
-      <w:r>
-        <w:rPr/>
-        <w:t>Flask SSL Context (Ad-hoc Certificate)</w:t>
+        <w:t xml:space="preserve"> Construcción controlada de objetos complejos con múltiples dependencias (Imágenes, Fechas, Datos).</w:t>
       </w:r>
     </w:p>
     <w:p>
@@ -997,68 +326,1015 @@
         <w:rPr/>
       </w:pPr>
       <w:r>
-        <w:rPr/>
-        <w:t>Justificación:</w:t>
+        <w:rPr>
+          <w:b/>
+        </w:rPr>
+        <w:t>Problema / Riesgo:</w:t>
+      </w:r>
+      <w:r>
+        <w:rPr/>
+        <w:t xml:space="preserve"> Controladores masivos ("Fat Controllers") que mezclaban validación, gestión de archivos y persistencia.</w:t>
       </w:r>
     </w:p>
     <w:p>
       <w:pPr>
-        <w:pStyle w:val="ListParagraph"/>
-        <w:rPr/>
-      </w:pPr>
-      <w:r>
-        <w:rPr/>
-        <w:t>Requisito mandatorio para el acceso a periféricos del cliente (Cámara para escaneo QR).</w:t>
-      </w:r>
-    </w:p>
-    <w:p>
-      <w:pPr>
-        <w:pStyle w:val="ListParagraph"/>
+        <w:pStyle w:val="ListBullet"/>
+        <w:numPr>
+          <w:ilvl w:val="0"/>
+          <w:numId w:val="1"/>
+        </w:numPr>
         <w:rPr/>
       </w:pPr>
       <w:r>
         <w:rPr>
           <w:b/>
         </w:rPr>
-        <w:t xml:space="preserve">Problema / Riesgo: </w:t>
+        <w:t>Solución Implementada:</w:t>
       </w:r>
       <w:r>
         <w:rPr/>
-        <w:t>Los navegadores modernos (Chrome/Safari) bloquean la API `getUserMedia` en contextos no seguros (HTTP), inutilizando el escáner de entradas.</w:t>
+        <w:t xml:space="preserve"> Separación de la construcción y la representación. El Builder gestiona la complejidad de los archivos adjuntos y la validación de datos paso a paso.</w:t>
       </w:r>
     </w:p>
     <w:p>
       <w:pPr>
-        <w:pStyle w:val="ListParagraph"/>
+        <w:pStyle w:val="Heading2"/>
+        <w:rPr/>
+      </w:pPr>
+      <w:r>
+        <w:rPr/>
+        <w:t>D. Abstract Factory</w:t>
+      </w:r>
+    </w:p>
+    <w:p>
+      <w:pPr>
+        <w:pStyle w:val="ListBullet"/>
+        <w:numPr>
+          <w:ilvl w:val="0"/>
+          <w:numId w:val="1"/>
+        </w:numPr>
         <w:rPr/>
       </w:pPr>
       <w:r>
         <w:rPr>
           <w:b/>
         </w:rPr>
-        <w:t xml:space="preserve">Solución Implementada: </w:t>
+        <w:t>Herramienta / Estrategia:</w:t>
       </w:r>
       <w:r>
         <w:rPr/>
-        <w:t>Despliegue bajo HTTPS utilizando certificados autofirmados para desarrollo y preparación para certificados Let's Encrypt en producción, habilitando el uso seguro de la cámara y el cifrado de datos en tránsito.</w:t>
+        <w:t xml:space="preserve"> TransactionFactory</w:t>
       </w:r>
     </w:p>
     <w:p>
       <w:pPr>
-        <w:pStyle w:val="Normal"/>
+        <w:pStyle w:val="ListBullet"/>
+        <w:numPr>
+          <w:ilvl w:val="0"/>
+          <w:numId w:val="1"/>
+        </w:numPr>
         <w:rPr/>
       </w:pPr>
       <w:r>
-        <w:rPr/>
+        <w:rPr>
+          <w:b/>
+        </w:rPr>
+        <w:t>Justificación:</w:t>
       </w:r>
       <w:r>
-        <w:br w:type="page"/>
+        <w:rPr/>
+        <w:t xml:space="preserve"> Tratamiento polimórfico de transacciones heterogéneas (Eventos vs Rifas).</w:t>
       </w:r>
     </w:p>
     <w:p>
       <w:pPr>
+        <w:pStyle w:val="ListBullet"/>
+        <w:numPr>
+          <w:ilvl w:val="0"/>
+          <w:numId w:val="1"/>
+        </w:numPr>
+        <w:rPr/>
+      </w:pPr>
+      <w:r>
+        <w:rPr>
+          <w:b/>
+        </w:rPr>
+        <w:t>Problema / Riesgo:</w:t>
+      </w:r>
+      <w:r>
+        <w:rPr/>
+        <w:t xml:space="preserve"> Inconsistencia en la generación de entregables: Los eventos requieren QRs, las rifas solo registros digitales.</w:t>
+      </w:r>
+    </w:p>
+    <w:p>
+      <w:pPr>
+        <w:pStyle w:val="ListBullet"/>
+        <w:numPr>
+          <w:ilvl w:val="0"/>
+          <w:numId w:val="1"/>
+        </w:numPr>
+        <w:rPr/>
+      </w:pPr>
+      <w:r>
+        <w:rPr>
+          <w:b/>
+        </w:rPr>
+        <w:t>Solución Implementada:</w:t>
+      </w:r>
+      <w:r>
+        <w:rPr/>
+        <w:t xml:space="preserve"> Interfaz unificada que garantiza la creación coherente de familias de objetos relacionados (Entrada+QR o Boleto+Registro) sin exponer la lógica al cliente.</w:t>
+      </w:r>
+    </w:p>
+    <w:p>
+      <w:pPr>
+        <w:pStyle w:val="Heading2"/>
+        <w:rPr/>
+      </w:pPr>
+      <w:r>
+        <w:rPr/>
+        <w:t>E. Prototype</w:t>
+      </w:r>
+    </w:p>
+    <w:p>
+      <w:pPr>
+        <w:pStyle w:val="ListBullet"/>
+        <w:numPr>
+          <w:ilvl w:val="0"/>
+          <w:numId w:val="1"/>
+        </w:numPr>
+        <w:rPr/>
+      </w:pPr>
+      <w:r>
+        <w:rPr>
+          <w:b/>
+        </w:rPr>
+        <w:t>Herramienta / Estrategia:</w:t>
+      </w:r>
+      <w:r>
+        <w:rPr/>
+        <w:t xml:space="preserve"> Evento.clone() / Rifa.clone()</w:t>
+      </w:r>
+    </w:p>
+    <w:p>
+      <w:pPr>
+        <w:pStyle w:val="ListBullet"/>
+        <w:numPr>
+          <w:ilvl w:val="0"/>
+          <w:numId w:val="1"/>
+        </w:numPr>
+        <w:rPr/>
+      </w:pPr>
+      <w:r>
+        <w:rPr>
+          <w:b/>
+        </w:rPr>
+        <w:t>Justificación:</w:t>
+      </w:r>
+      <w:r>
+        <w:rPr/>
+        <w:t xml:space="preserve"> Optimización operativa para la gestión de eventos recurrentes.</w:t>
+      </w:r>
+    </w:p>
+    <w:p>
+      <w:pPr>
+        <w:pStyle w:val="ListBullet"/>
+        <w:numPr>
+          <w:ilvl w:val="0"/>
+          <w:numId w:val="1"/>
+        </w:numPr>
+        <w:rPr/>
+      </w:pPr>
+      <w:r>
+        <w:rPr>
+          <w:b/>
+        </w:rPr>
+        <w:t>Problema / Riesgo:</w:t>
+      </w:r>
+      <w:r>
+        <w:rPr/>
+        <w:t xml:space="preserve"> Pérdida de tiempo y errores humanos al recrear manualmente eventos idénticos (ej: Gala Benéfica anual).</w:t>
+      </w:r>
+    </w:p>
+    <w:p>
+      <w:pPr>
+        <w:pStyle w:val="ListBullet"/>
+        <w:numPr>
+          <w:ilvl w:val="0"/>
+          <w:numId w:val="1"/>
+        </w:numPr>
+        <w:rPr/>
+      </w:pPr>
+      <w:r>
+        <w:rPr>
+          <w:b/>
+        </w:rPr>
+        <w:t>Solución Implementada:</w:t>
+      </w:r>
+      <w:r>
+        <w:rPr/>
+        <w:t xml:space="preserve"> Clonación profunda de objetos en memoria para su posterior persistencia como nuevas entidades.</w:t>
+      </w:r>
+    </w:p>
+    <w:p>
+      <w:pPr>
+        <w:pStyle w:val="Heading2"/>
+        <w:rPr/>
+      </w:pPr>
+      <w:r>
+        <w:rPr/>
+        <w:t>F. Facade</w:t>
+      </w:r>
+    </w:p>
+    <w:p>
+      <w:pPr>
+        <w:pStyle w:val="ListBullet"/>
+        <w:numPr>
+          <w:ilvl w:val="0"/>
+          <w:numId w:val="1"/>
+        </w:numPr>
+        <w:rPr/>
+      </w:pPr>
+      <w:r>
+        <w:rPr>
+          <w:b/>
+        </w:rPr>
+        <w:t>Herramienta / Estrategia:</w:t>
+      </w:r>
+      <w:r>
+        <w:rPr/>
+        <w:t xml:space="preserve"> FundraisingFacade (en services.py)</w:t>
+      </w:r>
+    </w:p>
+    <w:p>
+      <w:pPr>
+        <w:pStyle w:val="ListBullet"/>
+        <w:numPr>
+          <w:ilvl w:val="0"/>
+          <w:numId w:val="1"/>
+        </w:numPr>
+        <w:rPr/>
+      </w:pPr>
+      <w:r>
+        <w:rPr>
+          <w:b/>
+        </w:rPr>
+        <w:t>Justificación:</w:t>
+      </w:r>
+      <w:r>
+        <w:rPr/>
+        <w:t xml:space="preserve"> Proveer una interfaz unificada y simplificada para un conjunto de interfaces en un subsistema complejo (Base de datos, Ficheros, Factories).</w:t>
+      </w:r>
+    </w:p>
+    <w:p>
+      <w:pPr>
+        <w:pStyle w:val="ListBullet"/>
+        <w:numPr>
+          <w:ilvl w:val="0"/>
+          <w:numId w:val="1"/>
+        </w:numPr>
+        <w:rPr/>
+      </w:pPr>
+      <w:r>
+        <w:rPr>
+          <w:b/>
+        </w:rPr>
+        <w:t>Problema / Riesgo:</w:t>
+      </w:r>
+      <w:r>
+        <w:rPr/>
+        <w:t xml:space="preserve"> Los controladores de la aplicación (app.py) comenzaban a violar el Principio de Responsabilidad Única, manejando directamente sesiones de base de datos, lógica de archivos y llamadas a múltiples fábricas. Esto genera un "código espagueti" difícil de testear y propenso a errores.</w:t>
+      </w:r>
+    </w:p>
+    <w:p>
+      <w:pPr>
+        <w:pStyle w:val="ListBullet"/>
+        <w:numPr>
+          <w:ilvl w:val="0"/>
+          <w:numId w:val="1"/>
+        </w:numPr>
+        <w:rPr/>
+      </w:pPr>
+      <w:r>
+        <w:rPr>
+          <w:b/>
+        </w:rPr>
+        <w:t>Solución Implementada:</w:t>
+      </w:r>
+      <w:r>
+        <w:rPr/>
+        <w:t xml:space="preserve"> Se ha encapsulado toda la lógica de negocio (Donaciones, Gestión de Eventos, Compras y Metas) tras una fachada única. El controlador web ahora solo invoca métodos de alto nivel como process_donation o purchase_ticket, desconociendo la complejidad interna de las transacciones SQL o la generación de QRs.</w:t>
+      </w:r>
+    </w:p>
+    <w:p>
+      <w:pPr>
+        <w:pStyle w:val="Heading2"/>
+        <w:rPr/>
+      </w:pPr>
+      <w:r>
+        <w:rPr/>
+        <w:t>G. Observer</w:t>
+      </w:r>
+    </w:p>
+    <w:p>
+      <w:pPr>
+        <w:pStyle w:val="ListBullet"/>
+        <w:numPr>
+          <w:ilvl w:val="0"/>
+          <w:numId w:val="1"/>
+        </w:numPr>
+        <w:rPr/>
+      </w:pPr>
+      <w:r>
+        <w:rPr>
+          <w:b/>
+        </w:rPr>
+        <w:t>Herramienta / Estrategia:</w:t>
+      </w:r>
+      <w:r>
+        <w:rPr/>
+        <w:t xml:space="preserve"> Subject / EmailNotificationObserver (en patterns.py)</w:t>
+      </w:r>
+    </w:p>
+    <w:p>
+      <w:pPr>
+        <w:pStyle w:val="ListBullet"/>
+        <w:numPr>
+          <w:ilvl w:val="0"/>
+          <w:numId w:val="1"/>
+        </w:numPr>
+        <w:rPr/>
+      </w:pPr>
+      <w:r>
+        <w:rPr>
+          <w:b/>
+        </w:rPr>
+        <w:t>Justificación:</w:t>
+      </w:r>
+      <w:r>
+        <w:rPr/>
+        <w:t xml:space="preserve"> Desacoplamiento de la lógica transaccional (ej: cobrar una entrada) de la lógica reactiva (ej: enviar un email de confirmación).</w:t>
+      </w:r>
+    </w:p>
+    <w:p>
+      <w:pPr>
+        <w:pStyle w:val="ListBullet"/>
+        <w:numPr>
+          <w:ilvl w:val="0"/>
+          <w:numId w:val="1"/>
+        </w:numPr>
+        <w:rPr/>
+      </w:pPr>
+      <w:r>
+        <w:rPr>
+          <w:b/>
+        </w:rPr>
+        <w:t>Problema / Riesgo:</w:t>
+      </w:r>
+      <w:r>
+        <w:rPr/>
+        <w:t xml:space="preserve"> Integrar el envío de correos electrónicos directamente dentro de los métodos de pago ralentiza la respuesta al usuario y crea una dependencia fuerte. Si el servicio de email falla, podría revertir una transacción financiera válida.</w:t>
+      </w:r>
+    </w:p>
+    <w:p>
+      <w:pPr>
+        <w:pStyle w:val="ListBullet"/>
+        <w:numPr>
+          <w:ilvl w:val="0"/>
+          <w:numId w:val="1"/>
+        </w:numPr>
+        <w:rPr/>
+      </w:pPr>
+      <w:r>
+        <w:rPr>
+          <w:b/>
+        </w:rPr>
+        <w:t>Solución Implementada:</w:t>
+      </w:r>
+      <w:r>
+        <w:rPr/>
+        <w:t xml:space="preserve"> Implementación de un sistema de publicación/suscripción. La clase FundraisingFacade actúa como Subject (Sujeto). Cuando ocurre un evento importante (ej: DONATION_RECEIVED), el sistema "notifica" a los observadores suscritos. Esto permite añadir nuevas reacciones en el futuro (SMS, Logs de auditoría) sin tocar el código de procesamiento de pagos.</w:t>
+      </w:r>
+    </w:p>
+    <w:p>
+      <w:pPr>
         <w:pStyle w:val="Heading1"/>
-        <w:spacing w:before="0" w:after="0"/>
+        <w:rPr/>
+      </w:pPr>
+      <w:r>
+        <w:rPr/>
+        <w:t>3. Estrategia de Diseño e Integración UI/UX</w:t>
+      </w:r>
+    </w:p>
+    <w:p>
+      <w:pPr>
+        <w:pStyle w:val="Normal"/>
+        <w:rPr/>
+      </w:pPr>
+      <w:r>
+        <w:rPr/>
+        <w:t>Dado que el propósito final es la implantación real, la interfaz se ha diseñado bajo el principio de "Integración Transparente". El usuario no debe percibir una ruptura entre la web institucional y esta plataforma de gestión.</w:t>
+      </w:r>
+    </w:p>
+    <w:p>
+      <w:pPr>
+        <w:pStyle w:val="Heading2"/>
+        <w:rPr/>
+      </w:pPr>
+      <w:r>
+        <w:rPr/>
+        <w:t>A. Fidelidad a la Identidad Corporativa</w:t>
+      </w:r>
+    </w:p>
+    <w:p>
+      <w:pPr>
+        <w:pStyle w:val="ListBullet"/>
+        <w:numPr>
+          <w:ilvl w:val="0"/>
+          <w:numId w:val="1"/>
+        </w:numPr>
+        <w:rPr/>
+      </w:pPr>
+      <w:r>
+        <w:rPr>
+          <w:b/>
+        </w:rPr>
+        <w:t>Herramienta / Estrategia:</w:t>
+      </w:r>
+      <w:r>
+        <w:rPr/>
+        <w:t xml:space="preserve"> Sistema de Diseño (Design System) &amp; CSS Variables</w:t>
+      </w:r>
+    </w:p>
+    <w:p>
+      <w:pPr>
+        <w:pStyle w:val="ListBullet"/>
+        <w:numPr>
+          <w:ilvl w:val="0"/>
+          <w:numId w:val="1"/>
+        </w:numPr>
+        <w:rPr/>
+      </w:pPr>
+      <w:r>
+        <w:rPr>
+          <w:b/>
+        </w:rPr>
+        <w:t>Justificación:</w:t>
+      </w:r>
+      <w:r>
+        <w:rPr/>
+        <w:t xml:space="preserve"> La marca Cudeca tiene una identidad visual consolidada que transmite esperanza y profesionalidad.</w:t>
+      </w:r>
+    </w:p>
+    <w:p>
+      <w:pPr>
+        <w:pStyle w:val="ListBullet"/>
+        <w:numPr>
+          <w:ilvl w:val="0"/>
+          <w:numId w:val="1"/>
+        </w:numPr>
+        <w:rPr/>
+      </w:pPr>
+      <w:r>
+        <w:rPr>
+          <w:b/>
+        </w:rPr>
+        <w:t>Problema / Riesgo:</w:t>
+      </w:r>
+      <w:r>
+        <w:rPr/>
+        <w:t xml:space="preserve"> El uso de colores genéricos o estilos predeterminados de Bootstrap generaría desconfianza y desconexión con la marca madre.</w:t>
+      </w:r>
+    </w:p>
+    <w:p>
+      <w:pPr>
+        <w:pStyle w:val="ListBullet"/>
+        <w:numPr>
+          <w:ilvl w:val="0"/>
+          <w:numId w:val="1"/>
+        </w:numPr>
+        <w:rPr/>
+      </w:pPr>
+      <w:r>
+        <w:rPr>
+          <w:b/>
+        </w:rPr>
+        <w:t>Solución Implementada:</w:t>
+      </w:r>
+      <w:r>
+        <w:rPr/>
+        <w:t xml:space="preserve"> Se ha implementado una hoja de estilos personalizada que replica exactamente la paleta cromática corporativa (Verde Cudeca #4CAF50 para acciones principales, Dorado para destacados) y las tipografías oficiales, asegurando que el módulo se sienta nativo.</w:t>
+      </w:r>
+    </w:p>
+    <w:p>
+      <w:pPr>
+        <w:pStyle w:val="Heading2"/>
+        <w:rPr/>
+      </w:pPr>
+      <w:r>
+        <w:rPr/>
+        <w:t>B. Continuidad Estructural y de Navegación</w:t>
+      </w:r>
+    </w:p>
+    <w:p>
+      <w:pPr>
+        <w:pStyle w:val="ListBullet"/>
+        <w:numPr>
+          <w:ilvl w:val="0"/>
+          <w:numId w:val="1"/>
+        </w:numPr>
+        <w:rPr/>
+      </w:pPr>
+      <w:r>
+        <w:rPr>
+          <w:b/>
+        </w:rPr>
+        <w:t>Herramienta / Estrategia:</w:t>
+      </w:r>
+      <w:r>
+        <w:rPr/>
+        <w:t xml:space="preserve"> Base Template &amp; Layout Consistency</w:t>
+      </w:r>
+    </w:p>
+    <w:p>
+      <w:pPr>
+        <w:pStyle w:val="ListBullet"/>
+        <w:numPr>
+          <w:ilvl w:val="0"/>
+          <w:numId w:val="1"/>
+        </w:numPr>
+        <w:rPr/>
+      </w:pPr>
+      <w:r>
+        <w:rPr>
+          <w:b/>
+        </w:rPr>
+        <w:t>Justificación:</w:t>
+      </w:r>
+      <w:r>
+        <w:rPr/>
+        <w:t xml:space="preserve"> La estructura de navegación (Header, Footer, Menús) debe ser inmutable durante la transición entre plataformas.</w:t>
+      </w:r>
+    </w:p>
+    <w:p>
+      <w:pPr>
+        <w:pStyle w:val="ListBullet"/>
+        <w:numPr>
+          <w:ilvl w:val="0"/>
+          <w:numId w:val="1"/>
+        </w:numPr>
+        <w:rPr/>
+      </w:pPr>
+      <w:r>
+        <w:rPr>
+          <w:b/>
+        </w:rPr>
+        <w:t>Problema / Riesgo:</w:t>
+      </w:r>
+      <w:r>
+        <w:rPr/>
+        <w:t xml:space="preserve"> Un cambio en la ubicación del menú o el pie de página provoca desorientación en el usuario, aumentando la tasa de rebote.</w:t>
+      </w:r>
+    </w:p>
+    <w:p>
+      <w:pPr>
+        <w:pStyle w:val="ListBullet"/>
+        <w:numPr>
+          <w:ilvl w:val="0"/>
+          <w:numId w:val="1"/>
+        </w:numPr>
+        <w:rPr/>
+      </w:pPr>
+      <w:r>
+        <w:rPr>
+          <w:b/>
+        </w:rPr>
+        <w:t>Solución Implementada:</w:t>
+      </w:r>
+      <w:r>
+        <w:rPr/>
+        <w:t xml:space="preserve"> Se ha diseñado un "base.html" que clona la estructura de la web principal, incluyendo logotipos, enlaces a redes sociales y avisos legales en las mismas posiciones exactas, garantizando una curva de aprendizaje nula para el usuario habitual.</w:t>
+      </w:r>
+    </w:p>
+    <w:p>
+      <w:pPr>
+        <w:pStyle w:val="Heading2"/>
+        <w:rPr/>
+      </w:pPr>
+      <w:r>
+        <w:rPr/>
+        <w:t>C. Psicología de la Confianza en Pagos</w:t>
+      </w:r>
+    </w:p>
+    <w:p>
+      <w:pPr>
+        <w:pStyle w:val="ListBullet"/>
+        <w:numPr>
+          <w:ilvl w:val="0"/>
+          <w:numId w:val="1"/>
+        </w:numPr>
+        <w:rPr/>
+      </w:pPr>
+      <w:r>
+        <w:rPr>
+          <w:b/>
+        </w:rPr>
+        <w:t>Herramienta / Estrategia:</w:t>
+      </w:r>
+      <w:r>
+        <w:rPr/>
+        <w:t xml:space="preserve"> Diseño de Interfaz Orientado a Conversión (CRO)</w:t>
+      </w:r>
+    </w:p>
+    <w:p>
+      <w:pPr>
+        <w:pStyle w:val="ListBullet"/>
+        <w:numPr>
+          <w:ilvl w:val="0"/>
+          <w:numId w:val="1"/>
+        </w:numPr>
+        <w:rPr/>
+      </w:pPr>
+      <w:r>
+        <w:rPr>
+          <w:b/>
+        </w:rPr>
+        <w:t>Justificación:</w:t>
+      </w:r>
+      <w:r>
+        <w:rPr/>
+        <w:t xml:space="preserve"> En un entorno de donaciones, la percepción de seguridad visual es tan importante como la seguridad técnica.</w:t>
+      </w:r>
+    </w:p>
+    <w:p>
+      <w:pPr>
+        <w:pStyle w:val="ListBullet"/>
+        <w:numPr>
+          <w:ilvl w:val="0"/>
+          <w:numId w:val="1"/>
+        </w:numPr>
+        <w:rPr/>
+      </w:pPr>
+      <w:r>
+        <w:rPr>
+          <w:b/>
+        </w:rPr>
+        <w:t>Problema / Riesgo:</w:t>
+      </w:r>
+      <w:r>
+        <w:rPr/>
+        <w:t xml:space="preserve"> Diseños descuidados, alineaciones incorrectas o interfaces "amateur" hacen que el usuario dude de la legitimidad del formulario de pago.</w:t>
+      </w:r>
+    </w:p>
+    <w:p>
+      <w:pPr>
+        <w:pStyle w:val="ListBullet"/>
+        <w:numPr>
+          <w:ilvl w:val="0"/>
+          <w:numId w:val="1"/>
+        </w:numPr>
+        <w:rPr/>
+      </w:pPr>
+      <w:r>
+        <w:rPr>
+          <w:b/>
+        </w:rPr>
+        <w:t>Solución Implementada:</w:t>
+      </w:r>
+      <w:r>
+        <w:rPr/>
+        <w:t xml:space="preserve"> Se ha cuidado al píxel la maquetación de los formularios de pago (Tarjetas, Bizum), utilizando espaciados claros, feedback visual inmediato y elementos de autoridad visual para maximizar la confianza del donante.</w:t>
+      </w:r>
+    </w:p>
+    <w:p>
+      <w:pPr>
+        <w:pStyle w:val="Heading2"/>
+        <w:rPr/>
+      </w:pPr>
+      <w:r>
+        <w:rPr/>
+        <w:t>D. Coherencia Semántica y Tono de Voz</w:t>
+      </w:r>
+    </w:p>
+    <w:p>
+      <w:pPr>
+        <w:pStyle w:val="ListBullet"/>
+        <w:numPr>
+          <w:ilvl w:val="0"/>
+          <w:numId w:val="1"/>
+        </w:numPr>
+        <w:rPr/>
+      </w:pPr>
+      <w:r>
+        <w:rPr>
+          <w:b/>
+        </w:rPr>
+        <w:t>Herramienta / Estrategia:</w:t>
+      </w:r>
+      <w:r>
+        <w:rPr/>
+        <w:t xml:space="preserve"> UX Writing &amp; Microcopy</w:t>
+      </w:r>
+    </w:p>
+    <w:p>
+      <w:pPr>
+        <w:pStyle w:val="ListBullet"/>
+        <w:numPr>
+          <w:ilvl w:val="0"/>
+          <w:numId w:val="1"/>
+        </w:numPr>
+        <w:rPr/>
+      </w:pPr>
+      <w:r>
+        <w:rPr>
+          <w:b/>
+        </w:rPr>
+        <w:t>Justificación:</w:t>
+      </w:r>
+      <w:r>
+        <w:rPr/>
+        <w:t xml:space="preserve"> La fundación mantiene un tono empático, agradecido y cercano, alejado de la frialdad transaccional.</w:t>
+      </w:r>
+    </w:p>
+    <w:p>
+      <w:pPr>
+        <w:pStyle w:val="ListBullet"/>
+        <w:numPr>
+          <w:ilvl w:val="0"/>
+          <w:numId w:val="1"/>
+        </w:numPr>
+        <w:rPr/>
+      </w:pPr>
+      <w:r>
+        <w:rPr>
+          <w:b/>
+        </w:rPr>
+        <w:t>Problema / Riesgo:</w:t>
+      </w:r>
+      <w:r>
+        <w:rPr/>
+        <w:t xml:space="preserve"> El uso de términos agresivos o puramente técnicos ("Pagar", "Transacción", "Error 404") rompe la narrativa solidaria.</w:t>
+      </w:r>
+    </w:p>
+    <w:p>
+      <w:pPr>
+        <w:pStyle w:val="ListBullet"/>
+        <w:numPr>
+          <w:ilvl w:val="0"/>
+          <w:numId w:val="1"/>
+        </w:numPr>
+        <w:rPr/>
+      </w:pPr>
+      <w:r>
+        <w:rPr>
+          <w:b/>
+        </w:rPr>
+        <w:t>Solución Implementada:</w:t>
+      </w:r>
+      <w:r>
+        <w:rPr/>
+        <w:t xml:space="preserve"> Se ha adaptado todo el "microcopy" (textos de botones, mensajes de éxito, correos) para reflejar el vocabulario de la organización (ej: "Colaborar" en lugar de "Pagar", mensajes de agradecimiento personalizados tras la donación), manteniendo la calidez humana en el proceso digital.</w:t>
+      </w:r>
+    </w:p>
+    <w:p>
+      <w:pPr>
+        <w:pStyle w:val="Heading1"/>
+        <w:rPr/>
+      </w:pPr>
+      <w:r>
+        <w:rPr/>
+      </w:r>
+    </w:p>
+    <w:p>
+      <w:pPr>
+        <w:pStyle w:val="Heading1"/>
+        <w:rPr/>
+      </w:pPr>
+      <w:r>
+        <w:rPr/>
+        <w:t>4. Seguridad e Infraestructura Técnica</w:t>
+      </w:r>
+    </w:p>
+    <w:p>
+      <w:pPr>
+        <w:pStyle w:val="Normal"/>
+        <w:rPr/>
+      </w:pPr>
+      <w:r>
+        <w:rPr/>
+        <w:t>Implementación de capas de seguridad para la protección de datos y hardware.</w:t>
+      </w:r>
+    </w:p>
+    <w:p>
+      <w:pPr>
+        <w:pStyle w:val="Heading2"/>
+        <w:rPr/>
+      </w:pPr>
+      <w:r>
+        <w:rPr/>
+        <w:t>A. Hashing y Protección de Credenciales</w:t>
+      </w:r>
+    </w:p>
+    <w:p>
+      <w:pPr>
+        <w:pStyle w:val="ListBullet"/>
+        <w:numPr>
+          <w:ilvl w:val="0"/>
+          <w:numId w:val="1"/>
+        </w:numPr>
+        <w:rPr/>
+      </w:pPr>
+      <w:r>
+        <w:rPr>
+          <w:b/>
+        </w:rPr>
+        <w:t>Herramienta / Estrategia:</w:t>
+      </w:r>
+      <w:r>
+        <w:rPr/>
+        <w:t xml:space="preserve"> Werkzeug Security (PBKDF2-SHA256)</w:t>
+      </w:r>
+    </w:p>
+    <w:p>
+      <w:pPr>
+        <w:pStyle w:val="ListBullet"/>
+        <w:numPr>
+          <w:ilvl w:val="0"/>
+          <w:numId w:val="1"/>
+        </w:numPr>
+        <w:rPr/>
+      </w:pPr>
+      <w:r>
+        <w:rPr>
+          <w:b/>
+        </w:rPr>
+        <w:t>Justificación:</w:t>
+      </w:r>
+      <w:r>
+        <w:rPr/>
+        <w:t xml:space="preserve"> Protección crítica de la identidad digital de socios y administradores.</w:t>
+      </w:r>
+    </w:p>
+    <w:p>
+      <w:pPr>
+        <w:pStyle w:val="ListBullet"/>
+        <w:numPr>
+          <w:ilvl w:val="0"/>
+          <w:numId w:val="1"/>
+        </w:numPr>
+        <w:rPr/>
+      </w:pPr>
+      <w:r>
+        <w:rPr>
+          <w:b/>
+        </w:rPr>
+        <w:t>Problema / Riesgo:</w:t>
+      </w:r>
+      <w:r>
+        <w:rPr/>
+        <w:t xml:space="preserve"> El almacenamiento de contraseñas en texto plano es inaceptable bajo normativa GDPR y estándares de seguridad (OWASP).</w:t>
+      </w:r>
+    </w:p>
+    <w:p>
+      <w:pPr>
+        <w:pStyle w:val="ListBullet"/>
+        <w:numPr>
+          <w:ilvl w:val="0"/>
+          <w:numId w:val="1"/>
+        </w:numPr>
+        <w:rPr/>
+      </w:pPr>
+      <w:r>
+        <w:rPr>
+          <w:b/>
+        </w:rPr>
+        <w:t>Solución Implementada:</w:t>
+      </w:r>
+      <w:r>
+        <w:rPr/>
+        <w:t xml:space="preserve"> Implementación de hashing unidireccional con "salt". La base de datos nunca conoce la contraseña real, haciendo inútil la información en caso de filtración.</w:t>
+      </w:r>
+    </w:p>
+    <w:p>
+      <w:pPr>
+        <w:pStyle w:val="Heading2"/>
+        <w:rPr/>
+      </w:pPr>
+      <w:r>
+        <w:rPr/>
+        <w:t>B. Protocolo Seguro HTTPS (SSL/TLS)</w:t>
+      </w:r>
+    </w:p>
+    <w:p>
+      <w:pPr>
+        <w:pStyle w:val="ListBullet"/>
+        <w:numPr>
+          <w:ilvl w:val="0"/>
+          <w:numId w:val="1"/>
+        </w:numPr>
+        <w:rPr/>
+      </w:pPr>
+      <w:r>
+        <w:rPr>
+          <w:b/>
+        </w:rPr>
+        <w:t>Herramienta / Estrategia:</w:t>
+      </w:r>
+      <w:r>
+        <w:rPr/>
+        <w:t xml:space="preserve"> Flask SSL Context (Ad-hoc Certificate)</w:t>
+      </w:r>
+    </w:p>
+    <w:p>
+      <w:pPr>
+        <w:pStyle w:val="ListBullet"/>
+        <w:numPr>
+          <w:ilvl w:val="0"/>
+          <w:numId w:val="1"/>
+        </w:numPr>
+        <w:rPr/>
+      </w:pPr>
+      <w:r>
+        <w:rPr>
+          <w:b/>
+        </w:rPr>
+        <w:t>Justificación:</w:t>
+      </w:r>
+      <w:r>
+        <w:rPr/>
+        <w:t xml:space="preserve"> Requisito mandatorio para el acceso a periféricos del cliente (Cámara para escaneo QR).</w:t>
+      </w:r>
+    </w:p>
+    <w:p>
+      <w:pPr>
+        <w:pStyle w:val="ListBullet"/>
+        <w:numPr>
+          <w:ilvl w:val="0"/>
+          <w:numId w:val="1"/>
+        </w:numPr>
+        <w:rPr/>
+      </w:pPr>
+      <w:r>
+        <w:rPr>
+          <w:b/>
+        </w:rPr>
+        <w:t>Problema / Riesgo:</w:t>
+      </w:r>
+      <w:r>
+        <w:rPr/>
+        <w:t xml:space="preserve"> Los navegadores modernos (Chrome/Safari) bloquean la API getUserMedia en contextos no seguros (HTTP), inutilizando el escáner de entradas.</w:t>
+      </w:r>
+    </w:p>
+    <w:p>
+      <w:pPr>
+        <w:pStyle w:val="ListBullet"/>
+        <w:numPr>
+          <w:ilvl w:val="0"/>
+          <w:numId w:val="1"/>
+        </w:numPr>
+        <w:rPr/>
+      </w:pPr>
+      <w:r>
+        <w:rPr>
+          <w:b/>
+        </w:rPr>
+        <w:t>Solución Implementada:</w:t>
+      </w:r>
+      <w:r>
+        <w:rPr/>
+        <w:t xml:space="preserve"> Despliegue bajo HTTPS utilizando certificados autofirmados para desarrollo y preparación para certificados Let's Encrypt en producción, habilitando el uso seguro de la cámara y el cifrado de datos en tránsito.</w:t>
+      </w:r>
+    </w:p>
+    <w:p>
+      <w:pPr>
+        <w:pStyle w:val="Heading1"/>
+        <w:rPr/>
+      </w:pPr>
+      <w:r>
+        <w:rPr/>
+      </w:r>
+    </w:p>
+    <w:p>
+      <w:pPr>
+        <w:pStyle w:val="Heading1"/>
+        <w:rPr/>
+      </w:pPr>
+      <w:r>
+        <w:rPr/>
+      </w:r>
+    </w:p>
+    <w:p>
+      <w:pPr>
+        <w:pStyle w:val="Normal"/>
+        <w:rPr/>
+      </w:pPr>
+      <w:r>
+        <w:rPr/>
+      </w:r>
+    </w:p>
+    <w:p>
+      <w:pPr>
+        <w:pStyle w:val="Heading1"/>
         <w:rPr/>
       </w:pPr>
       <w:r>
@@ -1078,21 +1354,15 @@
     </w:p>
     <w:p>
       <w:pPr>
-        <w:pStyle w:val="NoSpacing"/>
+        <w:pStyle w:val="DiagramStyle"/>
         <w:rPr/>
       </w:pPr>
       <w:r>
-        <w:rPr>
-          <w:rFonts w:ascii="Courier New" w:hAnsi="Courier New"/>
-          <w:sz w:val="18"/>
-        </w:rPr>
+        <w:rPr/>
         <w:t>┌───────────────┐          ┌───────────────┐</w:t>
       </w:r>
       <w:r>
-        <w:rPr>
-          <w:rFonts w:ascii="Courier New" w:hAnsi="Courier New"/>
-          <w:sz w:val="18"/>
-        </w:rPr>
+        <w:rPr/>
         <w:br/>
         <w:t>│   App_Flask   │─────────&gt;│    Models     │</w:t>
         <w:br/>
@@ -1105,7 +1375,6 @@
         <w:t xml:space="preserve">        └── [Violación Single Responsibility]</w:t>
         <w:br/>
         <w:t xml:space="preserve">            [Lógica de visualización mezclada]</w:t>
-        <w:br/>
       </w:r>
     </w:p>
     <w:p>
@@ -1125,57 +1394,44 @@
       </w:pPr>
       <w:r>
         <w:rPr/>
-        <w:t>Integración de Patrones, Seguridad y Capa de Presentación.</w:t>
+        <w:t>Integración de Patrones, Seguridad y Capa de Presentación con Acceso Unificado.</w:t>
       </w:r>
     </w:p>
     <w:p>
       <w:pPr>
-        <w:pStyle w:val="NoSpacing"/>
+        <w:pStyle w:val="DiagramStyle"/>
         <w:rPr/>
       </w:pPr>
       <w:r>
-        <w:rPr>
-          <w:rFonts w:ascii="Courier New" w:hAnsi="Courier New"/>
-          <w:sz w:val="16"/>
-        </w:rPr>
-        <w:t xml:space="preserve">                                ┌──────────────┐</w:t>
+        <w:rPr/>
+        <w:t>┌───────────────┐          ┌──────────────────────┐</w:t>
       </w:r>
       <w:r>
-        <w:rPr>
-          <w:rFonts w:ascii="Courier New" w:hAnsi="Courier New"/>
-          <w:sz w:val="16"/>
-        </w:rPr>
+        <w:rPr/>
         <w:br/>
-        <w:t xml:space="preserve">                          ┌────&gt;│ EventBuilder │───&gt; [Backend Logic]</w:t>
+        <w:t>│   App_Flask   │─────────&gt;│  FundraisingFacade   │ (Punto de entrada único)</w:t>
         <w:br/>
-        <w:t xml:space="preserve">                          │     └──────────────┘</w:t>
+        <w:t>│ (Controlador) │          │      (Subject)       │</w:t>
         <w:br/>
-        <w:t>┌───────────────┐         │</w:t>
+        <w:t>└───────┬───────┘          └──────────┬───────────┘</w:t>
         <w:br/>
-        <w:t>│   App_Flask   │─────────┼────&gt;┌────────────────┐</w:t>
+        <w:t xml:space="preserve">        │                             │ (Orquesta)</w:t>
         <w:br/>
-        <w:t>│ (Controlador) │         │     │ PaymentFactory │───&gt; [Business Logic]</w:t>
+        <w:t xml:space="preserve">        │                  ┌──────────┼───────────────┐</w:t>
         <w:br/>
-        <w:t>└──────┬────────┘         │     └────────────────┘</w:t>
+        <w:t>┌───────▼──────┐           ▼          ▼               ▼</w:t>
         <w:br/>
-        <w:t xml:space="preserve">       │                  │</w:t>
+        <w:t>│ Werkzeug/SSL │   ┌─────────────┐ ┌──────────┐ ┌─────────────┐</w:t>
         <w:br/>
-        <w:t xml:space="preserve">       │ (Security Layer) └────&gt;┌────────────────────┐</w:t>
+        <w:t>└──────────────┘   │EventBuilder │ │Factory(s)│ │EmailObserver│</w:t>
         <w:br/>
-        <w:t xml:space="preserve">       v                        │ TransactionFactory │───&gt; [Data Logic]</w:t>
+        <w:t xml:space="preserve">                   └─────────────┘ └──────────┘ └─────────────┘</w:t>
         <w:br/>
-        <w:t>┌──────────────┐                └────────────────────┘</w:t>
+        <w:t xml:space="preserve">                                      │</w:t>
         <w:br/>
-        <w:t>│ Werkzeug/SSL │</w:t>
+        <w:t xml:space="preserve">                                      ▼</w:t>
         <w:br/>
-        <w:t>└──────┬───────┘                ┌─────────────────────────┐</w:t>
-        <w:br/>
-        <w:t xml:space="preserve">       │ (Presentation Layer)   │   Design System &amp; UX    │</w:t>
-        <w:br/>
-        <w:t xml:space="preserve">       └───────────────────────&gt;│ (CSS/Bootstrap Custom)  │</w:t>
-        <w:br/>
-        <w:t xml:space="preserve">                                └─────────────────────────┘</w:t>
-        <w:br/>
+        <w:t xml:space="preserve">                               [Business Logic]</w:t>
       </w:r>
     </w:p>
     <w:p>
@@ -1186,6 +1442,16 @@
       <w:r>
         <w:rPr/>
         <w:t>6. Conclusión</w:t>
+      </w:r>
+    </w:p>
+    <w:p>
+      <w:pPr>
+        <w:pStyle w:val="Normal"/>
+        <w:rPr/>
+      </w:pPr>
+      <w:r>
+        <w:rPr/>
+        <w:t>El desarrollo realizado trasciende la simple implementación funcional. Se ha construido una solución de software profesional que equilibra una arquitectura interna robusta (Patrones y Seguridad) con una capa de presentación cuidadosamente diseñada para integrarse en la realidad operativa de la Fundación Cudeca.</w:t>
       </w:r>
     </w:p>
     <w:p>
@@ -1199,7 +1465,7 @@
       </w:pPr>
       <w:r>
         <w:rPr/>
-        <w:t>El desarrollo realizado trasciende la simple implementación funcional. Se ha construido una solución de software profesional que equilibra una arquitectura interna robusta (Patrones y Seguridad) con una capa de presentación cuidadosamente diseñada para integrarse en la realidad operativa de la Fundación Cudeca. El resultado es un sistema escalable, seguro y, sobre todo, empático con el usuario final.</w:t>
+        <w:t>El resultado es un sistema escalable, seguro y, sobre todo, empático con el usuario final.</w:t>
       </w:r>
     </w:p>
     <w:sectPr>
@@ -3240,6 +3506,24 @@
       <w:outlineLvl w:val="9"/>
     </w:pPr>
     <w:rPr/>
+  </w:style>
+  <w:style w:type="paragraph" w:styleId="DiagramStyle" w:customStyle="1">
+    <w:name w:val="DiagramStyle"/>
+    <w:qFormat/>
+    <w:pPr>
+      <w:widowControl/>
+      <w:bidi w:val="0"/>
+      <w:spacing w:lineRule="auto" w:line="276" w:before="0" w:after="200"/>
+      <w:jc w:val="left"/>
+    </w:pPr>
+    <w:rPr>
+      <w:rFonts w:ascii="Courier New" w:hAnsi="Courier New" w:eastAsia="ＭＳ 明朝" w:cs="" w:cstheme="minorBidi" w:eastAsiaTheme="minorEastAsia"/>
+      <w:color w:val="auto"/>
+      <w:kern w:val="0"/>
+      <w:sz w:val="18"/>
+      <w:szCs w:val="22"/>
+      <w:lang w:val="en-US" w:eastAsia="en-US" w:bidi="ar-SA"/>
+    </w:rPr>
   </w:style>
   <w:style w:type="numbering" w:styleId="NoList" w:default="1">
     <w:name w:val="No List"/>
